--- a/cisco-commands.docx
+++ b/cisco-commands.docx
@@ -2771,27 +2771,28 @@
         <w:rPr>
           <w:b/>
           <w:bCs/>
-        </w:rPr>
-      </w:pPr>
-      <w:r>
-        <w:rPr>
-          <w:b/>
-          <w:bCs/>
-        </w:rPr>
-        <w:t xml:space="preserve">Modifier le nom </w:t>
-      </w:r>
-      <w:proofErr w:type="gramStart"/>
-      <w:r>
-        <w:rPr>
-          <w:b/>
-          <w:bCs/>
-        </w:rPr>
-        <w:t>d’hôte :</w:t>
-      </w:r>
-      <w:proofErr w:type="gramEnd"/>
-    </w:p>
-    <w:p>
-      <w:r>
+          <w:lang w:val="fr-BE"/>
+        </w:rPr>
+      </w:pPr>
+      <w:r>
+        <w:rPr>
+          <w:b/>
+          <w:bCs/>
+          <w:lang w:val="fr-BE"/>
+        </w:rPr>
+        <w:t>Modifier le nom d’hôte :</w:t>
+      </w:r>
+    </w:p>
+    <w:p>
+      <w:pPr>
+        <w:rPr>
+          <w:lang w:val="fr-BE"/>
+        </w:rPr>
+      </w:pPr>
+      <w:r>
+        <w:rPr>
+          <w:lang w:val="fr-BE"/>
+        </w:rPr>
         <w:t>Hostname (config) #hostname NAME</w:t>
       </w:r>
     </w:p>
@@ -2857,15 +2858,7 @@
     </w:p>
     <w:p>
       <w:r>
-        <w:t xml:space="preserve">NAME (config) #banner </w:t>
-      </w:r>
-      <w:proofErr w:type="spellStart"/>
-      <w:r>
-        <w:t>motd</w:t>
-      </w:r>
-      <w:proofErr w:type="spellEnd"/>
-      <w:r>
-        <w:t xml:space="preserve"> $UNAUTHORIZED ACCESS IS PROHIBITED$</w:t>
+        <w:t>NAME (config) #banner motd $UNAUTHORIZED ACCESS IS PROHIBITED$</w:t>
       </w:r>
     </w:p>
     <w:p>
@@ -2909,15 +2902,8 @@
     </w:p>
     <w:p>
       <w:r>
-        <w:t xml:space="preserve">SW1 #delete </w:t>
-      </w:r>
-      <w:proofErr w:type="spellStart"/>
-      <w:proofErr w:type="gramStart"/>
-      <w:r>
-        <w:t>flash:vlan.dat</w:t>
-      </w:r>
-      <w:proofErr w:type="spellEnd"/>
-      <w:proofErr w:type="gramEnd"/>
+        <w:t>SW1 #delete flash:vlan.dat</w:t>
+      </w:r>
     </w:p>
     <w:p>
       <w:r>
@@ -3089,97 +3075,33 @@
           <w:bCs/>
         </w:rPr>
       </w:pPr>
-      <w:proofErr w:type="spellStart"/>
-      <w:r>
-        <w:rPr>
-          <w:b/>
-          <w:bCs/>
-        </w:rPr>
-        <w:t>Activer</w:t>
-      </w:r>
-      <w:proofErr w:type="spellEnd"/>
-      <w:r>
-        <w:rPr>
-          <w:b/>
-          <w:bCs/>
-        </w:rPr>
-        <w:t xml:space="preserve"> IPv</w:t>
-      </w:r>
-      <w:proofErr w:type="gramStart"/>
-      <w:r>
-        <w:rPr>
-          <w:b/>
-          <w:bCs/>
-        </w:rPr>
-        <w:t>6 :</w:t>
-      </w:r>
-      <w:proofErr w:type="gramEnd"/>
-    </w:p>
-    <w:p>
-      <w:r>
-        <w:t xml:space="preserve">R1 (config) #ipv6 </w:t>
-      </w:r>
-      <w:proofErr w:type="gramStart"/>
-      <w:r>
-        <w:t>unicast-routing</w:t>
-      </w:r>
-      <w:proofErr w:type="gramEnd"/>
-    </w:p>
-    <w:p>
-      <w:pPr>
-        <w:rPr>
-          <w:b/>
-          <w:bCs/>
-        </w:rPr>
-      </w:pPr>
-      <w:r>
-        <w:rPr>
-          <w:b/>
-          <w:bCs/>
-        </w:rPr>
-        <w:t xml:space="preserve">Assigner </w:t>
-      </w:r>
-      <w:proofErr w:type="spellStart"/>
-      <w:r>
-        <w:rPr>
-          <w:b/>
-          <w:bCs/>
-        </w:rPr>
-        <w:t>une</w:t>
-      </w:r>
-      <w:proofErr w:type="spellEnd"/>
-      <w:r>
-        <w:rPr>
-          <w:b/>
-          <w:bCs/>
-        </w:rPr>
-        <w:t xml:space="preserve"> </w:t>
-      </w:r>
-      <w:proofErr w:type="spellStart"/>
-      <w:r>
-        <w:rPr>
-          <w:b/>
-          <w:bCs/>
-        </w:rPr>
-        <w:t>adresse</w:t>
-      </w:r>
-      <w:proofErr w:type="spellEnd"/>
-      <w:r>
-        <w:rPr>
-          <w:b/>
-          <w:bCs/>
-        </w:rPr>
-        <w:t xml:space="preserve"> IPv</w:t>
-      </w:r>
-      <w:proofErr w:type="gramStart"/>
-      <w:r>
-        <w:rPr>
-          <w:b/>
-          <w:bCs/>
-        </w:rPr>
-        <w:t>6 :</w:t>
-      </w:r>
-      <w:proofErr w:type="gramEnd"/>
+      <w:r>
+        <w:rPr>
+          <w:b/>
+          <w:bCs/>
+        </w:rPr>
+        <w:t>Activer IPv6 :</w:t>
+      </w:r>
+    </w:p>
+    <w:p>
+      <w:r>
+        <w:t>R1 (config) #ipv6 unicast-routing</w:t>
+      </w:r>
+    </w:p>
+    <w:p>
+      <w:pPr>
+        <w:rPr>
+          <w:b/>
+          <w:bCs/>
+        </w:rPr>
+      </w:pPr>
+      <w:r>
+        <w:rPr>
+          <w:b/>
+          <w:bCs/>
+        </w:rPr>
+        <w:t>Assigner une adresse IPv6 :</w:t>
+      </w:r>
     </w:p>
     <w:p>
       <w:r>
@@ -3205,41 +3127,17 @@
     </w:p>
     <w:p>
       <w:r>
-        <w:t>R1 (config) #ipv6 route 2001:600:0:</w:t>
-      </w:r>
-      <w:proofErr w:type="gramStart"/>
-      <w:r>
-        <w:t>8::/</w:t>
-      </w:r>
-      <w:proofErr w:type="gramEnd"/>
-      <w:r>
-        <w:t>64 s0/0/0 (Serial)</w:t>
-      </w:r>
-    </w:p>
-    <w:p>
-      <w:pPr>
-        <w:rPr>
-          <w:lang w:val="fr-BE"/>
-        </w:rPr>
-      </w:pPr>
-      <w:r>
-        <w:t>R1 (config) #ipv6 route 2001:600:0:</w:t>
-      </w:r>
-      <w:proofErr w:type="gramStart"/>
-      <w:r>
-        <w:t>8::/</w:t>
-      </w:r>
-      <w:proofErr w:type="gramEnd"/>
-      <w:r>
-        <w:t>64 g0/0 FE80</w:t>
-      </w:r>
-      <w:proofErr w:type="gramStart"/>
-      <w:r>
-        <w:t xml:space="preserve"> :…</w:t>
-      </w:r>
-      <w:proofErr w:type="gramEnd"/>
-      <w:r>
-        <w:t xml:space="preserve"> </w:t>
+        <w:t>R1 (config) #ipv6 route 2001:600:0:8::/64 s0/0/0 (Serial)</w:t>
+      </w:r>
+    </w:p>
+    <w:p>
+      <w:pPr>
+        <w:rPr>
+          <w:lang w:val="fr-BE"/>
+        </w:rPr>
+      </w:pPr>
+      <w:r>
+        <w:t xml:space="preserve">R1 (config) #ipv6 route 2001:600:0:8::/64 g0/0 FE80 :… </w:t>
       </w:r>
       <w:r>
         <w:rPr>
@@ -3273,15 +3171,7 @@
         <w:t xml:space="preserve"> </w:t>
       </w:r>
       <w:r>
-        <w:t xml:space="preserve">(config) #ipv6 </w:t>
-      </w:r>
-      <w:proofErr w:type="gramStart"/>
-      <w:r>
-        <w:t>route :</w:t>
-      </w:r>
-      <w:proofErr w:type="gramEnd"/>
-      <w:r>
-        <w:t>:/0 s0/0/0 (Serial)</w:t>
+        <w:t>(config) #ipv6 route ::/0 s0/0/0 (Serial)</w:t>
       </w:r>
     </w:p>
     <w:p>
@@ -3297,23 +3187,7 @@
         <w:t xml:space="preserve"> </w:t>
       </w:r>
       <w:r>
-        <w:t xml:space="preserve">(config) #ipv6 </w:t>
-      </w:r>
-      <w:proofErr w:type="gramStart"/>
-      <w:r>
-        <w:t>route :</w:t>
-      </w:r>
-      <w:proofErr w:type="gramEnd"/>
-      <w:r>
-        <w:t>:/0 g0/0 FE80</w:t>
-      </w:r>
-      <w:proofErr w:type="gramStart"/>
-      <w:r>
-        <w:t xml:space="preserve"> :…</w:t>
-      </w:r>
-      <w:proofErr w:type="gramEnd"/>
-      <w:r>
-        <w:t xml:space="preserve"> </w:t>
+        <w:t xml:space="preserve">(config) #ipv6 route ::/0 g0/0 FE80 :… </w:t>
       </w:r>
       <w:r>
         <w:rPr>
@@ -3347,15 +3221,7 @@
         <w:t xml:space="preserve"> </w:t>
       </w:r>
       <w:r>
-        <w:t>(config-if) #ipv6 address fe</w:t>
-      </w:r>
-      <w:proofErr w:type="gramStart"/>
-      <w:r>
-        <w:t>80 :</w:t>
-      </w:r>
-      <w:proofErr w:type="gramEnd"/>
-      <w:r>
-        <w:t>:1 link-local</w:t>
+        <w:t>(config-if) #ipv6 address fe80 ::1 link-local</w:t>
       </w:r>
     </w:p>
     <w:p>
@@ -3386,23 +3252,7 @@
         <w:t xml:space="preserve"> </w:t>
       </w:r>
       <w:r>
-        <w:t xml:space="preserve">#ipv6 </w:t>
-      </w:r>
-      <w:proofErr w:type="spellStart"/>
-      <w:r>
-        <w:t>nd</w:t>
-      </w:r>
-      <w:proofErr w:type="spellEnd"/>
-      <w:r>
-        <w:t xml:space="preserve"> </w:t>
-      </w:r>
-      <w:proofErr w:type="spellStart"/>
-      <w:r>
-        <w:t>ra</w:t>
-      </w:r>
-      <w:proofErr w:type="spellEnd"/>
-      <w:r>
-        <w:t>-interval 20</w:t>
+        <w:t>#ipv6 nd ra-interval 20</w:t>
       </w:r>
     </w:p>
     <w:p>
@@ -3426,30 +3276,14 @@
         </w:rPr>
       </w:pPr>
       <w:bookmarkStart w:id="9" w:name="_Toc223597175"/>
-      <w:proofErr w:type="spellStart"/>
       <w:r>
         <w:rPr>
           <w:lang w:val="fr-BE"/>
         </w:rPr>
         <w:lastRenderedPageBreak/>
-        <w:t>Remote</w:t>
-      </w:r>
-      <w:proofErr w:type="spellEnd"/>
-      <w:r>
-        <w:rPr>
-          <w:lang w:val="fr-BE"/>
-        </w:rPr>
-        <w:t xml:space="preserve"> Terminal Access </w:t>
-      </w:r>
-      <w:proofErr w:type="spellStart"/>
-      <w:r>
-        <w:rPr>
-          <w:lang w:val="fr-BE"/>
-        </w:rPr>
-        <w:t>Protocols</w:t>
+        <w:t>Remote Terminal Access Protocols</w:t>
       </w:r>
       <w:bookmarkEnd w:id="9"/>
-      <w:proofErr w:type="spellEnd"/>
     </w:p>
     <w:p>
       <w:pPr>
@@ -3486,15 +3320,7 @@
     </w:p>
     <w:p>
       <w:r>
-        <w:t xml:space="preserve">Hostname (config) #line </w:t>
-      </w:r>
-      <w:proofErr w:type="spellStart"/>
-      <w:r>
-        <w:t>vty</w:t>
-      </w:r>
-      <w:proofErr w:type="spellEnd"/>
-      <w:r>
-        <w:t xml:space="preserve"> 0 4</w:t>
+        <w:t>Hostname (config) #line vty 0 4</w:t>
       </w:r>
     </w:p>
     <w:p>
@@ -3564,15 +3390,7 @@
     </w:p>
     <w:p>
       <w:r>
-        <w:t xml:space="preserve">R1 (config) #no </w:t>
-      </w:r>
-      <w:proofErr w:type="spellStart"/>
-      <w:r>
-        <w:t>ip</w:t>
-      </w:r>
-      <w:proofErr w:type="spellEnd"/>
-      <w:r>
-        <w:t xml:space="preserve"> domain–lookup</w:t>
+        <w:t>R1 (config) #no ip domain–lookup</w:t>
       </w:r>
     </w:p>
     <w:p>
@@ -3594,15 +3412,8 @@
     </w:p>
     <w:p>
       <w:r>
-        <w:t xml:space="preserve">Hostname (config) #ip domain-name </w:t>
-      </w:r>
-      <w:proofErr w:type="spellStart"/>
-      <w:proofErr w:type="gramStart"/>
-      <w:r>
-        <w:t>example.local</w:t>
-      </w:r>
-      <w:proofErr w:type="spellEnd"/>
-      <w:proofErr w:type="gramEnd"/>
+        <w:t>Hostname (config) #ip domain-name example.local</w:t>
+      </w:r>
     </w:p>
     <w:p>
       <w:pPr>
@@ -3639,23 +3450,7 @@
     </w:p>
     <w:p>
       <w:r>
-        <w:t xml:space="preserve">Hostname (config) #crypto key </w:t>
-      </w:r>
-      <w:proofErr w:type="gramStart"/>
-      <w:r>
-        <w:t>generate</w:t>
-      </w:r>
-      <w:proofErr w:type="gramEnd"/>
-      <w:r>
-        <w:t xml:space="preserve"> </w:t>
-      </w:r>
-      <w:proofErr w:type="spellStart"/>
-      <w:r>
-        <w:t>rsa</w:t>
-      </w:r>
-      <w:proofErr w:type="spellEnd"/>
-      <w:r>
-        <w:t xml:space="preserve"> general-keys modulus 1024</w:t>
+        <w:t>Hostname (config) #crypto key generate rsa general-keys modulus 1024</w:t>
       </w:r>
     </w:p>
     <w:p>
@@ -3681,33 +3476,11 @@
           <w:lang w:val="fr-BE"/>
         </w:rPr>
       </w:pPr>
-      <w:proofErr w:type="spellStart"/>
-      <w:r>
-        <w:rPr>
-          <w:lang w:val="fr-BE"/>
-        </w:rPr>
-        <w:t>Hostname</w:t>
-      </w:r>
-      <w:proofErr w:type="spellEnd"/>
-      <w:r>
-        <w:rPr>
-          <w:lang w:val="fr-BE"/>
-        </w:rPr>
-        <w:t xml:space="preserve"> (config) #username admin </w:t>
-      </w:r>
-      <w:proofErr w:type="spellStart"/>
-      <w:r>
-        <w:rPr>
-          <w:lang w:val="fr-BE"/>
-        </w:rPr>
-        <w:t>password</w:t>
-      </w:r>
-      <w:proofErr w:type="spellEnd"/>
-      <w:r>
-        <w:rPr>
-          <w:lang w:val="fr-BE"/>
-        </w:rPr>
-        <w:t xml:space="preserve"> azerty</w:t>
+      <w:r>
+        <w:rPr>
+          <w:lang w:val="fr-BE"/>
+        </w:rPr>
+        <w:t>Hostname (config) #username admin password azerty</w:t>
       </w:r>
     </w:p>
     <w:p>
@@ -3745,15 +3518,7 @@
     </w:p>
     <w:p>
       <w:r>
-        <w:t xml:space="preserve">Hostname (config) #line </w:t>
-      </w:r>
-      <w:proofErr w:type="spellStart"/>
-      <w:r>
-        <w:t>vty</w:t>
-      </w:r>
-      <w:proofErr w:type="spellEnd"/>
-      <w:r>
-        <w:t xml:space="preserve"> 0 4</w:t>
+        <w:t>Hostname (config) #line vty 0 4</w:t>
       </w:r>
     </w:p>
     <w:p>
@@ -3863,63 +3628,29 @@
     </w:p>
     <w:p>
       <w:r>
-        <w:t>SW1 (config-</w:t>
-      </w:r>
-      <w:proofErr w:type="spellStart"/>
-      <w:r>
-        <w:t>vlan</w:t>
-      </w:r>
-      <w:proofErr w:type="spellEnd"/>
-      <w:r>
-        <w:t>) #name SALES</w:t>
-      </w:r>
-    </w:p>
-    <w:p>
-      <w:pPr>
-        <w:rPr>
-          <w:b/>
-          <w:bCs/>
-          <w:lang w:val="fr-BE"/>
-        </w:rPr>
-      </w:pPr>
-      <w:r>
-        <w:rPr>
-          <w:b/>
-          <w:bCs/>
-          <w:lang w:val="fr-BE"/>
-        </w:rPr>
-        <w:t xml:space="preserve">Assignation d’une adresse </w:t>
-      </w:r>
-      <w:proofErr w:type="spellStart"/>
-      <w:r>
-        <w:rPr>
-          <w:b/>
-          <w:bCs/>
-          <w:lang w:val="fr-BE"/>
-        </w:rPr>
-        <w:t>ip</w:t>
-      </w:r>
-      <w:proofErr w:type="spellEnd"/>
-      <w:r>
-        <w:rPr>
-          <w:b/>
-          <w:bCs/>
-          <w:lang w:val="fr-BE"/>
-        </w:rPr>
-        <w:t xml:space="preserve"> au vlan :</w:t>
-      </w:r>
-    </w:p>
-    <w:p>
-      <w:r>
-        <w:t xml:space="preserve">SW1 (config) #interface </w:t>
-      </w:r>
-      <w:proofErr w:type="spellStart"/>
-      <w:r>
-        <w:t>vlan</w:t>
-      </w:r>
-      <w:proofErr w:type="spellEnd"/>
-      <w:r>
-        <w:t xml:space="preserve"> </w:t>
+        <w:t>SW1 (config-vlan) #name SALES</w:t>
+      </w:r>
+    </w:p>
+    <w:p>
+      <w:pPr>
+        <w:rPr>
+          <w:b/>
+          <w:bCs/>
+          <w:lang w:val="fr-BE"/>
+        </w:rPr>
+      </w:pPr>
+      <w:r>
+        <w:rPr>
+          <w:b/>
+          <w:bCs/>
+          <w:lang w:val="fr-BE"/>
+        </w:rPr>
+        <w:t>Assignation d’une adresse ip au vlan :</w:t>
+      </w:r>
+    </w:p>
+    <w:p>
+      <w:r>
+        <w:t xml:space="preserve">SW1 (config) #interface vlan </w:t>
       </w:r>
       <w:r>
         <w:t>&lt;number&gt;</w:t>
@@ -3930,15 +3661,7 @@
         <w:t xml:space="preserve">SW1 (config-if) #ip address </w:t>
       </w:r>
       <w:r>
-        <w:t>&lt;</w:t>
-      </w:r>
-      <w:proofErr w:type="spellStart"/>
-      <w:r>
-        <w:t>ip</w:t>
-      </w:r>
-      <w:proofErr w:type="spellEnd"/>
-      <w:r>
-        <w:t>-address&gt; &lt;mask&gt;</w:t>
+        <w:t>&lt;ip-address&gt; &lt;mask&gt;</w:t>
       </w:r>
     </w:p>
     <w:p>
@@ -3953,94 +3676,20 @@
           <w:bCs/>
         </w:rPr>
       </w:pPr>
-      <w:proofErr w:type="spellStart"/>
-      <w:r>
-        <w:rPr>
-          <w:b/>
-          <w:bCs/>
-        </w:rPr>
-        <w:t>Indiquer</w:t>
-      </w:r>
-      <w:proofErr w:type="spellEnd"/>
-      <w:r>
-        <w:rPr>
-          <w:b/>
-          <w:bCs/>
-        </w:rPr>
-        <w:t xml:space="preserve"> </w:t>
-      </w:r>
-      <w:proofErr w:type="spellStart"/>
-      <w:r>
-        <w:rPr>
-          <w:b/>
-          <w:bCs/>
-        </w:rPr>
-        <w:t>l’adresse</w:t>
-      </w:r>
-      <w:proofErr w:type="spellEnd"/>
-      <w:r>
-        <w:rPr>
-          <w:b/>
-          <w:bCs/>
-        </w:rPr>
-        <w:t xml:space="preserve"> </w:t>
-      </w:r>
-      <w:proofErr w:type="spellStart"/>
-      <w:r>
-        <w:rPr>
-          <w:b/>
-          <w:bCs/>
-        </w:rPr>
-        <w:t>ip</w:t>
-      </w:r>
-      <w:proofErr w:type="spellEnd"/>
-      <w:r>
-        <w:rPr>
-          <w:b/>
-          <w:bCs/>
-        </w:rPr>
-        <w:t xml:space="preserve"> du gateway (pour le </w:t>
-      </w:r>
-      <w:proofErr w:type="spellStart"/>
-      <w:r>
-        <w:rPr>
-          <w:b/>
-          <w:bCs/>
-        </w:rPr>
-        <w:t>vlan</w:t>
-      </w:r>
-      <w:proofErr w:type="spellEnd"/>
-      <w:r>
-        <w:rPr>
-          <w:b/>
-          <w:bCs/>
-        </w:rPr>
-        <w:t xml:space="preserve"> de management</w:t>
-      </w:r>
-      <w:proofErr w:type="gramStart"/>
-      <w:r>
-        <w:rPr>
-          <w:b/>
-          <w:bCs/>
-        </w:rPr>
-        <w:t>) :</w:t>
-      </w:r>
-      <w:proofErr w:type="gramEnd"/>
+      <w:r>
+        <w:rPr>
+          <w:b/>
+          <w:bCs/>
+        </w:rPr>
+        <w:t>Indiquer l’adresse ip du gateway (pour le vlan de management) :</w:t>
+      </w:r>
     </w:p>
     <w:p>
       <w:r>
         <w:t xml:space="preserve">SW1 (config) #ip default-gateway </w:t>
       </w:r>
       <w:r>
-        <w:t>&lt;</w:t>
-      </w:r>
-      <w:proofErr w:type="spellStart"/>
-      <w:r>
-        <w:t>ip</w:t>
-      </w:r>
-      <w:proofErr w:type="spellEnd"/>
-      <w:r>
-        <w:t>-address&gt;</w:t>
+        <w:t>&lt;ip-address&gt;</w:t>
       </w:r>
     </w:p>
     <w:p>
@@ -4094,15 +3743,7 @@
     </w:p>
     <w:p>
       <w:r>
-        <w:t xml:space="preserve">SW1 (config) #interface </w:t>
-      </w:r>
-      <w:proofErr w:type="spellStart"/>
-      <w:r>
-        <w:t>fastEthernet</w:t>
-      </w:r>
-      <w:proofErr w:type="spellEnd"/>
-      <w:r>
-        <w:t xml:space="preserve"> 0/5</w:t>
+        <w:t>SW1 (config) #interface fastEthernet 0/5</w:t>
       </w:r>
     </w:p>
     <w:p>
@@ -4112,15 +3753,7 @@
     </w:p>
     <w:p>
       <w:r>
-        <w:t xml:space="preserve">SW1 (config-if) #switchport access </w:t>
-      </w:r>
-      <w:proofErr w:type="spellStart"/>
-      <w:r>
-        <w:t>vlan</w:t>
-      </w:r>
-      <w:proofErr w:type="spellEnd"/>
-      <w:r>
-        <w:t xml:space="preserve"> </w:t>
+        <w:t xml:space="preserve">SW1 (config-if) #switchport access vlan </w:t>
       </w:r>
       <w:r>
         <w:t>&lt;number&gt;</w:t>
@@ -4138,15 +3771,7 @@
     </w:p>
     <w:p>
       <w:r>
-        <w:t xml:space="preserve">SW1 (config) #interface </w:t>
-      </w:r>
-      <w:proofErr w:type="spellStart"/>
-      <w:r>
-        <w:t>fastEthernet</w:t>
-      </w:r>
-      <w:proofErr w:type="spellEnd"/>
-      <w:r>
-        <w:t xml:space="preserve"> 0/1</w:t>
+        <w:t>SW1 (config) #interface fastEthernet 0/1</w:t>
       </w:r>
     </w:p>
     <w:p>
@@ -4168,36 +3793,46 @@
           <w:bCs/>
           <w:lang w:val="fr-BE"/>
         </w:rPr>
-        <w:t xml:space="preserve">Interdire tous les </w:t>
-      </w:r>
-      <w:proofErr w:type="spellStart"/>
-      <w:r>
-        <w:rPr>
-          <w:b/>
-          <w:bCs/>
-          <w:lang w:val="fr-BE"/>
-        </w:rPr>
-        <w:t>vlan’s</w:t>
-      </w:r>
-      <w:proofErr w:type="spellEnd"/>
-      <w:r>
-        <w:rPr>
-          <w:b/>
-          <w:bCs/>
-          <w:lang w:val="fr-BE"/>
-        </w:rPr>
-        <w:t xml:space="preserve"> de passer sur le </w:t>
-      </w:r>
-      <w:proofErr w:type="spellStart"/>
-      <w:r>
-        <w:rPr>
-          <w:b/>
-          <w:bCs/>
-          <w:lang w:val="fr-BE"/>
-        </w:rPr>
-        <w:t>trunk</w:t>
-      </w:r>
-      <w:proofErr w:type="spellEnd"/>
+        <w:t>Interdire tous les vlan’s de passer sur le trunk :</w:t>
+      </w:r>
+    </w:p>
+    <w:p>
+      <w:r>
+        <w:t>SW1 (config-if) #switchport trunk allowed vlan none</w:t>
+      </w:r>
+    </w:p>
+    <w:p>
+      <w:pPr>
+        <w:rPr>
+          <w:b/>
+          <w:bCs/>
+          <w:lang w:val="fr-BE"/>
+        </w:rPr>
+      </w:pPr>
+      <w:r>
+        <w:rPr>
+          <w:b/>
+          <w:bCs/>
+          <w:lang w:val="fr-BE"/>
+        </w:rPr>
+        <w:t>Autoriser</w:t>
+      </w:r>
+      <w:r>
+        <w:rPr>
+          <w:b/>
+          <w:bCs/>
+          <w:lang w:val="fr-BE"/>
+        </w:rPr>
+        <w:t xml:space="preserve"> / Interdire</w:t>
+      </w:r>
+      <w:r>
+        <w:rPr>
+          <w:b/>
+          <w:bCs/>
+          <w:lang w:val="fr-BE"/>
+        </w:rPr>
+        <w:t xml:space="preserve"> le passage d’un vlan sur le trunk</w:t>
+      </w:r>
       <w:r>
         <w:rPr>
           <w:b/>
@@ -4209,79 +3844,7 @@
     </w:p>
     <w:p>
       <w:r>
-        <w:t xml:space="preserve">SW1 (config-if) #switchport trunk allowed </w:t>
-      </w:r>
-      <w:proofErr w:type="spellStart"/>
-      <w:r>
-        <w:t>vlan</w:t>
-      </w:r>
-      <w:proofErr w:type="spellEnd"/>
-      <w:r>
-        <w:t xml:space="preserve"> none</w:t>
-      </w:r>
-    </w:p>
-    <w:p>
-      <w:pPr>
-        <w:rPr>
-          <w:b/>
-          <w:bCs/>
-          <w:lang w:val="fr-BE"/>
-        </w:rPr>
-      </w:pPr>
-      <w:r>
-        <w:rPr>
-          <w:b/>
-          <w:bCs/>
-          <w:lang w:val="fr-BE"/>
-        </w:rPr>
-        <w:t>Autoriser</w:t>
-      </w:r>
-      <w:r>
-        <w:rPr>
-          <w:b/>
-          <w:bCs/>
-          <w:lang w:val="fr-BE"/>
-        </w:rPr>
-        <w:t xml:space="preserve"> / Interdire</w:t>
-      </w:r>
-      <w:r>
-        <w:rPr>
-          <w:b/>
-          <w:bCs/>
-          <w:lang w:val="fr-BE"/>
-        </w:rPr>
-        <w:t xml:space="preserve"> le passage d’un vlan sur le </w:t>
-      </w:r>
-      <w:proofErr w:type="spellStart"/>
-      <w:r>
-        <w:rPr>
-          <w:b/>
-          <w:bCs/>
-          <w:lang w:val="fr-BE"/>
-        </w:rPr>
-        <w:t>trunk</w:t>
-      </w:r>
-      <w:proofErr w:type="spellEnd"/>
-      <w:r>
-        <w:rPr>
-          <w:b/>
-          <w:bCs/>
-          <w:lang w:val="fr-BE"/>
-        </w:rPr>
-        <w:t> :</w:t>
-      </w:r>
-    </w:p>
-    <w:p>
-      <w:r>
-        <w:t xml:space="preserve">SW1 (config-if) #switchport trunk allowed </w:t>
-      </w:r>
-      <w:proofErr w:type="spellStart"/>
-      <w:r>
-        <w:t>vlan</w:t>
-      </w:r>
-      <w:proofErr w:type="spellEnd"/>
-      <w:r>
-        <w:t xml:space="preserve"> add </w:t>
+        <w:t xml:space="preserve">SW1 (config-if) #switchport trunk allowed vlan add </w:t>
       </w:r>
       <w:r>
         <w:t>&lt;number&gt;</w:t>
@@ -4289,15 +3852,7 @@
     </w:p>
     <w:p>
       <w:r>
-        <w:t xml:space="preserve">SW1 (config-if) #switchport trunk allowed </w:t>
-      </w:r>
-      <w:proofErr w:type="spellStart"/>
-      <w:r>
-        <w:t>vlan</w:t>
-      </w:r>
-      <w:proofErr w:type="spellEnd"/>
-      <w:r>
-        <w:t xml:space="preserve"> remove </w:t>
+        <w:t xml:space="preserve">SW1 (config-if) #switchport trunk allowed vlan remove </w:t>
       </w:r>
       <w:r>
         <w:t>&lt;number&gt;</w:t>
@@ -4331,15 +3886,7 @@
         <w:t xml:space="preserve">R1 (config-if) #ip address </w:t>
       </w:r>
       <w:r>
-        <w:t>&lt;</w:t>
-      </w:r>
-      <w:proofErr w:type="spellStart"/>
-      <w:r>
-        <w:t>ip</w:t>
-      </w:r>
-      <w:proofErr w:type="spellEnd"/>
-      <w:r>
-        <w:t>-address&gt; &lt;mask&gt;</w:t>
+        <w:t>&lt;ip-address&gt; &lt;mask&gt;</w:t>
       </w:r>
     </w:p>
     <w:p>
@@ -4347,15 +3894,7 @@
         <w:t xml:space="preserve">R1(config-if) #ip helper-address </w:t>
       </w:r>
       <w:r>
-        <w:t>&lt;</w:t>
-      </w:r>
-      <w:proofErr w:type="spellStart"/>
-      <w:r>
-        <w:t>ip</w:t>
-      </w:r>
-      <w:proofErr w:type="spellEnd"/>
-      <w:r>
-        <w:t xml:space="preserve">-address&gt; </w:t>
+        <w:t xml:space="preserve">&lt;ip-address&gt; </w:t>
       </w:r>
       <w:r>
         <w:t>(DHCP Server)</w:t>
@@ -4426,106 +3965,37 @@
     </w:p>
     <w:p>
       <w:r>
-        <w:t xml:space="preserve">R1 #show </w:t>
-      </w:r>
-      <w:proofErr w:type="spellStart"/>
-      <w:r>
-        <w:t>ip</w:t>
-      </w:r>
-      <w:proofErr w:type="spellEnd"/>
-      <w:r>
-        <w:t xml:space="preserve"> route</w:t>
-      </w:r>
-    </w:p>
-    <w:p>
-      <w:r>
-        <w:t xml:space="preserve">R1 #show </w:t>
-      </w:r>
-      <w:proofErr w:type="spellStart"/>
-      <w:r>
-        <w:t>ip</w:t>
-      </w:r>
-      <w:proofErr w:type="spellEnd"/>
-      <w:r>
-        <w:t xml:space="preserve"> </w:t>
-      </w:r>
-      <w:proofErr w:type="spellStart"/>
-      <w:r>
-        <w:t>ospf</w:t>
-      </w:r>
-      <w:proofErr w:type="spellEnd"/>
-      <w:r>
-        <w:t xml:space="preserve"> interface</w:t>
-      </w:r>
-    </w:p>
-    <w:p>
-      <w:r>
-        <w:t xml:space="preserve">R1 #show </w:t>
-      </w:r>
-      <w:proofErr w:type="spellStart"/>
-      <w:r>
-        <w:t>ip</w:t>
-      </w:r>
-      <w:proofErr w:type="spellEnd"/>
-      <w:r>
-        <w:t xml:space="preserve"> </w:t>
-      </w:r>
-      <w:proofErr w:type="spellStart"/>
-      <w:r>
-        <w:t>ospf</w:t>
-      </w:r>
-      <w:proofErr w:type="spellEnd"/>
-      <w:r>
-        <w:t xml:space="preserve"> </w:t>
-      </w:r>
-      <w:proofErr w:type="spellStart"/>
-      <w:r>
-        <w:t>neighbor</w:t>
-      </w:r>
-      <w:proofErr w:type="spellEnd"/>
-    </w:p>
-    <w:p>
-      <w:pPr>
-        <w:rPr>
-          <w:b/>
-          <w:bCs/>
-        </w:rPr>
-      </w:pPr>
-      <w:r>
-        <w:rPr>
-          <w:b/>
-          <w:bCs/>
-        </w:rPr>
-        <w:t xml:space="preserve">Configuration du processus </w:t>
-      </w:r>
-      <w:proofErr w:type="gramStart"/>
-      <w:r>
-        <w:rPr>
-          <w:b/>
-          <w:bCs/>
-        </w:rPr>
-        <w:t>OSPF :</w:t>
-      </w:r>
-      <w:proofErr w:type="gramEnd"/>
-      <w:r>
-        <w:rPr>
-          <w:b/>
-          <w:bCs/>
-        </w:rPr>
-        <w:t xml:space="preserve"> </w:t>
-      </w:r>
-    </w:p>
-    <w:p>
-      <w:r>
-        <w:t xml:space="preserve">R1 (config) #router </w:t>
-      </w:r>
-      <w:proofErr w:type="spellStart"/>
-      <w:r>
-        <w:t>ospf</w:t>
-      </w:r>
-      <w:proofErr w:type="spellEnd"/>
-      <w:r>
-        <w:t xml:space="preserve"> 10</w:t>
+        <w:t>R1 #show ip route</w:t>
+      </w:r>
+    </w:p>
+    <w:p>
+      <w:r>
+        <w:t>R1 #show ip ospf interface</w:t>
+      </w:r>
+    </w:p>
+    <w:p>
+      <w:r>
+        <w:t>R1 #show ip ospf neighbor</w:t>
+      </w:r>
+    </w:p>
+    <w:p>
+      <w:pPr>
+        <w:rPr>
+          <w:b/>
+          <w:bCs/>
+        </w:rPr>
+      </w:pPr>
+      <w:r>
+        <w:rPr>
+          <w:b/>
+          <w:bCs/>
+        </w:rPr>
+        <w:t xml:space="preserve">Configuration du processus OSPF : </w:t>
+      </w:r>
+    </w:p>
+    <w:p>
+      <w:r>
+        <w:t>R1 (config) #router ospf 10</w:t>
       </w:r>
     </w:p>
     <w:p>
@@ -4567,28 +4037,12 @@
     </w:p>
     <w:p>
       <w:r>
-        <w:t xml:space="preserve">R1 (config-if) #ip </w:t>
-      </w:r>
-      <w:proofErr w:type="spellStart"/>
-      <w:r>
-        <w:t>ospf</w:t>
-      </w:r>
-      <w:proofErr w:type="spellEnd"/>
-      <w:r>
-        <w:t xml:space="preserve"> process-id area area-id</w:t>
-      </w:r>
-    </w:p>
-    <w:p>
-      <w:r>
-        <w:t xml:space="preserve">R1 (config-if) #ip </w:t>
-      </w:r>
-      <w:proofErr w:type="spellStart"/>
-      <w:r>
-        <w:t>ospf</w:t>
-      </w:r>
-      <w:proofErr w:type="spellEnd"/>
-      <w:r>
-        <w:t xml:space="preserve"> network point-to-point</w:t>
+        <w:t>R1 (config-if) #ip ospf process-id area area-id</w:t>
+      </w:r>
+    </w:p>
+    <w:p>
+      <w:r>
+        <w:t>R1 (config-if) #ip ospf network point-to-point</w:t>
       </w:r>
     </w:p>
     <w:p>
@@ -4618,16 +4072,8 @@
         <w:rPr>
           <w:lang w:val="fr-BE"/>
         </w:rPr>
-        <w:t xml:space="preserve">R1 (config-router) #default-information </w:t>
-      </w:r>
-      <w:proofErr w:type="spellStart"/>
-      <w:r>
-        <w:rPr>
-          <w:lang w:val="fr-BE"/>
-        </w:rPr>
-        <w:t>originate</w:t>
-      </w:r>
-      <w:proofErr w:type="spellEnd"/>
+        <w:t>R1 (config-router) #default-information originate</w:t>
+      </w:r>
     </w:p>
     <w:p>
       <w:pPr>
@@ -4648,85 +4094,695 @@
     </w:p>
     <w:p>
       <w:r>
-        <w:t>R1 (config-router) #network network-address wildcard-mask area area-id</w:t>
-      </w:r>
-    </w:p>
-    <w:p>
-      <w:r>
-        <w:t>R1 (config-router) #passive-interface loopback 0</w:t>
-      </w:r>
-    </w:p>
-    <w:p>
-      <w:r>
-        <w:t xml:space="preserve">R1 (config-if) #ip </w:t>
-      </w:r>
-      <w:proofErr w:type="spellStart"/>
-      <w:r>
-        <w:t>ospf</w:t>
-      </w:r>
-      <w:proofErr w:type="spellEnd"/>
-      <w:r>
-        <w:t xml:space="preserve"> priority 255</w:t>
-      </w:r>
-    </w:p>
-    <w:p>
-      <w:r>
-        <w:t xml:space="preserve">R1 (config-if) #ip </w:t>
-      </w:r>
-      <w:proofErr w:type="spellStart"/>
-      <w:r>
-        <w:t>ospf</w:t>
-      </w:r>
-      <w:proofErr w:type="spellEnd"/>
-      <w:r>
-        <w:t xml:space="preserve"> cost 10</w:t>
-      </w:r>
-    </w:p>
-    <w:p>
-      <w:r>
-        <w:t xml:space="preserve">R1 (config-if) #ip </w:t>
-      </w:r>
-      <w:proofErr w:type="spellStart"/>
-      <w:r>
-        <w:t>ospf</w:t>
-      </w:r>
-      <w:proofErr w:type="spellEnd"/>
-      <w:r>
-        <w:t xml:space="preserve"> hello-interval seconds</w:t>
-      </w:r>
-    </w:p>
-    <w:p>
-      <w:r>
-        <w:t xml:space="preserve">R1 (config-if) #ip </w:t>
-      </w:r>
-      <w:proofErr w:type="spellStart"/>
-      <w:r>
-        <w:t>ospf</w:t>
-      </w:r>
-      <w:proofErr w:type="spellEnd"/>
-      <w:r>
-        <w:t xml:space="preserve"> dead-interval seconds</w:t>
-      </w:r>
-    </w:p>
-    <w:p>
-      <w:r>
-        <w:t xml:space="preserve">R1 #clear </w:t>
-      </w:r>
-      <w:proofErr w:type="spellStart"/>
-      <w:r>
-        <w:t>ip</w:t>
-      </w:r>
-      <w:proofErr w:type="spellEnd"/>
-      <w:r>
-        <w:t xml:space="preserve"> </w:t>
-      </w:r>
-      <w:proofErr w:type="spellStart"/>
-      <w:r>
-        <w:t>ospf</w:t>
-      </w:r>
-      <w:proofErr w:type="spellEnd"/>
-      <w:r>
-        <w:t xml:space="preserve"> process</w:t>
+        <w:t>R1 (config-if) #ip ospf priority 255</w:t>
+      </w:r>
+    </w:p>
+    <w:p>
+      <w:r>
+        <w:t>R1 (config-if) #ip ospf cost 10</w:t>
+      </w:r>
+    </w:p>
+    <w:p>
+      <w:r>
+        <w:t>R1 (config-if) #ip ospf hello-interval seconds</w:t>
+      </w:r>
+    </w:p>
+    <w:p>
+      <w:r>
+        <w:t>R1 (config-if) #ip ospf dead-interval seconds</w:t>
+      </w:r>
+    </w:p>
+    <w:p>
+      <w:r>
+        <w:t>R1 #clear ip ospf process</w:t>
+      </w:r>
+    </w:p>
+    <w:p>
+      <w:pPr>
+        <w:pStyle w:val="Titre2"/>
+      </w:pPr>
+      <w:r>
+        <w:t>Virtual link</w:t>
+      </w:r>
+    </w:p>
+    <w:p>
+      <w:r>
+        <w:t>R1 (config) #router ospf 1</w:t>
+      </w:r>
+    </w:p>
+    <w:p>
+      <w:pPr>
+        <w:rPr>
+          <w:i/>
+          <w:iCs/>
+          <w:sz w:val="20"/>
+          <w:szCs w:val="20"/>
+        </w:rPr>
+      </w:pPr>
+      <w:r>
+        <w:t xml:space="preserve">R1 (config-router) #area </w:t>
+      </w:r>
+      <w:r>
+        <w:rPr>
+          <w:i/>
+          <w:iCs/>
+          <w:sz w:val="20"/>
+          <w:szCs w:val="20"/>
+        </w:rPr>
+        <w:t>“transit area number”</w:t>
+      </w:r>
+      <w:r>
+        <w:t xml:space="preserve"> virtual-link </w:t>
+      </w:r>
+      <w:r>
+        <w:rPr>
+          <w:i/>
+          <w:iCs/>
+          <w:sz w:val="20"/>
+          <w:szCs w:val="20"/>
+        </w:rPr>
+        <w:t>“router-id of the other end of the tunnel”</w:t>
+      </w:r>
+    </w:p>
+    <w:p>
+      <w:pPr>
+        <w:rPr>
+          <w:i/>
+          <w:iCs/>
+          <w:sz w:val="20"/>
+          <w:szCs w:val="20"/>
+          <w:lang w:val="fr-BE"/>
+        </w:rPr>
+      </w:pPr>
+      <w:r>
+        <w:rPr>
+          <w:i/>
+          <w:iCs/>
+          <w:sz w:val="20"/>
+          <w:szCs w:val="20"/>
+          <w:lang w:val="fr-BE"/>
+        </w:rPr>
+        <w:t>Comment</w:t>
+      </w:r>
+      <w:r>
+        <w:rPr>
+          <w:i/>
+          <w:iCs/>
+          <w:sz w:val="20"/>
+          <w:szCs w:val="20"/>
+          <w:lang w:val="fr-BE"/>
+        </w:rPr>
+        <w:t xml:space="preserve"> </w:t>
+      </w:r>
+      <w:r>
+        <w:rPr>
+          <w:i/>
+          <w:iCs/>
+          <w:sz w:val="20"/>
+          <w:szCs w:val="20"/>
+          <w:lang w:val="fr-BE"/>
+        </w:rPr>
+        <w:t>: A faire sur l</w:t>
+      </w:r>
+      <w:r>
+        <w:rPr>
+          <w:i/>
+          <w:iCs/>
+          <w:sz w:val="20"/>
+          <w:szCs w:val="20"/>
+          <w:lang w:val="fr-BE"/>
+        </w:rPr>
+        <w:t>es 2 extrémités</w:t>
+      </w:r>
+    </w:p>
+    <w:p>
+      <w:pPr>
+        <w:pStyle w:val="Titre2"/>
+      </w:pPr>
+      <w:r>
+        <w:t>Stub a</w:t>
+      </w:r>
+      <w:r>
+        <w:t>rea</w:t>
+      </w:r>
+    </w:p>
+    <w:p>
+      <w:pPr>
+        <w:rPr>
+          <w:lang w:val="fr-BE"/>
+        </w:rPr>
+      </w:pPr>
+      <w:r>
+        <w:rPr>
+          <w:lang w:val="fr-BE"/>
+        </w:rPr>
+        <w:t>R1</w:t>
+      </w:r>
+      <w:r>
+        <w:rPr>
+          <w:lang w:val="fr-BE"/>
+        </w:rPr>
+        <w:t xml:space="preserve"> </w:t>
+      </w:r>
+      <w:r>
+        <w:rPr>
+          <w:lang w:val="fr-BE"/>
+        </w:rPr>
+        <w:t>(config)</w:t>
+      </w:r>
+      <w:r>
+        <w:rPr>
+          <w:lang w:val="fr-BE"/>
+        </w:rPr>
+        <w:t xml:space="preserve"> </w:t>
+      </w:r>
+      <w:r>
+        <w:rPr>
+          <w:lang w:val="fr-BE"/>
+        </w:rPr>
+        <w:t>#router ospf 1</w:t>
+      </w:r>
+    </w:p>
+    <w:p>
+      <w:pPr>
+        <w:rPr>
+          <w:b/>
+          <w:bCs/>
+          <w:lang w:val="fr-BE"/>
+        </w:rPr>
+      </w:pPr>
+      <w:r>
+        <w:rPr>
+          <w:b/>
+          <w:bCs/>
+          <w:lang w:val="fr-BE"/>
+        </w:rPr>
+        <w:t>Sur tous les routeurs de la zone :</w:t>
+      </w:r>
+    </w:p>
+    <w:p>
+      <w:r>
+        <w:t>R1</w:t>
+      </w:r>
+      <w:r>
+        <w:t xml:space="preserve"> </w:t>
+      </w:r>
+      <w:r>
+        <w:t>(config-router)</w:t>
+      </w:r>
+      <w:r>
+        <w:t xml:space="preserve"> </w:t>
+      </w:r>
+      <w:r>
+        <w:t xml:space="preserve">#area 4 </w:t>
+      </w:r>
+      <w:r>
+        <w:t>st</w:t>
+      </w:r>
+      <w:r>
+        <w:t>ub</w:t>
+      </w:r>
+    </w:p>
+    <w:p>
+      <w:pPr>
+        <w:rPr>
+          <w:b/>
+          <w:bCs/>
+          <w:lang w:val="fr-BE"/>
+        </w:rPr>
+      </w:pPr>
+      <w:r>
+        <w:rPr>
+          <w:b/>
+          <w:bCs/>
+          <w:lang w:val="fr-BE"/>
+        </w:rPr>
+        <w:t>Assigner le réseau à la zone :</w:t>
+      </w:r>
+    </w:p>
+    <w:p>
+      <w:r>
+        <w:lastRenderedPageBreak/>
+        <w:t>R1(config-router)</w:t>
+      </w:r>
+      <w:r>
+        <w:t xml:space="preserve"> </w:t>
+      </w:r>
+      <w:r>
+        <w:t>#network 165.164.0.0 0.0.0.255 area 4</w:t>
+      </w:r>
+    </w:p>
+    <w:p>
+      <w:pPr>
+        <w:pStyle w:val="Titre2"/>
+      </w:pPr>
+      <w:r>
+        <w:t>Totally stubby area</w:t>
+      </w:r>
+    </w:p>
+    <w:p>
+      <w:r>
+        <w:t>R1</w:t>
+      </w:r>
+      <w:r>
+        <w:t xml:space="preserve"> </w:t>
+      </w:r>
+      <w:r>
+        <w:t>(config)</w:t>
+      </w:r>
+      <w:r>
+        <w:t xml:space="preserve"> </w:t>
+      </w:r>
+      <w:r>
+        <w:t>#router ospf 1</w:t>
+      </w:r>
+    </w:p>
+    <w:p>
+      <w:pPr>
+        <w:rPr>
+          <w:b/>
+          <w:bCs/>
+        </w:rPr>
+      </w:pPr>
+      <w:r>
+        <w:rPr>
+          <w:b/>
+          <w:bCs/>
+        </w:rPr>
+        <w:t>Sur le routeur ABR :</w:t>
+      </w:r>
+    </w:p>
+    <w:p>
+      <w:r>
+        <w:t xml:space="preserve">R1 (config-router) #area </w:t>
+      </w:r>
+      <w:r>
+        <w:t>3</w:t>
+      </w:r>
+      <w:r>
+        <w:t xml:space="preserve"> </w:t>
+      </w:r>
+      <w:r>
+        <w:t>stub no-summary</w:t>
+      </w:r>
+    </w:p>
+    <w:p>
+      <w:pPr>
+        <w:rPr>
+          <w:b/>
+          <w:bCs/>
+        </w:rPr>
+      </w:pPr>
+      <w:r>
+        <w:rPr>
+          <w:b/>
+          <w:bCs/>
+        </w:rPr>
+        <w:t>Sur le</w:t>
+      </w:r>
+      <w:r>
+        <w:rPr>
+          <w:b/>
+          <w:bCs/>
+        </w:rPr>
+        <w:t>s autres</w:t>
+      </w:r>
+      <w:r>
+        <w:rPr>
+          <w:b/>
+          <w:bCs/>
+        </w:rPr>
+        <w:t xml:space="preserve"> :</w:t>
+      </w:r>
+    </w:p>
+    <w:p>
+      <w:r>
+        <w:t xml:space="preserve">R1 (config-router) #area </w:t>
+      </w:r>
+      <w:r>
+        <w:t>3</w:t>
+      </w:r>
+      <w:r>
+        <w:t xml:space="preserve"> </w:t>
+      </w:r>
+      <w:r>
+        <w:t>stub</w:t>
+      </w:r>
+    </w:p>
+    <w:p>
+      <w:pPr>
+        <w:rPr>
+          <w:b/>
+          <w:bCs/>
+          <w:lang w:val="fr-BE"/>
+        </w:rPr>
+      </w:pPr>
+      <w:r>
+        <w:rPr>
+          <w:b/>
+          <w:bCs/>
+          <w:lang w:val="fr-BE"/>
+        </w:rPr>
+        <w:t>Assigner le réseau à la zone :</w:t>
+      </w:r>
+    </w:p>
+    <w:p>
+      <w:r>
+        <w:t>R1</w:t>
+      </w:r>
+      <w:r>
+        <w:t xml:space="preserve"> </w:t>
+      </w:r>
+      <w:r>
+        <w:t>(config-router)</w:t>
+      </w:r>
+      <w:r>
+        <w:t xml:space="preserve"> </w:t>
+      </w:r>
+      <w:r>
+        <w:t xml:space="preserve">#network 165.164.0.0 0.0.0.255 area </w:t>
+      </w:r>
+      <w:r>
+        <w:t>3</w:t>
+      </w:r>
+    </w:p>
+    <w:p>
+      <w:pPr>
+        <w:pStyle w:val="Titre2"/>
+      </w:pPr>
+      <w:r>
+        <w:t>NSSA</w:t>
+      </w:r>
+      <w:r>
+        <w:t xml:space="preserve"> area</w:t>
+      </w:r>
+    </w:p>
+    <w:p>
+      <w:r>
+        <w:t>R1</w:t>
+      </w:r>
+      <w:r>
+        <w:t xml:space="preserve"> </w:t>
+      </w:r>
+      <w:r>
+        <w:t>(config)</w:t>
+      </w:r>
+      <w:r>
+        <w:t xml:space="preserve"> </w:t>
+      </w:r>
+      <w:r>
+        <w:t>#router ospf 1</w:t>
+      </w:r>
+    </w:p>
+    <w:p>
+      <w:pPr>
+        <w:rPr>
+          <w:b/>
+          <w:bCs/>
+          <w:lang w:val="fr-BE"/>
+        </w:rPr>
+      </w:pPr>
+      <w:r>
+        <w:rPr>
+          <w:b/>
+          <w:bCs/>
+          <w:lang w:val="fr-BE"/>
+        </w:rPr>
+        <w:t>Sur tous les routeurs de la zone :</w:t>
+      </w:r>
+    </w:p>
+    <w:p>
+      <w:r>
+        <w:t>R1</w:t>
+      </w:r>
+      <w:r>
+        <w:t xml:space="preserve"> </w:t>
+      </w:r>
+      <w:r>
+        <w:t>(config-router)</w:t>
+      </w:r>
+      <w:r>
+        <w:t xml:space="preserve"> </w:t>
+      </w:r>
+      <w:r>
+        <w:t>#area 4 nssa</w:t>
+      </w:r>
+    </w:p>
+    <w:p>
+      <w:pPr>
+        <w:rPr>
+          <w:b/>
+          <w:bCs/>
+          <w:lang w:val="fr-BE"/>
+        </w:rPr>
+      </w:pPr>
+      <w:r>
+        <w:rPr>
+          <w:b/>
+          <w:bCs/>
+          <w:lang w:val="fr-BE"/>
+        </w:rPr>
+        <w:t>Assigner le réseau à la zone :</w:t>
+      </w:r>
+    </w:p>
+    <w:p>
+      <w:r>
+        <w:t>R1</w:t>
+      </w:r>
+      <w:r>
+        <w:t xml:space="preserve"> </w:t>
+      </w:r>
+      <w:r>
+        <w:t>(config-router)</w:t>
+      </w:r>
+      <w:r>
+        <w:t xml:space="preserve"> </w:t>
+      </w:r>
+      <w:r>
+        <w:t>#network 165.164.0.0 0.0.0.255 area 4</w:t>
+      </w:r>
+    </w:p>
+    <w:p>
+      <w:pPr>
+        <w:rPr>
+          <w:b/>
+          <w:bCs/>
+        </w:rPr>
+      </w:pPr>
+      <w:r>
+        <w:rPr>
+          <w:b/>
+          <w:bCs/>
+        </w:rPr>
+        <w:t>Sur le ASBR :</w:t>
+      </w:r>
+    </w:p>
+    <w:p>
+      <w:r>
+        <w:t xml:space="preserve">R1 (config-router) #redistribute </w:t>
+      </w:r>
+      <w:r>
+        <w:t>(</w:t>
+      </w:r>
+      <w:r>
+        <w:t>eigrp 50</w:t>
+      </w:r>
+      <w:r>
+        <w:t>/rip subnets)</w:t>
+      </w:r>
+      <w:r>
+        <w:t xml:space="preserve"> metric … metric-type (1/2)</w:t>
+      </w:r>
+    </w:p>
+    <w:p>
+      <w:pPr>
+        <w:pStyle w:val="Titre2"/>
+      </w:pPr>
+      <w:r>
+        <w:t xml:space="preserve">Totally </w:t>
+      </w:r>
+      <w:r>
+        <w:t>NSSA area</w:t>
+      </w:r>
+    </w:p>
+    <w:p>
+      <w:r>
+        <w:t>R1</w:t>
+      </w:r>
+      <w:r>
+        <w:t xml:space="preserve"> </w:t>
+      </w:r>
+      <w:r>
+        <w:t>(config)</w:t>
+      </w:r>
+      <w:r>
+        <w:t xml:space="preserve"> </w:t>
+      </w:r>
+      <w:r>
+        <w:t>#router ospf 1</w:t>
+      </w:r>
+    </w:p>
+    <w:p>
+      <w:pPr>
+        <w:rPr>
+          <w:b/>
+          <w:bCs/>
+          <w:lang w:val="fr-BE"/>
+        </w:rPr>
+      </w:pPr>
+      <w:r>
+        <w:rPr>
+          <w:b/>
+          <w:bCs/>
+          <w:lang w:val="fr-BE"/>
+        </w:rPr>
+        <w:t>Sur le routeur ABR :</w:t>
+      </w:r>
+    </w:p>
+    <w:p>
+      <w:r>
+        <w:t>R1</w:t>
+      </w:r>
+      <w:r>
+        <w:t xml:space="preserve"> </w:t>
+      </w:r>
+      <w:r>
+        <w:t>(config-router)</w:t>
+      </w:r>
+      <w:r>
+        <w:t xml:space="preserve"> </w:t>
+      </w:r>
+      <w:r>
+        <w:t xml:space="preserve">#area </w:t>
+      </w:r>
+      <w:r>
+        <w:t>5</w:t>
+      </w:r>
+      <w:r>
+        <w:t xml:space="preserve"> </w:t>
+      </w:r>
+      <w:r>
+        <w:t>nssa</w:t>
+      </w:r>
+      <w:r>
+        <w:t xml:space="preserve"> no-summary</w:t>
+      </w:r>
+    </w:p>
+    <w:p>
+      <w:pPr>
+        <w:rPr>
+          <w:b/>
+          <w:bCs/>
+          <w:lang w:val="fr-BE"/>
+        </w:rPr>
+      </w:pPr>
+      <w:r>
+        <w:rPr>
+          <w:b/>
+          <w:bCs/>
+          <w:lang w:val="fr-BE"/>
+        </w:rPr>
+        <w:t>Sur les autres :</w:t>
+      </w:r>
+    </w:p>
+    <w:p>
+      <w:pPr>
+        <w:rPr>
+          <w:lang w:val="fr-BE"/>
+        </w:rPr>
+      </w:pPr>
+      <w:r>
+        <w:rPr>
+          <w:lang w:val="fr-BE"/>
+        </w:rPr>
+        <w:t>R1</w:t>
+      </w:r>
+      <w:r>
+        <w:rPr>
+          <w:lang w:val="fr-BE"/>
+        </w:rPr>
+        <w:t xml:space="preserve"> </w:t>
+      </w:r>
+      <w:r>
+        <w:rPr>
+          <w:lang w:val="fr-BE"/>
+        </w:rPr>
+        <w:t>(config-router)</w:t>
+      </w:r>
+      <w:r>
+        <w:rPr>
+          <w:lang w:val="fr-BE"/>
+        </w:rPr>
+        <w:t xml:space="preserve"> </w:t>
+      </w:r>
+      <w:r>
+        <w:rPr>
+          <w:lang w:val="fr-BE"/>
+        </w:rPr>
+        <w:t xml:space="preserve">#area </w:t>
+      </w:r>
+      <w:r>
+        <w:rPr>
+          <w:lang w:val="fr-BE"/>
+        </w:rPr>
+        <w:t>5</w:t>
+      </w:r>
+      <w:r>
+        <w:rPr>
+          <w:lang w:val="fr-BE"/>
+        </w:rPr>
+        <w:t xml:space="preserve"> nssa</w:t>
+      </w:r>
+    </w:p>
+    <w:p>
+      <w:pPr>
+        <w:rPr>
+          <w:b/>
+          <w:bCs/>
+          <w:lang w:val="fr-BE"/>
+        </w:rPr>
+      </w:pPr>
+      <w:r>
+        <w:rPr>
+          <w:b/>
+          <w:bCs/>
+          <w:lang w:val="fr-BE"/>
+        </w:rPr>
+        <w:t>Assigner le réseau à la zone :</w:t>
+      </w:r>
+    </w:p>
+    <w:p>
+      <w:r>
+        <w:t>R1(config-router)</w:t>
+      </w:r>
+      <w:r>
+        <w:t xml:space="preserve"> </w:t>
+      </w:r>
+      <w:r>
+        <w:t xml:space="preserve">#network 165.164.0.0 0.0.0.255 area </w:t>
+      </w:r>
+      <w:r>
+        <w:t>5</w:t>
+      </w:r>
+    </w:p>
+    <w:p>
+      <w:pPr>
+        <w:rPr>
+          <w:b/>
+          <w:bCs/>
+        </w:rPr>
+      </w:pPr>
+      <w:r>
+        <w:rPr>
+          <w:b/>
+          <w:bCs/>
+        </w:rPr>
+        <w:t>Sur le ASBR :</w:t>
+      </w:r>
+    </w:p>
+    <w:p>
+      <w:r>
+        <w:t>R1 (config-router) #redistribute (eigrp 50/rip subnets) metric … metric-type (1/2)</w:t>
       </w:r>
     </w:p>
     <w:p>
@@ -4752,61 +4808,17 @@
           <w:bCs/>
         </w:rPr>
       </w:pPr>
-      <w:proofErr w:type="spellStart"/>
-      <w:r>
-        <w:rPr>
-          <w:b/>
-          <w:bCs/>
-        </w:rPr>
-        <w:t>Affichage</w:t>
-      </w:r>
-      <w:proofErr w:type="spellEnd"/>
-      <w:r>
-        <w:rPr>
-          <w:b/>
-          <w:bCs/>
-        </w:rPr>
-        <w:t xml:space="preserve"> des </w:t>
-      </w:r>
-      <w:proofErr w:type="spellStart"/>
-      <w:proofErr w:type="gramStart"/>
-      <w:r>
-        <w:rPr>
-          <w:b/>
-          <w:bCs/>
-        </w:rPr>
-        <w:t>informations</w:t>
-      </w:r>
-      <w:proofErr w:type="spellEnd"/>
-      <w:proofErr w:type="gramEnd"/>
-      <w:r>
-        <w:rPr>
-          <w:b/>
-          <w:bCs/>
-        </w:rPr>
-        <w:t xml:space="preserve"> </w:t>
-      </w:r>
-      <w:proofErr w:type="gramStart"/>
-      <w:r>
-        <w:rPr>
-          <w:b/>
-          <w:bCs/>
-        </w:rPr>
-        <w:t>EIGRP :</w:t>
-      </w:r>
-      <w:proofErr w:type="gramEnd"/>
-    </w:p>
-    <w:p>
-      <w:r>
-        <w:t xml:space="preserve">R1 #show </w:t>
-      </w:r>
-      <w:proofErr w:type="spellStart"/>
-      <w:r>
-        <w:t>ip</w:t>
-      </w:r>
-      <w:proofErr w:type="spellEnd"/>
-      <w:r>
-        <w:t xml:space="preserve"> route</w:t>
+      <w:r>
+        <w:rPr>
+          <w:b/>
+          <w:bCs/>
+        </w:rPr>
+        <w:t>Affichage des informations EIGRP :</w:t>
+      </w:r>
+    </w:p>
+    <w:p>
+      <w:r>
+        <w:t>R1 #show ip route</w:t>
       </w:r>
     </w:p>
     <w:p>
@@ -4817,52 +4829,15 @@
         <w:t>ow</w:t>
       </w:r>
       <w:r>
-        <w:t xml:space="preserve"> </w:t>
-      </w:r>
-      <w:proofErr w:type="spellStart"/>
-      <w:r>
-        <w:t>ip</w:t>
-      </w:r>
-      <w:proofErr w:type="spellEnd"/>
-      <w:r>
-        <w:t xml:space="preserve"> </w:t>
-      </w:r>
-      <w:proofErr w:type="spellStart"/>
-      <w:r>
-        <w:t>eigrp</w:t>
-      </w:r>
-      <w:proofErr w:type="spellEnd"/>
-      <w:r>
-        <w:t xml:space="preserve"> </w:t>
-      </w:r>
-      <w:proofErr w:type="spellStart"/>
-      <w:r>
-        <w:t>neighbor</w:t>
+        <w:t xml:space="preserve"> ip eigrp neighbor</w:t>
       </w:r>
       <w:r>
         <w:t>s</w:t>
       </w:r>
-      <w:proofErr w:type="spellEnd"/>
-    </w:p>
-    <w:p>
-      <w:r>
-        <w:t xml:space="preserve">R1 #show </w:t>
-      </w:r>
-      <w:proofErr w:type="spellStart"/>
-      <w:r>
-        <w:t>ip</w:t>
-      </w:r>
-      <w:proofErr w:type="spellEnd"/>
-      <w:r>
-        <w:t xml:space="preserve"> </w:t>
-      </w:r>
-      <w:proofErr w:type="spellStart"/>
-      <w:r>
-        <w:t>eigrp</w:t>
-      </w:r>
-      <w:proofErr w:type="spellEnd"/>
-      <w:r>
-        <w:t xml:space="preserve"> topology</w:t>
+    </w:p>
+    <w:p>
+      <w:r>
+        <w:t>R1 #show ip eigrp topology</w:t>
       </w:r>
     </w:p>
     <w:p>
@@ -4873,23 +4848,7 @@
         <w:t xml:space="preserve"> </w:t>
       </w:r>
       <w:r>
-        <w:t xml:space="preserve">#show </w:t>
-      </w:r>
-      <w:proofErr w:type="spellStart"/>
-      <w:r>
-        <w:t>ip</w:t>
-      </w:r>
-      <w:proofErr w:type="spellEnd"/>
-      <w:r>
-        <w:t xml:space="preserve"> </w:t>
-      </w:r>
-      <w:proofErr w:type="spellStart"/>
-      <w:r>
-        <w:t>eigrp</w:t>
-      </w:r>
-      <w:proofErr w:type="spellEnd"/>
-      <w:r>
-        <w:t xml:space="preserve"> interfaces detail</w:t>
+        <w:t>#show ip eigrp interfaces detail</w:t>
       </w:r>
     </w:p>
     <w:p>
@@ -4897,42 +4856,13 @@
         <w:t>R1 #</w:t>
       </w:r>
       <w:r>
-        <w:t xml:space="preserve">show </w:t>
-      </w:r>
-      <w:proofErr w:type="spellStart"/>
-      <w:r>
-        <w:t>ip</w:t>
-      </w:r>
-      <w:proofErr w:type="spellEnd"/>
-      <w:r>
-        <w:t xml:space="preserve"> </w:t>
-      </w:r>
-      <w:proofErr w:type="spellStart"/>
-      <w:r>
-        <w:t>eigrp</w:t>
-      </w:r>
-      <w:proofErr w:type="spellEnd"/>
-      <w:r>
-        <w:t xml:space="preserve"> events</w:t>
-      </w:r>
-    </w:p>
-    <w:p>
-      <w:r>
-        <w:t xml:space="preserve">R1 #show ipv6 </w:t>
-      </w:r>
-      <w:proofErr w:type="spellStart"/>
-      <w:r>
-        <w:t>eigrp</w:t>
-      </w:r>
-      <w:proofErr w:type="spellEnd"/>
-      <w:r>
-        <w:t xml:space="preserve"> </w:t>
-      </w:r>
-      <w:proofErr w:type="spellStart"/>
-      <w:r>
-        <w:t>neighbor</w:t>
-      </w:r>
-      <w:proofErr w:type="spellEnd"/>
+        <w:t>show ip eigrp events</w:t>
+      </w:r>
+    </w:p>
+    <w:p>
+      <w:r>
+        <w:t>R1 #show ipv6 eigrp neighbor</w:t>
+      </w:r>
     </w:p>
     <w:p>
       <w:r>
@@ -4942,15 +4872,7 @@
         <w:t>v6</w:t>
       </w:r>
       <w:r>
-        <w:t xml:space="preserve"> </w:t>
-      </w:r>
-      <w:proofErr w:type="spellStart"/>
-      <w:r>
-        <w:t>eigrp</w:t>
-      </w:r>
-      <w:proofErr w:type="spellEnd"/>
-      <w:r>
-        <w:t xml:space="preserve"> topology</w:t>
+        <w:t xml:space="preserve"> eigrp topology</w:t>
       </w:r>
     </w:p>
     <w:p>
@@ -4961,15 +4883,7 @@
         <w:t xml:space="preserve">1 </w:t>
       </w:r>
       <w:r>
-        <w:t xml:space="preserve">#show ipv6 </w:t>
-      </w:r>
-      <w:proofErr w:type="spellStart"/>
-      <w:r>
-        <w:t>eigrp</w:t>
-      </w:r>
-      <w:proofErr w:type="spellEnd"/>
-      <w:r>
-        <w:t xml:space="preserve"> interfaces</w:t>
+        <w:t>#show ipv6 eigrp interfaces</w:t>
       </w:r>
     </w:p>
     <w:p>
@@ -4982,13 +4896,8 @@
     </w:p>
     <w:p>
       <w:r>
-        <w:t xml:space="preserve">R1 #show run | section </w:t>
-      </w:r>
-      <w:proofErr w:type="spellStart"/>
-      <w:r>
-        <w:t>eigrp</w:t>
-      </w:r>
-      <w:proofErr w:type="spellEnd"/>
+        <w:t>R1 #show run | section eigrp</w:t>
+      </w:r>
     </w:p>
     <w:p>
       <w:pPr>
@@ -5089,21 +4998,7 @@
         <w:rPr>
           <w:lang w:val="fr-BE"/>
         </w:rPr>
-        <w:t xml:space="preserve">(config) #router </w:t>
-      </w:r>
-      <w:proofErr w:type="spellStart"/>
-      <w:r>
-        <w:rPr>
-          <w:lang w:val="fr-BE"/>
-        </w:rPr>
-        <w:t>eigrp</w:t>
-      </w:r>
-      <w:proofErr w:type="spellEnd"/>
-      <w:r>
-        <w:rPr>
-          <w:lang w:val="fr-BE"/>
-        </w:rPr>
-        <w:t xml:space="preserve"> 100</w:t>
+        <w:t>(config) #router eigrp 100</w:t>
       </w:r>
     </w:p>
     <w:p>
@@ -5295,15 +5190,7 @@
         <w:t xml:space="preserve"> </w:t>
       </w:r>
       <w:r>
-        <w:t xml:space="preserve">#ip hello-interval </w:t>
-      </w:r>
-      <w:proofErr w:type="spellStart"/>
-      <w:r>
-        <w:t>eigrp</w:t>
-      </w:r>
-      <w:proofErr w:type="spellEnd"/>
-      <w:r>
-        <w:t xml:space="preserve"> </w:t>
+        <w:t xml:space="preserve">#ip hello-interval eigrp </w:t>
       </w:r>
       <w:r>
         <w:t>100</w:t>
@@ -5326,15 +5213,7 @@
         <w:t xml:space="preserve"> </w:t>
       </w:r>
       <w:r>
-        <w:t xml:space="preserve">#ip hold-time </w:t>
-      </w:r>
-      <w:proofErr w:type="spellStart"/>
-      <w:r>
-        <w:t>eigrp</w:t>
-      </w:r>
-      <w:proofErr w:type="spellEnd"/>
-      <w:r>
-        <w:t xml:space="preserve"> </w:t>
+        <w:t xml:space="preserve">#ip hold-time eigrp </w:t>
       </w:r>
       <w:r>
         <w:t>100</w:t>
@@ -5365,15 +5244,7 @@
         <w:t>R1 (config-if) #</w:t>
       </w:r>
       <w:r>
-        <w:t xml:space="preserve">ip summary-address </w:t>
-      </w:r>
-      <w:proofErr w:type="spellStart"/>
-      <w:r>
-        <w:t>eigrp</w:t>
-      </w:r>
-      <w:proofErr w:type="spellEnd"/>
-      <w:r>
-        <w:t xml:space="preserve"> </w:t>
+        <w:t xml:space="preserve">ip summary-address eigrp </w:t>
       </w:r>
       <w:r>
         <w:t>100</w:t>
@@ -5397,54 +5268,27 @@
           <w:bCs/>
         </w:rPr>
       </w:pPr>
-      <w:proofErr w:type="spellStart"/>
       <w:r>
         <w:rPr>
           <w:b/>
           <w:bCs/>
         </w:rPr>
         <w:lastRenderedPageBreak/>
-        <w:t>Activer</w:t>
-      </w:r>
-      <w:proofErr w:type="spellEnd"/>
-      <w:r>
-        <w:rPr>
-          <w:b/>
-          <w:bCs/>
-        </w:rPr>
-        <w:t xml:space="preserve"> </w:t>
-      </w:r>
-      <w:proofErr w:type="spellStart"/>
-      <w:r>
-        <w:rPr>
-          <w:b/>
-          <w:bCs/>
-        </w:rPr>
-        <w:t>l’authentification</w:t>
-      </w:r>
-      <w:proofErr w:type="spellEnd"/>
-      <w:r>
-        <w:rPr>
-          <w:b/>
-          <w:bCs/>
-        </w:rPr>
-        <w:t xml:space="preserve"> </w:t>
-      </w:r>
-      <w:r>
-        <w:rPr>
-          <w:b/>
-          <w:bCs/>
-        </w:rPr>
-        <w:t xml:space="preserve">des </w:t>
-      </w:r>
-      <w:proofErr w:type="spellStart"/>
-      <w:proofErr w:type="gramStart"/>
-      <w:r>
-        <w:rPr>
-          <w:b/>
-          <w:bCs/>
-        </w:rPr>
-        <w:t>pa</w:t>
+        <w:t xml:space="preserve">Activer </w:t>
+      </w:r>
+      <w:r>
+        <w:rPr>
+          <w:b/>
+          <w:bCs/>
+        </w:rPr>
+        <w:t xml:space="preserve">l’authentification </w:t>
+      </w:r>
+      <w:r>
+        <w:rPr>
+          <w:b/>
+          <w:bCs/>
+        </w:rPr>
+        <w:t>des pa</w:t>
       </w:r>
       <w:r>
         <w:rPr>
@@ -5458,17 +5302,8 @@
           <w:b/>
           <w:bCs/>
         </w:rPr>
-        <w:t>ets</w:t>
-      </w:r>
-      <w:proofErr w:type="spellEnd"/>
-      <w:r>
-        <w:rPr>
-          <w:b/>
-          <w:bCs/>
-        </w:rPr>
-        <w:t xml:space="preserve"> :</w:t>
-      </w:r>
-      <w:proofErr w:type="gramEnd"/>
+        <w:t>ets :</w:t>
+      </w:r>
     </w:p>
     <w:p>
       <w:r>
@@ -5484,15 +5319,7 @@
         <w:t xml:space="preserve"> </w:t>
       </w:r>
       <w:r>
-        <w:t xml:space="preserve">#ip authentication mode </w:t>
-      </w:r>
-      <w:proofErr w:type="spellStart"/>
-      <w:r>
-        <w:t>eigrp</w:t>
-      </w:r>
-      <w:proofErr w:type="spellEnd"/>
-      <w:r>
-        <w:t xml:space="preserve"> 100 md5</w:t>
+        <w:t>#ip authentication mode eigrp 100 md5</w:t>
       </w:r>
     </w:p>
     <w:p>
@@ -5509,23 +5336,7 @@
         <w:t xml:space="preserve"> </w:t>
       </w:r>
       <w:r>
-        <w:t xml:space="preserve">#ip authentication </w:t>
-      </w:r>
-      <w:proofErr w:type="gramStart"/>
-      <w:r>
-        <w:t>key-chain</w:t>
-      </w:r>
-      <w:proofErr w:type="gramEnd"/>
-      <w:r>
-        <w:t xml:space="preserve"> </w:t>
-      </w:r>
-      <w:proofErr w:type="spellStart"/>
-      <w:r>
-        <w:t>eigrp</w:t>
-      </w:r>
-      <w:proofErr w:type="spellEnd"/>
-      <w:r>
-        <w:t xml:space="preserve"> 100 EIGRP_KEY</w:t>
+        <w:t>#ip authentication key-chain eigrp 100 EIGRP_KEY</w:t>
       </w:r>
     </w:p>
     <w:p>
@@ -5570,15 +5381,7 @@
         <w:t xml:space="preserve">1 </w:t>
       </w:r>
       <w:r>
-        <w:t>(config-std-</w:t>
-      </w:r>
-      <w:proofErr w:type="spellStart"/>
-      <w:r>
-        <w:t>nacl</w:t>
-      </w:r>
-      <w:proofErr w:type="spellEnd"/>
-      <w:r>
-        <w:t>)</w:t>
+        <w:t>(config-std-nacl)</w:t>
       </w:r>
       <w:r>
         <w:t xml:space="preserve"> </w:t>
@@ -5595,15 +5398,7 @@
         <w:t xml:space="preserve">1 </w:t>
       </w:r>
       <w:r>
-        <w:t>(config-std-</w:t>
-      </w:r>
-      <w:proofErr w:type="spellStart"/>
-      <w:r>
-        <w:t>nacl</w:t>
-      </w:r>
-      <w:proofErr w:type="spellEnd"/>
-      <w:r>
-        <w:t>)</w:t>
+        <w:t>(config-std-nacl)</w:t>
       </w:r>
       <w:r>
         <w:t xml:space="preserve"> </w:t>
@@ -5626,15 +5421,7 @@
         <w:t xml:space="preserve"> </w:t>
       </w:r>
       <w:r>
-        <w:t xml:space="preserve">#router </w:t>
-      </w:r>
-      <w:proofErr w:type="spellStart"/>
-      <w:r>
-        <w:t>eigrp</w:t>
-      </w:r>
-      <w:proofErr w:type="spellEnd"/>
-      <w:r>
-        <w:t xml:space="preserve"> </w:t>
+        <w:t xml:space="preserve">#router eigrp </w:t>
       </w:r>
       <w:r>
         <w:t>100</w:t>
@@ -5677,55 +5464,30 @@
           <w:bCs/>
         </w:rPr>
       </w:pPr>
-      <w:proofErr w:type="spellStart"/>
-      <w:r>
-        <w:rPr>
-          <w:b/>
-          <w:bCs/>
-        </w:rPr>
-        <w:t>Activer</w:t>
-      </w:r>
-      <w:proofErr w:type="spellEnd"/>
-      <w:r>
-        <w:rPr>
-          <w:b/>
-          <w:bCs/>
-        </w:rPr>
-        <w:t xml:space="preserve"> ipv</w:t>
-      </w:r>
-      <w:proofErr w:type="gramStart"/>
-      <w:r>
-        <w:rPr>
-          <w:b/>
-          <w:bCs/>
-        </w:rPr>
-        <w:t>6 :</w:t>
-      </w:r>
-      <w:proofErr w:type="gramEnd"/>
-    </w:p>
-    <w:p>
-      <w:r>
-        <w:t xml:space="preserve">R1 (config) #ipv6 </w:t>
-      </w:r>
-      <w:proofErr w:type="gramStart"/>
-      <w:r>
-        <w:t>unicast-routing</w:t>
-      </w:r>
-      <w:proofErr w:type="gramEnd"/>
-    </w:p>
-    <w:p>
-      <w:pPr>
-        <w:rPr>
-          <w:b/>
-          <w:bCs/>
-          <w:lang w:val="fr-BE"/>
-        </w:rPr>
-      </w:pPr>
-      <w:r>
-        <w:rPr>
-          <w:b/>
-          <w:bCs/>
-          <w:lang w:val="fr-BE"/>
+      <w:r>
+        <w:rPr>
+          <w:b/>
+          <w:bCs/>
+        </w:rPr>
+        <w:t>Activer ipv6 :</w:t>
+      </w:r>
+    </w:p>
+    <w:p>
+      <w:r>
+        <w:t>R1 (config) #ipv6 unicast-routing</w:t>
+      </w:r>
+    </w:p>
+    <w:p>
+      <w:pPr>
+        <w:rPr>
+          <w:b/>
+          <w:bCs/>
+        </w:rPr>
+      </w:pPr>
+      <w:r>
+        <w:rPr>
+          <w:b/>
+          <w:bCs/>
         </w:rPr>
         <w:t>Configurer EIGRP :</w:t>
       </w:r>
@@ -5752,41 +5514,20 @@
         <w:rPr>
           <w:lang w:val="fr-BE"/>
         </w:rPr>
-        <w:t xml:space="preserve">router </w:t>
-      </w:r>
-      <w:proofErr w:type="spellStart"/>
-      <w:r>
-        <w:rPr>
-          <w:lang w:val="fr-BE"/>
-        </w:rPr>
-        <w:t>eigrp</w:t>
-      </w:r>
-      <w:proofErr w:type="spellEnd"/>
-      <w:r>
-        <w:rPr>
-          <w:lang w:val="fr-BE"/>
-        </w:rPr>
-        <w:t xml:space="preserve"> 100</w:t>
-      </w:r>
-    </w:p>
-    <w:p>
-      <w:pPr>
-        <w:rPr>
-          <w:lang w:val="fr-BE"/>
-        </w:rPr>
-      </w:pPr>
-      <w:r>
-        <w:rPr>
-          <w:lang w:val="fr-BE"/>
-        </w:rPr>
-        <w:t>R1 (config-</w:t>
-      </w:r>
-      <w:proofErr w:type="spellStart"/>
-      <w:r>
-        <w:rPr>
-          <w:lang w:val="fr-BE"/>
-        </w:rPr>
-        <w:t>r</w:t>
+        <w:t>router eigrp 100</w:t>
+      </w:r>
+    </w:p>
+    <w:p>
+      <w:pPr>
+        <w:rPr>
+          <w:lang w:val="fr-BE"/>
+        </w:rPr>
+      </w:pPr>
+      <w:r>
+        <w:rPr>
+          <w:lang w:val="fr-BE"/>
+        </w:rPr>
+        <w:t>R1 (config-r</w:t>
       </w:r>
       <w:r>
         <w:rPr>
@@ -5794,7 +5535,6 @@
         </w:rPr>
         <w:t>tr</w:t>
       </w:r>
-      <w:proofErr w:type="spellEnd"/>
       <w:r>
         <w:rPr>
           <w:lang w:val="fr-BE"/>
@@ -5829,36 +5569,14 @@
         <w:rPr>
           <w:lang w:val="fr-BE"/>
         </w:rPr>
-        <w:t>R1 (config-</w:t>
-      </w:r>
-      <w:proofErr w:type="spellStart"/>
-      <w:r>
-        <w:rPr>
-          <w:lang w:val="fr-BE"/>
-        </w:rPr>
-        <w:t>rtr</w:t>
-      </w:r>
-      <w:proofErr w:type="spellEnd"/>
-      <w:r>
-        <w:rPr>
-          <w:lang w:val="fr-BE"/>
-        </w:rPr>
-        <w:t>) #</w:t>
-      </w:r>
-      <w:r>
-        <w:rPr>
-          <w:lang w:val="fr-BE"/>
-        </w:rPr>
-        <w:t xml:space="preserve">redistribute </w:t>
-      </w:r>
-      <w:proofErr w:type="spellStart"/>
-      <w:r>
-        <w:rPr>
-          <w:lang w:val="fr-BE"/>
-        </w:rPr>
-        <w:t>static</w:t>
-      </w:r>
-      <w:proofErr w:type="spellEnd"/>
+        <w:t>R1 (config-rtr) #</w:t>
+      </w:r>
+      <w:r>
+        <w:rPr>
+          <w:lang w:val="fr-BE"/>
+        </w:rPr>
+        <w:t>redistribute static</w:t>
+      </w:r>
     </w:p>
     <w:p>
       <w:pPr>
@@ -5879,15 +5597,7 @@
     </w:p>
     <w:p>
       <w:r>
-        <w:t>R1 (config-</w:t>
-      </w:r>
-      <w:proofErr w:type="spellStart"/>
-      <w:r>
-        <w:t>rtr</w:t>
-      </w:r>
-      <w:proofErr w:type="spellEnd"/>
-      <w:r>
-        <w:t xml:space="preserve">) #passive-interface default </w:t>
+        <w:t xml:space="preserve">R1 (config-rtr) #passive-interface default </w:t>
       </w:r>
     </w:p>
     <w:p>
@@ -5898,15 +5608,7 @@
         <w:t xml:space="preserve">1 </w:t>
       </w:r>
       <w:r>
-        <w:t>(config-</w:t>
-      </w:r>
-      <w:proofErr w:type="spellStart"/>
-      <w:r>
-        <w:t>rtr</w:t>
-      </w:r>
-      <w:proofErr w:type="spellEnd"/>
-      <w:r>
-        <w:t>)</w:t>
+        <w:t>(config-rtr)</w:t>
       </w:r>
       <w:r>
         <w:t xml:space="preserve"> </w:t>
@@ -5953,71 +5655,36 @@
     </w:p>
     <w:p>
       <w:r>
-        <w:t xml:space="preserve">R1 (config-if) #ipv6 </w:t>
-      </w:r>
-      <w:proofErr w:type="spellStart"/>
-      <w:r>
-        <w:t>eigrp</w:t>
-      </w:r>
-      <w:proofErr w:type="spellEnd"/>
-      <w:r>
-        <w:t xml:space="preserve"> 100</w:t>
-      </w:r>
-    </w:p>
-    <w:p>
-      <w:pPr>
-        <w:rPr>
-          <w:b/>
-          <w:bCs/>
-        </w:rPr>
-      </w:pPr>
-      <w:proofErr w:type="spellStart"/>
-      <w:r>
-        <w:rPr>
-          <w:b/>
-          <w:bCs/>
-        </w:rPr>
-        <w:t>Activer</w:t>
-      </w:r>
-      <w:proofErr w:type="spellEnd"/>
-      <w:r>
-        <w:rPr>
-          <w:b/>
-          <w:bCs/>
-        </w:rPr>
-        <w:t xml:space="preserve"> </w:t>
-      </w:r>
-      <w:proofErr w:type="spellStart"/>
-      <w:r>
-        <w:rPr>
-          <w:b/>
-          <w:bCs/>
-        </w:rPr>
-        <w:t>l’authentification</w:t>
-      </w:r>
-      <w:proofErr w:type="spellEnd"/>
-      <w:r>
-        <w:rPr>
-          <w:b/>
-          <w:bCs/>
-        </w:rPr>
-        <w:t xml:space="preserve"> </w:t>
-      </w:r>
-      <w:r>
-        <w:rPr>
-          <w:b/>
-          <w:bCs/>
-        </w:rPr>
-        <w:t xml:space="preserve">des </w:t>
-      </w:r>
-      <w:proofErr w:type="spellStart"/>
-      <w:proofErr w:type="gramStart"/>
-      <w:r>
-        <w:rPr>
-          <w:b/>
-          <w:bCs/>
-        </w:rPr>
-        <w:t>pa</w:t>
+        <w:t>R1 (config-if) #ipv6 eigrp 100</w:t>
+      </w:r>
+    </w:p>
+    <w:p>
+      <w:pPr>
+        <w:rPr>
+          <w:b/>
+          <w:bCs/>
+        </w:rPr>
+      </w:pPr>
+      <w:r>
+        <w:rPr>
+          <w:b/>
+          <w:bCs/>
+        </w:rPr>
+        <w:t xml:space="preserve">Activer </w:t>
+      </w:r>
+      <w:r>
+        <w:rPr>
+          <w:b/>
+          <w:bCs/>
+        </w:rPr>
+        <w:t xml:space="preserve">l’authentification </w:t>
+      </w:r>
+      <w:r>
+        <w:rPr>
+          <w:b/>
+          <w:bCs/>
+        </w:rPr>
+        <w:t>des pa</w:t>
       </w:r>
       <w:r>
         <w:rPr>
@@ -6031,50 +5698,17 @@
           <w:b/>
           <w:bCs/>
         </w:rPr>
-        <w:t>ets</w:t>
-      </w:r>
-      <w:proofErr w:type="spellEnd"/>
-      <w:r>
-        <w:rPr>
-          <w:b/>
-          <w:bCs/>
-        </w:rPr>
-        <w:t xml:space="preserve"> :</w:t>
-      </w:r>
-      <w:proofErr w:type="gramEnd"/>
-    </w:p>
-    <w:p>
-      <w:r>
-        <w:t xml:space="preserve">R1 (config-if) #ipv6 authentication mode </w:t>
-      </w:r>
-      <w:proofErr w:type="spellStart"/>
-      <w:r>
-        <w:t>eigrp</w:t>
-      </w:r>
-      <w:proofErr w:type="spellEnd"/>
-      <w:r>
-        <w:t xml:space="preserve"> 100 md5</w:t>
-      </w:r>
-    </w:p>
-    <w:p>
-      <w:r>
-        <w:t xml:space="preserve">R1 (config-if) #ipv6 authentication </w:t>
-      </w:r>
-      <w:proofErr w:type="gramStart"/>
-      <w:r>
-        <w:t>key-chain</w:t>
-      </w:r>
-      <w:proofErr w:type="gramEnd"/>
-      <w:r>
-        <w:t xml:space="preserve"> </w:t>
-      </w:r>
-      <w:proofErr w:type="spellStart"/>
-      <w:r>
-        <w:t>eigrp</w:t>
-      </w:r>
-      <w:proofErr w:type="spellEnd"/>
-      <w:r>
-        <w:t xml:space="preserve"> 100 EIGRP_KEY</w:t>
+        <w:t>ets :</w:t>
+      </w:r>
+    </w:p>
+    <w:p>
+      <w:r>
+        <w:t>R1 (config-if) #ipv6 authentication mode eigrp 100 md5</w:t>
+      </w:r>
+    </w:p>
+    <w:p>
+      <w:r>
+        <w:t>R1 (config-if) #ipv6 authentication key-chain eigrp 100 EIGRP_KEY</w:t>
       </w:r>
     </w:p>
     <w:p>
@@ -6108,31 +5742,7 @@
         <w:t xml:space="preserve"> </w:t>
       </w:r>
       <w:r>
-        <w:t xml:space="preserve">#ipv6 prefix-list DROP-CAFE-1 </w:t>
-      </w:r>
-      <w:proofErr w:type="spellStart"/>
-      <w:r>
-        <w:t>seq</w:t>
-      </w:r>
-      <w:proofErr w:type="spellEnd"/>
-      <w:r>
-        <w:t xml:space="preserve"> 10 deny 2001:db</w:t>
-      </w:r>
-      <w:proofErr w:type="gramStart"/>
-      <w:r>
-        <w:t>8:cafe</w:t>
-      </w:r>
-      <w:proofErr w:type="gramEnd"/>
-      <w:r>
-        <w:t>:</w:t>
-      </w:r>
-      <w:proofErr w:type="gramStart"/>
-      <w:r>
-        <w:t>1::/</w:t>
-      </w:r>
-      <w:proofErr w:type="gramEnd"/>
-      <w:r>
-        <w:t xml:space="preserve">64 </w:t>
+        <w:t xml:space="preserve">#ipv6 prefix-list DROP-CAFE-1 seq 10 deny 2001:db8:cafe:1::/64 </w:t>
       </w:r>
     </w:p>
     <w:p>
@@ -6149,23 +5759,7 @@
         <w:t xml:space="preserve"> </w:t>
       </w:r>
       <w:r>
-        <w:t xml:space="preserve">#ipv6 prefix-list DROP-CAFE-1 </w:t>
-      </w:r>
-      <w:proofErr w:type="spellStart"/>
-      <w:r>
-        <w:t>seq</w:t>
-      </w:r>
-      <w:proofErr w:type="spellEnd"/>
-      <w:r>
-        <w:t xml:space="preserve"> 20 </w:t>
-      </w:r>
-      <w:proofErr w:type="gramStart"/>
-      <w:r>
-        <w:t>permit :</w:t>
-      </w:r>
-      <w:proofErr w:type="gramEnd"/>
-      <w:r>
-        <w:t>:/0</w:t>
+        <w:t>#ipv6 prefix-list DROP-CAFE-1 seq 20 permit ::/0</w:t>
       </w:r>
     </w:p>
     <w:p>
@@ -6182,15 +5776,7 @@
         <w:t xml:space="preserve"> </w:t>
       </w:r>
       <w:r>
-        <w:t xml:space="preserve">#ipv6 router </w:t>
-      </w:r>
-      <w:proofErr w:type="spellStart"/>
-      <w:r>
-        <w:t>eigrp</w:t>
-      </w:r>
-      <w:proofErr w:type="spellEnd"/>
-      <w:r>
-        <w:t xml:space="preserve"> </w:t>
+        <w:t xml:space="preserve">#ipv6 router eigrp </w:t>
       </w:r>
       <w:r>
         <w:t>100</w:t>
@@ -6204,15 +5790,7 @@
         <w:t>1</w:t>
       </w:r>
       <w:r>
-        <w:t>(config-</w:t>
-      </w:r>
-      <w:proofErr w:type="spellStart"/>
-      <w:r>
-        <w:t>rtr</w:t>
-      </w:r>
-      <w:proofErr w:type="spellEnd"/>
-      <w:r>
-        <w:t>)</w:t>
+        <w:t>(config-rtr)</w:t>
       </w:r>
       <w:r>
         <w:t xml:space="preserve"> </w:t>
@@ -6249,40 +5827,23 @@
         <w:t xml:space="preserve"> </w:t>
       </w:r>
       <w:r>
-        <w:t xml:space="preserve">#router </w:t>
-      </w:r>
-      <w:proofErr w:type="spellStart"/>
-      <w:r>
-        <w:t>eigrp</w:t>
-      </w:r>
-      <w:proofErr w:type="spellEnd"/>
-      <w:r>
-        <w:t xml:space="preserve"> MYNAME</w:t>
-      </w:r>
-    </w:p>
-    <w:p>
-      <w:pPr>
-        <w:rPr>
-          <w:b/>
-          <w:bCs/>
-        </w:rPr>
-      </w:pPr>
-      <w:r>
-        <w:rPr>
-          <w:b/>
-          <w:bCs/>
-        </w:rPr>
-        <w:t>Pour les ipv</w:t>
-      </w:r>
-      <w:proofErr w:type="gramStart"/>
-      <w:r>
-        <w:rPr>
-          <w:b/>
-          <w:bCs/>
-        </w:rPr>
-        <w:t>4 :</w:t>
-      </w:r>
-      <w:proofErr w:type="gramEnd"/>
+        <w:t>#router eigrp MYNAME</w:t>
+      </w:r>
+    </w:p>
+    <w:p>
+      <w:pPr>
+        <w:rPr>
+          <w:b/>
+          <w:bCs/>
+        </w:rPr>
+      </w:pPr>
+      <w:r>
+        <w:rPr>
+          <w:b/>
+          <w:bCs/>
+        </w:rPr>
+        <w:t>Pour les ipv4 :</w:t>
+      </w:r>
     </w:p>
     <w:p>
       <w:r>
@@ -6312,13 +5873,8 @@
         <w:t>(config-router</w:t>
       </w:r>
       <w:r>
-        <w:t>-</w:t>
-      </w:r>
-      <w:proofErr w:type="spellStart"/>
-      <w:r>
-        <w:t>af</w:t>
-      </w:r>
-      <w:proofErr w:type="spellEnd"/>
+        <w:t>-af</w:t>
+      </w:r>
       <w:r>
         <w:t>)</w:t>
       </w:r>
@@ -6337,15 +5893,7 @@
         <w:t xml:space="preserve"> </w:t>
       </w:r>
       <w:r>
-        <w:t>(config-router-</w:t>
-      </w:r>
-      <w:proofErr w:type="spellStart"/>
-      <w:r>
-        <w:t>af</w:t>
-      </w:r>
-      <w:proofErr w:type="spellEnd"/>
-      <w:r>
-        <w:t>)</w:t>
+        <w:t>(config-router-af)</w:t>
       </w:r>
       <w:r>
         <w:t xml:space="preserve"> </w:t>
@@ -6393,21 +5941,7 @@
         <w:rPr>
           <w:lang w:val="fr-BE"/>
         </w:rPr>
-        <w:t>(config-router-</w:t>
-      </w:r>
-      <w:proofErr w:type="spellStart"/>
-      <w:r>
-        <w:rPr>
-          <w:lang w:val="fr-BE"/>
-        </w:rPr>
-        <w:t>af</w:t>
-      </w:r>
-      <w:proofErr w:type="spellEnd"/>
-      <w:r>
-        <w:rPr>
-          <w:lang w:val="fr-BE"/>
-        </w:rPr>
-        <w:t>)</w:t>
+        <w:t>(config-router-af)</w:t>
       </w:r>
       <w:r>
         <w:rPr>
@@ -6430,15 +5964,7 @@
         <w:t xml:space="preserve"> </w:t>
       </w:r>
       <w:r>
-        <w:t>(config-router-</w:t>
-      </w:r>
-      <w:proofErr w:type="spellStart"/>
-      <w:r>
-        <w:t>af</w:t>
-      </w:r>
-      <w:proofErr w:type="spellEnd"/>
-      <w:r>
-        <w:t>-if)</w:t>
+        <w:t>(config-router-af-if)</w:t>
       </w:r>
       <w:r>
         <w:t xml:space="preserve"> </w:t>
@@ -6455,15 +5981,7 @@
         <w:t xml:space="preserve"> </w:t>
       </w:r>
       <w:r>
-        <w:t>(config-router-</w:t>
-      </w:r>
-      <w:proofErr w:type="spellStart"/>
-      <w:r>
-        <w:t>af</w:t>
-      </w:r>
-      <w:proofErr w:type="spellEnd"/>
-      <w:r>
-        <w:t>-if)</w:t>
+        <w:t>(config-router-af-if)</w:t>
       </w:r>
       <w:r>
         <w:t xml:space="preserve"> </w:t>
@@ -6480,15 +5998,7 @@
         <w:t xml:space="preserve"> </w:t>
       </w:r>
       <w:r>
-        <w:t>(config-router-</w:t>
-      </w:r>
-      <w:proofErr w:type="spellStart"/>
-      <w:r>
-        <w:t>af</w:t>
-      </w:r>
-      <w:proofErr w:type="spellEnd"/>
-      <w:r>
-        <w:t>-if)</w:t>
+        <w:t>(config-router-af-if)</w:t>
       </w:r>
       <w:r>
         <w:t xml:space="preserve"> </w:t>
@@ -6536,21 +6046,7 @@
         <w:rPr>
           <w:lang w:val="fr-BE"/>
         </w:rPr>
-        <w:t>(config-router-</w:t>
-      </w:r>
-      <w:proofErr w:type="spellStart"/>
-      <w:r>
-        <w:rPr>
-          <w:lang w:val="fr-BE"/>
-        </w:rPr>
-        <w:t>af</w:t>
-      </w:r>
-      <w:proofErr w:type="spellEnd"/>
-      <w:r>
-        <w:rPr>
-          <w:lang w:val="fr-BE"/>
-        </w:rPr>
-        <w:t>-if)</w:t>
+        <w:t>(config-router-af-if)</w:t>
       </w:r>
       <w:r>
         <w:rPr>
@@ -6573,29 +6069,13 @@
         <w:t xml:space="preserve"> </w:t>
       </w:r>
       <w:r>
-        <w:t>(config-router-</w:t>
-      </w:r>
-      <w:proofErr w:type="spellStart"/>
-      <w:r>
-        <w:t>af</w:t>
-      </w:r>
-      <w:proofErr w:type="spellEnd"/>
-      <w:r>
-        <w:t>-if)</w:t>
-      </w:r>
-      <w:r>
-        <w:t xml:space="preserve"> </w:t>
-      </w:r>
-      <w:r>
-        <w:t xml:space="preserve">#authentication </w:t>
-      </w:r>
-      <w:proofErr w:type="gramStart"/>
-      <w:r>
-        <w:t>key-chain</w:t>
-      </w:r>
-      <w:proofErr w:type="gramEnd"/>
-      <w:r>
-        <w:t xml:space="preserve"> EIGRP_KEY</w:t>
+        <w:t>(config-router-af-if)</w:t>
+      </w:r>
+      <w:r>
+        <w:t xml:space="preserve"> </w:t>
+      </w:r>
+      <w:r>
+        <w:t>#authentication key-chain EIGRP_KEY</w:t>
       </w:r>
     </w:p>
     <w:p>
@@ -6649,48 +6129,20 @@
         <w:rPr>
           <w:lang w:val="fr-BE"/>
         </w:rPr>
-        <w:t xml:space="preserve">#address-family ipv6 </w:t>
-      </w:r>
-      <w:proofErr w:type="spellStart"/>
-      <w:r>
-        <w:rPr>
-          <w:lang w:val="fr-BE"/>
-        </w:rPr>
-        <w:t>autonomous</w:t>
-      </w:r>
-      <w:proofErr w:type="spellEnd"/>
-      <w:r>
-        <w:rPr>
-          <w:lang w:val="fr-BE"/>
-        </w:rPr>
-        <w:t>-system 100</w:t>
-      </w:r>
-    </w:p>
-    <w:p>
-      <w:pPr>
-        <w:rPr>
-          <w:lang w:val="fr-BE"/>
-        </w:rPr>
-      </w:pPr>
-      <w:r>
-        <w:rPr>
-          <w:lang w:val="fr-BE"/>
-        </w:rPr>
-        <w:t>R1 (config-router-</w:t>
-      </w:r>
-      <w:proofErr w:type="spellStart"/>
-      <w:r>
-        <w:rPr>
-          <w:lang w:val="fr-BE"/>
-        </w:rPr>
-        <w:t>af</w:t>
-      </w:r>
-      <w:proofErr w:type="spellEnd"/>
-      <w:r>
-        <w:rPr>
-          <w:lang w:val="fr-BE"/>
-        </w:rPr>
-        <w:t>) #eigrp router-id 1.1.1.1</w:t>
+        <w:t>#address-family ipv6 autonomous-system 100</w:t>
+      </w:r>
+    </w:p>
+    <w:p>
+      <w:pPr>
+        <w:rPr>
+          <w:lang w:val="fr-BE"/>
+        </w:rPr>
+      </w:pPr>
+      <w:r>
+        <w:rPr>
+          <w:lang w:val="fr-BE"/>
+        </w:rPr>
+        <w:t>R1 (config-router-af) #eigrp router-id 1.1.1.1</w:t>
       </w:r>
     </w:p>
     <w:p>
@@ -6738,21 +6190,7 @@
         <w:rPr>
           <w:lang w:val="fr-BE"/>
         </w:rPr>
-        <w:t>(config-router-</w:t>
-      </w:r>
-      <w:proofErr w:type="spellStart"/>
-      <w:r>
-        <w:rPr>
-          <w:lang w:val="fr-BE"/>
-        </w:rPr>
-        <w:t>af</w:t>
-      </w:r>
-      <w:proofErr w:type="spellEnd"/>
-      <w:r>
-        <w:rPr>
-          <w:lang w:val="fr-BE"/>
-        </w:rPr>
-        <w:t>)</w:t>
+        <w:t>(config-router-af)</w:t>
       </w:r>
       <w:r>
         <w:rPr>
@@ -6791,21 +6229,7 @@
         <w:rPr>
           <w:lang w:val="fr-BE"/>
         </w:rPr>
-        <w:t>(config-router-</w:t>
-      </w:r>
-      <w:proofErr w:type="spellStart"/>
-      <w:r>
-        <w:rPr>
-          <w:lang w:val="fr-BE"/>
-        </w:rPr>
-        <w:t>af</w:t>
-      </w:r>
-      <w:proofErr w:type="spellEnd"/>
-      <w:r>
-        <w:rPr>
-          <w:lang w:val="fr-BE"/>
-        </w:rPr>
-        <w:t>-interface)</w:t>
+        <w:t>(config-router-af-interface)</w:t>
       </w:r>
       <w:r>
         <w:rPr>
@@ -6867,21 +6291,7 @@
         <w:rPr>
           <w:lang w:val="fr-BE"/>
         </w:rPr>
-        <w:t>(config-router-</w:t>
-      </w:r>
-      <w:proofErr w:type="spellStart"/>
-      <w:r>
-        <w:rPr>
-          <w:lang w:val="fr-BE"/>
-        </w:rPr>
-        <w:t>af</w:t>
-      </w:r>
-      <w:proofErr w:type="spellEnd"/>
-      <w:r>
-        <w:rPr>
-          <w:lang w:val="fr-BE"/>
-        </w:rPr>
-        <w:t>)</w:t>
+        <w:t>(config-router-af)</w:t>
       </w:r>
       <w:r>
         <w:rPr>
@@ -6904,15 +6314,7 @@
         <w:t xml:space="preserve">1 </w:t>
       </w:r>
       <w:r>
-        <w:t>(config-router-</w:t>
-      </w:r>
-      <w:proofErr w:type="spellStart"/>
-      <w:r>
-        <w:t>af</w:t>
-      </w:r>
-      <w:proofErr w:type="spellEnd"/>
-      <w:r>
-        <w:t>-interface)</w:t>
+        <w:t>(config-router-af-interface)</w:t>
       </w:r>
       <w:r>
         <w:t xml:space="preserve"> </w:t>
@@ -6960,21 +6362,7 @@
         <w:rPr>
           <w:lang w:val="fr-BE"/>
         </w:rPr>
-        <w:t>(config-router-</w:t>
-      </w:r>
-      <w:proofErr w:type="spellStart"/>
-      <w:r>
-        <w:rPr>
-          <w:lang w:val="fr-BE"/>
-        </w:rPr>
-        <w:t>af</w:t>
-      </w:r>
-      <w:proofErr w:type="spellEnd"/>
-      <w:r>
-        <w:rPr>
-          <w:lang w:val="fr-BE"/>
-        </w:rPr>
-        <w:t>)</w:t>
+        <w:t>(config-router-af)</w:t>
       </w:r>
       <w:r>
         <w:rPr>
@@ -6997,15 +6385,7 @@
         <w:t xml:space="preserve"> </w:t>
       </w:r>
       <w:r>
-        <w:t>(config-router-</w:t>
-      </w:r>
-      <w:proofErr w:type="spellStart"/>
-      <w:r>
-        <w:t>af</w:t>
-      </w:r>
-      <w:proofErr w:type="spellEnd"/>
-      <w:r>
-        <w:t>-if)</w:t>
+        <w:t>(config-router-af-if)</w:t>
       </w:r>
       <w:r>
         <w:t xml:space="preserve"> </w:t>
@@ -7022,15 +6402,7 @@
         <w:t xml:space="preserve"> </w:t>
       </w:r>
       <w:r>
-        <w:t>(config-router-</w:t>
-      </w:r>
-      <w:proofErr w:type="spellStart"/>
-      <w:r>
-        <w:t>af</w:t>
-      </w:r>
-      <w:proofErr w:type="spellEnd"/>
-      <w:r>
-        <w:t>-if)</w:t>
+        <w:t>(config-router-af-if)</w:t>
       </w:r>
       <w:r>
         <w:t xml:space="preserve"> </w:t>
@@ -7047,15 +6419,7 @@
         <w:t xml:space="preserve"> </w:t>
       </w:r>
       <w:r>
-        <w:t>(config-router-</w:t>
-      </w:r>
-      <w:proofErr w:type="spellStart"/>
-      <w:r>
-        <w:t>af</w:t>
-      </w:r>
-      <w:proofErr w:type="spellEnd"/>
-      <w:r>
-        <w:t>-if)</w:t>
+        <w:t>(config-router-af-if)</w:t>
       </w:r>
       <w:r>
         <w:t xml:space="preserve"> </w:t>
@@ -7091,21 +6455,7 @@
         <w:rPr>
           <w:lang w:val="fr-BE"/>
         </w:rPr>
-        <w:t>R1 (config-router-</w:t>
-      </w:r>
-      <w:proofErr w:type="spellStart"/>
-      <w:r>
-        <w:rPr>
-          <w:lang w:val="fr-BE"/>
-        </w:rPr>
-        <w:t>af</w:t>
-      </w:r>
-      <w:proofErr w:type="spellEnd"/>
-      <w:r>
-        <w:rPr>
-          <w:lang w:val="fr-BE"/>
-        </w:rPr>
-        <w:t>-if) #passive-interface</w:t>
+        <w:t>R1 (config-router-af-if) #passive-interface</w:t>
       </w:r>
     </w:p>
     <w:p>
@@ -7173,21 +6523,7 @@
         <w:rPr>
           <w:lang w:val="fr-BE"/>
         </w:rPr>
-        <w:t>(config-router-</w:t>
-      </w:r>
-      <w:proofErr w:type="spellStart"/>
-      <w:r>
-        <w:rPr>
-          <w:lang w:val="fr-BE"/>
-        </w:rPr>
-        <w:t>af</w:t>
-      </w:r>
-      <w:proofErr w:type="spellEnd"/>
-      <w:r>
-        <w:rPr>
-          <w:lang w:val="fr-BE"/>
-        </w:rPr>
-        <w:t>-if)</w:t>
+        <w:t>(config-router-af-if)</w:t>
       </w:r>
       <w:r>
         <w:rPr>
@@ -7224,81 +6560,35 @@
         <w:rPr>
           <w:lang w:val="fr-BE"/>
         </w:rPr>
-        <w:t>(config-router-</w:t>
-      </w:r>
-      <w:proofErr w:type="spellStart"/>
-      <w:r>
-        <w:rPr>
-          <w:lang w:val="fr-BE"/>
-        </w:rPr>
-        <w:t>af</w:t>
-      </w:r>
-      <w:proofErr w:type="spellEnd"/>
-      <w:r>
-        <w:rPr>
-          <w:lang w:val="fr-BE"/>
-        </w:rPr>
-        <w:t>-if)</w:t>
-      </w:r>
-      <w:r>
-        <w:rPr>
-          <w:lang w:val="fr-BE"/>
-        </w:rPr>
-        <w:t xml:space="preserve"> </w:t>
-      </w:r>
-      <w:r>
-        <w:rPr>
-          <w:lang w:val="fr-BE"/>
-        </w:rPr>
-        <w:t>#authentication key-</w:t>
-      </w:r>
-      <w:proofErr w:type="spellStart"/>
-      <w:r>
-        <w:rPr>
-          <w:lang w:val="fr-BE"/>
-        </w:rPr>
-        <w:t>chain</w:t>
-      </w:r>
-      <w:proofErr w:type="spellEnd"/>
-      <w:r>
-        <w:rPr>
-          <w:lang w:val="fr-BE"/>
-        </w:rPr>
-        <w:t xml:space="preserve"> EIGRP_KEY</w:t>
-      </w:r>
-    </w:p>
-    <w:p>
-      <w:pPr>
-        <w:rPr>
-          <w:b/>
-          <w:bCs/>
-        </w:rPr>
-      </w:pPr>
-      <w:proofErr w:type="spellStart"/>
-      <w:r>
-        <w:rPr>
-          <w:b/>
-          <w:bCs/>
-        </w:rPr>
-        <w:t>Activer</w:t>
-      </w:r>
-      <w:proofErr w:type="spellEnd"/>
-      <w:r>
-        <w:rPr>
-          <w:b/>
-          <w:bCs/>
-        </w:rPr>
-        <w:t xml:space="preserve"> le load-</w:t>
-      </w:r>
-      <w:proofErr w:type="gramStart"/>
-      <w:r>
-        <w:rPr>
-          <w:b/>
-          <w:bCs/>
-        </w:rPr>
-        <w:t>balancing :</w:t>
-      </w:r>
-      <w:proofErr w:type="gramEnd"/>
+        <w:t>(config-router-af-if)</w:t>
+      </w:r>
+      <w:r>
+        <w:rPr>
+          <w:lang w:val="fr-BE"/>
+        </w:rPr>
+        <w:t xml:space="preserve"> </w:t>
+      </w:r>
+      <w:r>
+        <w:rPr>
+          <w:lang w:val="fr-BE"/>
+        </w:rPr>
+        <w:t>#authentication key-chain EIGRP_KEY</w:t>
+      </w:r>
+    </w:p>
+    <w:p>
+      <w:pPr>
+        <w:rPr>
+          <w:b/>
+          <w:bCs/>
+        </w:rPr>
+      </w:pPr>
+      <w:r>
+        <w:rPr>
+          <w:b/>
+          <w:bCs/>
+        </w:rPr>
+        <w:t>Activer le load-balancing :</w:t>
+      </w:r>
     </w:p>
     <w:p>
       <w:r>
@@ -7308,15 +6598,7 @@
         <w:t xml:space="preserve">1 </w:t>
       </w:r>
       <w:r>
-        <w:t>(config-router-</w:t>
-      </w:r>
-      <w:proofErr w:type="spellStart"/>
-      <w:r>
-        <w:t>af</w:t>
-      </w:r>
-      <w:proofErr w:type="spellEnd"/>
-      <w:r>
-        <w:t>)</w:t>
+        <w:t>(config-router-af)</w:t>
       </w:r>
       <w:r>
         <w:t xml:space="preserve"> </w:t>
@@ -7333,15 +6615,7 @@
         <w:t xml:space="preserve">1 </w:t>
       </w:r>
       <w:r>
-        <w:t>(config-router-</w:t>
-      </w:r>
-      <w:proofErr w:type="spellStart"/>
-      <w:r>
-        <w:t>af</w:t>
-      </w:r>
-      <w:proofErr w:type="spellEnd"/>
-      <w:r>
-        <w:t>-topology)</w:t>
+        <w:t>(config-router-af-topology)</w:t>
       </w:r>
       <w:r>
         <w:t xml:space="preserve"> </w:t>
@@ -7397,16 +6671,8 @@
         <w:rPr>
           <w:lang w:val="fr-BE"/>
         </w:rPr>
-        <w:t xml:space="preserve">R1 #show </w:t>
-      </w:r>
-      <w:proofErr w:type="spellStart"/>
-      <w:r>
-        <w:rPr>
-          <w:lang w:val="fr-BE"/>
-        </w:rPr>
-        <w:t>access-lists</w:t>
-      </w:r>
-      <w:proofErr w:type="spellEnd"/>
+        <w:t>R1 #show access-lists</w:t>
+      </w:r>
     </w:p>
     <w:p>
       <w:pPr>
@@ -7459,21 +6725,7 @@
         <w:rPr>
           <w:lang w:val="fr-BE"/>
         </w:rPr>
-        <w:t xml:space="preserve">R2 #show </w:t>
-      </w:r>
-      <w:proofErr w:type="spellStart"/>
-      <w:r>
-        <w:rPr>
-          <w:lang w:val="fr-BE"/>
-        </w:rPr>
-        <w:t>int</w:t>
-      </w:r>
-      <w:proofErr w:type="spellEnd"/>
-      <w:r>
-        <w:rPr>
-          <w:lang w:val="fr-BE"/>
-        </w:rPr>
-        <w:t xml:space="preserve"> g0/0</w:t>
+        <w:t>R2 #show int g0/0</w:t>
       </w:r>
     </w:p>
     <w:p>
@@ -7508,21 +6760,7 @@
         <w:rPr>
           <w:lang w:val="en-US"/>
         </w:rPr>
-        <w:t>R1 (config-</w:t>
-      </w:r>
-      <w:proofErr w:type="gramStart"/>
-      <w:r>
-        <w:rPr>
-          <w:lang w:val="en-US"/>
-        </w:rPr>
-        <w:t>if) #</w:t>
-      </w:r>
-      <w:proofErr w:type="gramEnd"/>
-      <w:r>
-        <w:rPr>
-          <w:lang w:val="en-US"/>
-        </w:rPr>
-        <w:t>ip access-group </w:t>
+        <w:t>R1 (config-if) #ip access-group </w:t>
       </w:r>
       <w:bookmarkStart w:id="23" w:name="_Hlk215728148"/>
       <w:r>
@@ -7577,35 +6815,7 @@
         <w:rPr>
           <w:lang w:val="en-US"/>
         </w:rPr>
-        <w:t>R1 (config-</w:t>
-      </w:r>
-      <w:proofErr w:type="gramStart"/>
-      <w:r>
-        <w:rPr>
-          <w:lang w:val="en-US"/>
-        </w:rPr>
-        <w:t>if) #</w:t>
-      </w:r>
-      <w:proofErr w:type="gramEnd"/>
-      <w:r>
-        <w:rPr>
-          <w:lang w:val="en-US"/>
-        </w:rPr>
-        <w:t xml:space="preserve">no </w:t>
-      </w:r>
-      <w:proofErr w:type="spellStart"/>
-      <w:r>
-        <w:rPr>
-          <w:lang w:val="en-US"/>
-        </w:rPr>
-        <w:t>ip</w:t>
-      </w:r>
-      <w:proofErr w:type="spellEnd"/>
-      <w:r>
-        <w:rPr>
-          <w:lang w:val="en-US"/>
-        </w:rPr>
-        <w:t xml:space="preserve"> access-group</w:t>
+        <w:t>R1 (config-if) #no ip access-group</w:t>
       </w:r>
       <w:r>
         <w:rPr>
@@ -7688,62 +6898,20 @@
         <w:rPr>
           <w:lang w:val="en-US"/>
         </w:rPr>
-        <w:t>R1 (config</w:t>
-      </w:r>
-      <w:proofErr w:type="gramStart"/>
-      <w:r>
+        <w:t>R1 (config) #line vty 0 4</w:t>
+      </w:r>
+    </w:p>
+    <w:p>
+      <w:pPr>
         <w:rPr>
           <w:lang w:val="en-US"/>
         </w:rPr>
-        <w:t>) #line</w:t>
-      </w:r>
-      <w:proofErr w:type="gramEnd"/>
+      </w:pPr>
       <w:r>
         <w:rPr>
           <w:lang w:val="en-US"/>
         </w:rPr>
-        <w:t xml:space="preserve"> </w:t>
-      </w:r>
-      <w:proofErr w:type="spellStart"/>
-      <w:r>
-        <w:rPr>
-          <w:lang w:val="en-US"/>
-        </w:rPr>
-        <w:t>vty</w:t>
-      </w:r>
-      <w:proofErr w:type="spellEnd"/>
-      <w:r>
-        <w:rPr>
-          <w:lang w:val="en-US"/>
-        </w:rPr>
-        <w:t xml:space="preserve"> 0 4</w:t>
-      </w:r>
-    </w:p>
-    <w:p>
-      <w:pPr>
-        <w:rPr>
-          <w:lang w:val="en-US"/>
-        </w:rPr>
-      </w:pPr>
-      <w:r>
-        <w:rPr>
-          <w:lang w:val="en-US"/>
-        </w:rPr>
-        <w:t>R1 (config-</w:t>
-      </w:r>
-      <w:proofErr w:type="gramStart"/>
-      <w:r>
-        <w:rPr>
-          <w:lang w:val="en-US"/>
-        </w:rPr>
-        <w:t>line) #</w:t>
-      </w:r>
-      <w:proofErr w:type="gramEnd"/>
-      <w:r>
-        <w:rPr>
-          <w:lang w:val="en-US"/>
-        </w:rPr>
-        <w:t xml:space="preserve">access-class </w:t>
+        <w:t xml:space="preserve">R1 (config-line) #access-class </w:t>
       </w:r>
       <w:r>
         <w:rPr>
@@ -7800,62 +6968,20 @@
           <w:bCs/>
           <w:lang w:val="en-US"/>
         </w:rPr>
-        <w:t xml:space="preserve">Suppression </w:t>
-      </w:r>
-      <w:proofErr w:type="spellStart"/>
-      <w:r>
-        <w:rPr>
-          <w:b/>
-          <w:bCs/>
+        <w:t>Suppression d’une ACL :</w:t>
+      </w:r>
+    </w:p>
+    <w:p>
+      <w:pPr>
+        <w:rPr>
           <w:lang w:val="en-US"/>
         </w:rPr>
-        <w:t>d’une</w:t>
-      </w:r>
-      <w:proofErr w:type="spellEnd"/>
-      <w:r>
-        <w:rPr>
-          <w:b/>
-          <w:bCs/>
+      </w:pPr>
+      <w:r>
+        <w:rPr>
           <w:lang w:val="en-US"/>
         </w:rPr>
-        <w:t xml:space="preserve"> </w:t>
-      </w:r>
-      <w:proofErr w:type="gramStart"/>
-      <w:r>
-        <w:rPr>
-          <w:b/>
-          <w:bCs/>
-          <w:lang w:val="en-US"/>
-        </w:rPr>
-        <w:t>ACL :</w:t>
-      </w:r>
-      <w:proofErr w:type="gramEnd"/>
-    </w:p>
-    <w:p>
-      <w:pPr>
-        <w:rPr>
-          <w:lang w:val="en-US"/>
-        </w:rPr>
-      </w:pPr>
-      <w:r>
-        <w:rPr>
-          <w:lang w:val="en-US"/>
-        </w:rPr>
-        <w:t>R1 (</w:t>
-      </w:r>
-      <w:proofErr w:type="gramStart"/>
-      <w:r>
-        <w:rPr>
-          <w:lang w:val="en-US"/>
-        </w:rPr>
-        <w:t>config) #</w:t>
-      </w:r>
-      <w:proofErr w:type="gramEnd"/>
-      <w:r>
-        <w:rPr>
-          <w:lang w:val="en-US"/>
-        </w:rPr>
-        <w:t xml:space="preserve">no access-list </w:t>
+        <w:t xml:space="preserve">R1 (config) #no access-list </w:t>
       </w:r>
       <w:r>
         <w:rPr>
@@ -7967,15 +7093,7 @@
     </w:p>
     <w:p>
       <w:r>
-        <w:t>R1(config-std-</w:t>
-      </w:r>
-      <w:proofErr w:type="spellStart"/>
-      <w:r>
-        <w:t>nacl</w:t>
-      </w:r>
-      <w:proofErr w:type="spellEnd"/>
-      <w:r>
-        <w:t>)</w:t>
+        <w:t>R1(config-std-nacl)</w:t>
       </w:r>
       <w:r>
         <w:t xml:space="preserve"> </w:t>
@@ -7986,15 +7104,7 @@
     </w:p>
     <w:p>
       <w:r>
-        <w:t>R1(config-std-</w:t>
-      </w:r>
-      <w:proofErr w:type="spellStart"/>
-      <w:r>
-        <w:t>nacl</w:t>
-      </w:r>
-      <w:proofErr w:type="spellEnd"/>
-      <w:r>
-        <w:t>)</w:t>
+        <w:t>R1(config-std-nacl)</w:t>
       </w:r>
       <w:r>
         <w:t xml:space="preserve"> </w:t>
@@ -8005,15 +7115,7 @@
     </w:p>
     <w:p>
       <w:r>
-        <w:t>R1(config-std-</w:t>
-      </w:r>
-      <w:proofErr w:type="spellStart"/>
-      <w:r>
-        <w:t>nacl</w:t>
-      </w:r>
-      <w:proofErr w:type="spellEnd"/>
-      <w:r>
-        <w:t>)</w:t>
+        <w:t>R1(config-std-nacl)</w:t>
       </w:r>
       <w:r>
         <w:t xml:space="preserve"> </w:t>
@@ -8060,190 +7162,106 @@
         <w:rPr>
           <w:lang w:val="en-US"/>
         </w:rPr>
-        <w:t>(</w:t>
-      </w:r>
-      <w:proofErr w:type="gramStart"/>
+        <w:t>(config)</w:t>
+      </w:r>
       <w:r>
         <w:rPr>
           <w:lang w:val="en-US"/>
         </w:rPr>
-        <w:t>config)</w:t>
+        <w:t xml:space="preserve"> </w:t>
       </w:r>
       <w:r>
         <w:rPr>
           <w:lang w:val="en-US"/>
         </w:rPr>
-        <w:t xml:space="preserve"> </w:t>
-      </w:r>
-      <w:r>
+        <w:t>#access-list access-list-number {deny | permit | remark text} protocol source source-wildcard [operator {port}] destination destination-wildcard [operator {port}] [established] [log]</w:t>
+      </w:r>
+    </w:p>
+    <w:p>
+      <w:pPr>
+        <w:rPr>
+          <w:b/>
+          <w:bCs/>
+          <w:lang w:val="fr-BE"/>
+        </w:rPr>
+      </w:pPr>
+      <w:r>
+        <w:rPr>
+          <w:b/>
+          <w:bCs/>
+          <w:lang w:val="fr-BE"/>
+        </w:rPr>
+        <w:t xml:space="preserve">Création d’une ACL </w:t>
+      </w:r>
+      <w:r>
+        <w:rPr>
+          <w:b/>
+          <w:bCs/>
+          <w:lang w:val="fr-BE"/>
+        </w:rPr>
+        <w:t>étendue</w:t>
+      </w:r>
+      <w:r>
+        <w:rPr>
+          <w:b/>
+          <w:bCs/>
+          <w:lang w:val="fr-BE"/>
+        </w:rPr>
+        <w:t> :</w:t>
+      </w:r>
+    </w:p>
+    <w:p>
+      <w:pPr>
+        <w:rPr>
+          <w:lang w:val="fr-BE"/>
+        </w:rPr>
+      </w:pPr>
+      <w:r>
+        <w:rPr>
+          <w:lang w:val="fr-BE"/>
+        </w:rPr>
+        <w:t>R1 (config) #access-list 100 permit tcp 192.168.10.0 0.0.0.255 any eq www</w:t>
+      </w:r>
+      <w:r>
+        <w:rPr>
+          <w:lang w:val="fr-BE"/>
+        </w:rPr>
+        <w:tab/>
+      </w:r>
+    </w:p>
+    <w:p>
+      <w:pPr>
+        <w:rPr>
+          <w:b/>
+          <w:bCs/>
+          <w:lang w:val="fr-BE"/>
+        </w:rPr>
+      </w:pPr>
+      <w:r>
+        <w:rPr>
+          <w:b/>
+          <w:bCs/>
+          <w:lang w:val="fr-BE"/>
+        </w:rPr>
+        <w:t>Création d’une ACL étendue nommée :</w:t>
+      </w:r>
+    </w:p>
+    <w:p>
+      <w:r>
+        <w:t>R1 (config) #ip access-list extended FTP-FILTER</w:t>
+      </w:r>
+    </w:p>
+    <w:p>
+      <w:pPr>
         <w:rPr>
           <w:lang w:val="en-US"/>
         </w:rPr>
-        <w:t>#</w:t>
-      </w:r>
-      <w:proofErr w:type="gramEnd"/>
+      </w:pPr>
       <w:r>
         <w:rPr>
           <w:lang w:val="en-US"/>
         </w:rPr>
-        <w:t>access-list access-list-number {deny | permit | remark text} protocol source source-wildcard [operator {port}] destination destination-wildcard [operator {port}] [established] [log]</w:t>
-      </w:r>
-    </w:p>
-    <w:p>
-      <w:pPr>
-        <w:rPr>
-          <w:b/>
-          <w:bCs/>
-          <w:lang w:val="fr-BE"/>
-        </w:rPr>
-      </w:pPr>
-      <w:r>
-        <w:rPr>
-          <w:b/>
-          <w:bCs/>
-          <w:lang w:val="fr-BE"/>
-        </w:rPr>
-        <w:t xml:space="preserve">Création d’une ACL </w:t>
-      </w:r>
-      <w:r>
-        <w:rPr>
-          <w:b/>
-          <w:bCs/>
-          <w:lang w:val="fr-BE"/>
-        </w:rPr>
-        <w:t>étendue</w:t>
-      </w:r>
-      <w:r>
-        <w:rPr>
-          <w:b/>
-          <w:bCs/>
-          <w:lang w:val="fr-BE"/>
-        </w:rPr>
-        <w:t> :</w:t>
-      </w:r>
-    </w:p>
-    <w:p>
-      <w:pPr>
-        <w:rPr>
-          <w:lang w:val="fr-BE"/>
-        </w:rPr>
-      </w:pPr>
-      <w:r>
-        <w:rPr>
-          <w:lang w:val="fr-BE"/>
-        </w:rPr>
-        <w:t xml:space="preserve">R1 (config) #access-list 100 permit </w:t>
-      </w:r>
-      <w:proofErr w:type="spellStart"/>
-      <w:r>
-        <w:rPr>
-          <w:lang w:val="fr-BE"/>
-        </w:rPr>
-        <w:t>tcp</w:t>
-      </w:r>
-      <w:proofErr w:type="spellEnd"/>
-      <w:r>
-        <w:rPr>
-          <w:lang w:val="fr-BE"/>
-        </w:rPr>
-        <w:t xml:space="preserve"> 192.168.10.0 0.0.0.255 </w:t>
-      </w:r>
-      <w:proofErr w:type="spellStart"/>
-      <w:r>
-        <w:rPr>
-          <w:lang w:val="fr-BE"/>
-        </w:rPr>
-        <w:t>any</w:t>
-      </w:r>
-      <w:proofErr w:type="spellEnd"/>
-      <w:r>
-        <w:rPr>
-          <w:lang w:val="fr-BE"/>
-        </w:rPr>
-        <w:t xml:space="preserve"> eq www</w:t>
-      </w:r>
-      <w:r>
-        <w:rPr>
-          <w:lang w:val="fr-BE"/>
-        </w:rPr>
-        <w:tab/>
-      </w:r>
-    </w:p>
-    <w:p>
-      <w:pPr>
-        <w:rPr>
-          <w:b/>
-          <w:bCs/>
-          <w:lang w:val="fr-BE"/>
-        </w:rPr>
-      </w:pPr>
-      <w:r>
-        <w:rPr>
-          <w:b/>
-          <w:bCs/>
-          <w:lang w:val="fr-BE"/>
-        </w:rPr>
-        <w:t>Création d’une ACL étendue nommée :</w:t>
-      </w:r>
-    </w:p>
-    <w:p>
-      <w:r>
-        <w:t>R1 (config) #ip access-list extended FTP-FILTER</w:t>
-      </w:r>
-    </w:p>
-    <w:p>
-      <w:pPr>
-        <w:rPr>
-          <w:lang w:val="en-US"/>
-        </w:rPr>
-      </w:pPr>
-      <w:r>
-        <w:rPr>
-          <w:lang w:val="en-US"/>
-        </w:rPr>
-        <w:t>R1 (config-</w:t>
-      </w:r>
-      <w:proofErr w:type="spellStart"/>
-      <w:r>
-        <w:rPr>
-          <w:lang w:val="en-US"/>
-        </w:rPr>
-        <w:t>ext</w:t>
-      </w:r>
-      <w:proofErr w:type="spellEnd"/>
-      <w:r>
-        <w:rPr>
-          <w:lang w:val="en-US"/>
-        </w:rPr>
-        <w:t>-</w:t>
-      </w:r>
-      <w:proofErr w:type="spellStart"/>
-      <w:r>
-        <w:rPr>
-          <w:lang w:val="en-US"/>
-        </w:rPr>
-        <w:t>nacl</w:t>
-      </w:r>
-      <w:proofErr w:type="spellEnd"/>
-      <w:r>
-        <w:rPr>
-          <w:lang w:val="en-US"/>
-        </w:rPr>
-        <w:t xml:space="preserve">) #permit </w:t>
-      </w:r>
-      <w:proofErr w:type="spellStart"/>
-      <w:r>
-        <w:rPr>
-          <w:lang w:val="en-US"/>
-        </w:rPr>
-        <w:t>tcp</w:t>
-      </w:r>
-      <w:proofErr w:type="spellEnd"/>
-      <w:r>
-        <w:rPr>
-          <w:lang w:val="en-US"/>
-        </w:rPr>
-        <w:t xml:space="preserve"> 192.168.10.0 any eq ftp</w:t>
+        <w:t>R1 (config-ext-nacl) #permit tcp 192.168.10.0 any eq ftp</w:t>
       </w:r>
     </w:p>
     <w:p>
@@ -8285,23 +7303,7 @@
         <w:t>R1 #</w:t>
       </w:r>
       <w:r>
-        <w:t xml:space="preserve">show </w:t>
-      </w:r>
-      <w:proofErr w:type="spellStart"/>
-      <w:r>
-        <w:t>ip</w:t>
-      </w:r>
-      <w:proofErr w:type="spellEnd"/>
-      <w:r>
-        <w:t xml:space="preserve"> </w:t>
-      </w:r>
-      <w:proofErr w:type="spellStart"/>
-      <w:r>
-        <w:t>nat</w:t>
-      </w:r>
-      <w:proofErr w:type="spellEnd"/>
-      <w:r>
-        <w:t xml:space="preserve"> translations</w:t>
+        <w:t>show ip nat translations</w:t>
       </w:r>
       <w:r>
         <w:t xml:space="preserve"> [</w:t>
@@ -8318,23 +7320,7 @@
         <w:t>R1 #clear</w:t>
       </w:r>
       <w:r>
-        <w:t xml:space="preserve"> </w:t>
-      </w:r>
-      <w:proofErr w:type="spellStart"/>
-      <w:r>
-        <w:t>ip</w:t>
-      </w:r>
-      <w:proofErr w:type="spellEnd"/>
-      <w:r>
-        <w:t xml:space="preserve"> </w:t>
-      </w:r>
-      <w:proofErr w:type="spellStart"/>
-      <w:r>
-        <w:t>nat</w:t>
-      </w:r>
-      <w:proofErr w:type="spellEnd"/>
-      <w:r>
-        <w:t xml:space="preserve"> statistics</w:t>
+        <w:t xml:space="preserve"> ip nat statistics</w:t>
       </w:r>
     </w:p>
     <w:p>
@@ -8342,23 +7328,7 @@
         <w:t>R1 #</w:t>
       </w:r>
       <w:r>
-        <w:t xml:space="preserve">show </w:t>
-      </w:r>
-      <w:proofErr w:type="spellStart"/>
-      <w:r>
-        <w:t>ip</w:t>
-      </w:r>
-      <w:proofErr w:type="spellEnd"/>
-      <w:r>
-        <w:t xml:space="preserve"> </w:t>
-      </w:r>
-      <w:proofErr w:type="spellStart"/>
-      <w:r>
-        <w:t>nat</w:t>
-      </w:r>
-      <w:proofErr w:type="spellEnd"/>
-      <w:r>
-        <w:t xml:space="preserve"> statistics</w:t>
+        <w:t>show ip nat statistics</w:t>
       </w:r>
     </w:p>
     <w:p>
@@ -8369,19 +7339,11 @@
         </w:rPr>
       </w:pPr>
       <w:bookmarkStart w:id="27" w:name="_Toc223597192"/>
-      <w:proofErr w:type="spellStart"/>
-      <w:r>
-        <w:rPr>
-          <w:lang w:val="fr-BE"/>
-        </w:rPr>
-        <w:t>Static</w:t>
-      </w:r>
-      <w:proofErr w:type="spellEnd"/>
-      <w:r>
-        <w:rPr>
-          <w:lang w:val="fr-BE"/>
-        </w:rPr>
-        <w:t xml:space="preserve"> NAT</w:t>
+      <w:r>
+        <w:rPr>
+          <w:lang w:val="fr-BE"/>
+        </w:rPr>
+        <w:t>Static NAT</w:t>
       </w:r>
       <w:bookmarkEnd w:id="27"/>
     </w:p>
@@ -8412,49 +7374,7 @@
         <w:rPr>
           <w:lang w:val="fr-BE"/>
         </w:rPr>
-        <w:t xml:space="preserve">R1 (config) #ip </w:t>
-      </w:r>
-      <w:proofErr w:type="spellStart"/>
-      <w:r>
-        <w:rPr>
-          <w:lang w:val="fr-BE"/>
-        </w:rPr>
-        <w:t>nat</w:t>
-      </w:r>
-      <w:proofErr w:type="spellEnd"/>
-      <w:r>
-        <w:rPr>
-          <w:lang w:val="fr-BE"/>
-        </w:rPr>
-        <w:t xml:space="preserve"> </w:t>
-      </w:r>
-      <w:proofErr w:type="spellStart"/>
-      <w:r>
-        <w:rPr>
-          <w:lang w:val="fr-BE"/>
-        </w:rPr>
-        <w:t>inside</w:t>
-      </w:r>
-      <w:proofErr w:type="spellEnd"/>
-      <w:r>
-        <w:rPr>
-          <w:lang w:val="fr-BE"/>
-        </w:rPr>
-        <w:t xml:space="preserve"> source </w:t>
-      </w:r>
-      <w:proofErr w:type="spellStart"/>
-      <w:r>
-        <w:rPr>
-          <w:lang w:val="fr-BE"/>
-        </w:rPr>
-        <w:t>static</w:t>
-      </w:r>
-      <w:proofErr w:type="spellEnd"/>
-      <w:r>
-        <w:rPr>
-          <w:lang w:val="fr-BE"/>
-        </w:rPr>
-        <w:t xml:space="preserve"> 192.168.10.254 209.165.201.5</w:t>
+        <w:t>R1 (config) #ip nat inside source static 192.168.10.254 209.165.201.5</w:t>
       </w:r>
     </w:p>
     <w:p>
@@ -8498,15 +7418,7 @@
         <w:t>1</w:t>
       </w:r>
       <w:r>
-        <w:t xml:space="preserve"> (config-if) #ip </w:t>
-      </w:r>
-      <w:proofErr w:type="spellStart"/>
-      <w:r>
-        <w:t>nat</w:t>
-      </w:r>
-      <w:proofErr w:type="spellEnd"/>
-      <w:r>
-        <w:t xml:space="preserve"> inside</w:t>
+        <w:t xml:space="preserve"> (config-if) #ip nat inside</w:t>
       </w:r>
     </w:p>
     <w:p>
@@ -8551,15 +7463,7 @@
         <w:t xml:space="preserve"> </w:t>
       </w:r>
       <w:r>
-        <w:t xml:space="preserve">#ip </w:t>
-      </w:r>
-      <w:proofErr w:type="spellStart"/>
-      <w:r>
-        <w:t>nat</w:t>
-      </w:r>
-      <w:proofErr w:type="spellEnd"/>
-      <w:r>
-        <w:t xml:space="preserve"> outside</w:t>
+        <w:t>#ip nat outside</w:t>
       </w:r>
     </w:p>
     <w:p>
@@ -8609,15 +7513,7 @@
         <w:t>#</w:t>
       </w:r>
       <w:r>
-        <w:t xml:space="preserve">ip </w:t>
-      </w:r>
-      <w:proofErr w:type="spellStart"/>
-      <w:r>
-        <w:t>nat</w:t>
-      </w:r>
-      <w:proofErr w:type="spellEnd"/>
-      <w:r>
-        <w:t xml:space="preserve"> pool NAT-POOL1 209.165.200.226 209.165.200.240 netmask 255.255.255.224</w:t>
+        <w:t>ip nat pool NAT-POOL1 209.165.200.226 209.165.200.240 netmask 255.255.255.224</w:t>
       </w:r>
     </w:p>
     <w:p>
@@ -8681,49 +7577,7 @@
         <w:rPr>
           <w:lang w:val="fr-BE"/>
         </w:rPr>
-        <w:t xml:space="preserve">R1 (config) #ip </w:t>
-      </w:r>
-      <w:proofErr w:type="spellStart"/>
-      <w:r>
-        <w:rPr>
-          <w:lang w:val="fr-BE"/>
-        </w:rPr>
-        <w:t>nat</w:t>
-      </w:r>
-      <w:proofErr w:type="spellEnd"/>
-      <w:r>
-        <w:rPr>
-          <w:lang w:val="fr-BE"/>
-        </w:rPr>
-        <w:t xml:space="preserve"> </w:t>
-      </w:r>
-      <w:proofErr w:type="spellStart"/>
-      <w:r>
-        <w:rPr>
-          <w:lang w:val="fr-BE"/>
-        </w:rPr>
-        <w:t>inside</w:t>
-      </w:r>
-      <w:proofErr w:type="spellEnd"/>
-      <w:r>
-        <w:rPr>
-          <w:lang w:val="fr-BE"/>
-        </w:rPr>
-        <w:t xml:space="preserve"> source </w:t>
-      </w:r>
-      <w:proofErr w:type="spellStart"/>
-      <w:r>
-        <w:rPr>
-          <w:lang w:val="fr-BE"/>
-        </w:rPr>
-        <w:t>list</w:t>
-      </w:r>
-      <w:proofErr w:type="spellEnd"/>
-      <w:r>
-        <w:rPr>
-          <w:lang w:val="fr-BE"/>
-        </w:rPr>
-        <w:t xml:space="preserve"> 1 pool NAT-POOL1</w:t>
+        <w:t>R1 (config) #ip nat inside source list 1 pool NAT-POOL1</w:t>
       </w:r>
     </w:p>
     <w:p>
@@ -8755,15 +7609,7 @@
     </w:p>
     <w:p>
       <w:r>
-        <w:t xml:space="preserve">R1 (config-if) #ip </w:t>
-      </w:r>
-      <w:proofErr w:type="spellStart"/>
-      <w:r>
-        <w:t>nat</w:t>
-      </w:r>
-      <w:proofErr w:type="spellEnd"/>
-      <w:r>
-        <w:t xml:space="preserve"> inside</w:t>
+        <w:t>R1 (config-if) #ip nat inside</w:t>
       </w:r>
     </w:p>
     <w:p>
@@ -8778,15 +7624,7 @@
     </w:p>
     <w:p>
       <w:r>
-        <w:t xml:space="preserve">R1 (config-if) #ip </w:t>
-      </w:r>
-      <w:proofErr w:type="spellStart"/>
-      <w:r>
-        <w:t>nat</w:t>
-      </w:r>
-      <w:proofErr w:type="spellEnd"/>
-      <w:r>
-        <w:t xml:space="preserve"> outside</w:t>
+        <w:t>R1 (config-if) #ip nat outside</w:t>
       </w:r>
     </w:p>
     <w:p>
@@ -8841,15 +7679,7 @@
     </w:p>
     <w:p>
       <w:r>
-        <w:t xml:space="preserve">R1 (config) #ip </w:t>
-      </w:r>
-      <w:proofErr w:type="spellStart"/>
-      <w:r>
-        <w:t>nat</w:t>
-      </w:r>
-      <w:proofErr w:type="spellEnd"/>
-      <w:r>
-        <w:t xml:space="preserve"> inside source list 1 interface serial 0/1/1 overload</w:t>
+        <w:t>R1 (config) #ip nat inside source list 1 interface serial 0/1/1 overload</w:t>
       </w:r>
     </w:p>
     <w:p>
@@ -8864,15 +7694,7 @@
     </w:p>
     <w:p>
       <w:r>
-        <w:t xml:space="preserve">R1 (config-if) #ip </w:t>
-      </w:r>
-      <w:proofErr w:type="spellStart"/>
-      <w:r>
-        <w:t>nat</w:t>
-      </w:r>
-      <w:proofErr w:type="spellEnd"/>
-      <w:r>
-        <w:t xml:space="preserve"> inside</w:t>
+        <w:t>R1 (config-if) #ip nat inside</w:t>
       </w:r>
     </w:p>
     <w:p>
@@ -8882,49 +7704,23 @@
     </w:p>
     <w:p>
       <w:r>
-        <w:t xml:space="preserve">R1 (config-if) #ip </w:t>
-      </w:r>
-      <w:proofErr w:type="spellStart"/>
-      <w:r>
-        <w:t>nat</w:t>
-      </w:r>
-      <w:proofErr w:type="spellEnd"/>
-      <w:r>
-        <w:t xml:space="preserve"> outside</w:t>
-      </w:r>
-    </w:p>
-    <w:p>
-      <w:pPr>
-        <w:rPr>
-          <w:b/>
-          <w:bCs/>
-        </w:rPr>
-      </w:pPr>
-      <w:r>
-        <w:rPr>
-          <w:b/>
-          <w:bCs/>
-        </w:rPr>
-        <w:t xml:space="preserve">Utilisation d’un pool </w:t>
-      </w:r>
-      <w:proofErr w:type="spellStart"/>
-      <w:proofErr w:type="gramStart"/>
-      <w:r>
-        <w:rPr>
-          <w:b/>
-          <w:bCs/>
-        </w:rPr>
-        <w:t>d’adresses</w:t>
-      </w:r>
-      <w:proofErr w:type="spellEnd"/>
-      <w:r>
-        <w:rPr>
-          <w:b/>
-          <w:bCs/>
-        </w:rPr>
-        <w:t> :</w:t>
-      </w:r>
-      <w:proofErr w:type="gramEnd"/>
+        <w:t>R1 (config-if) #ip nat outside</w:t>
+      </w:r>
+    </w:p>
+    <w:p>
+      <w:pPr>
+        <w:rPr>
+          <w:b/>
+          <w:bCs/>
+        </w:rPr>
+      </w:pPr>
+      <w:r>
+        <w:rPr>
+          <w:b/>
+          <w:bCs/>
+        </w:rPr>
+        <w:t>Utilisation d’un pool d’adresses :</w:t>
+      </w:r>
     </w:p>
     <w:p>
       <w:r>
@@ -8940,15 +7736,7 @@
         <w:t xml:space="preserve"> </w:t>
       </w:r>
       <w:r>
-        <w:t xml:space="preserve">#ip </w:t>
-      </w:r>
-      <w:proofErr w:type="spellStart"/>
-      <w:r>
-        <w:t>nat</w:t>
-      </w:r>
-      <w:proofErr w:type="spellEnd"/>
-      <w:r>
-        <w:t xml:space="preserve"> pool NAT-POOL2 209.165.200.226 209.165.200.240 netmask 255.255.255.224</w:t>
+        <w:t>#ip nat pool NAT-POOL2 209.165.200.226 209.165.200.240 netmask 255.255.255.224</w:t>
       </w:r>
     </w:p>
     <w:p>
@@ -8982,15 +7770,7 @@
         <w:t xml:space="preserve"> </w:t>
       </w:r>
       <w:r>
-        <w:t xml:space="preserve">#ip </w:t>
-      </w:r>
-      <w:proofErr w:type="spellStart"/>
-      <w:r>
-        <w:t>nat</w:t>
-      </w:r>
-      <w:proofErr w:type="spellEnd"/>
-      <w:r>
-        <w:t xml:space="preserve"> inside source list 1 pool NAT-POOL2 overload</w:t>
+        <w:t>#ip nat inside source list 1 pool NAT-POOL2 overload</w:t>
       </w:r>
     </w:p>
     <w:p>
@@ -9024,15 +7804,7 @@
         <w:t xml:space="preserve"> </w:t>
       </w:r>
       <w:r>
-        <w:t xml:space="preserve">#ip </w:t>
-      </w:r>
-      <w:proofErr w:type="spellStart"/>
-      <w:r>
-        <w:t>nat</w:t>
-      </w:r>
-      <w:proofErr w:type="spellEnd"/>
-      <w:r>
-        <w:t xml:space="preserve"> inside</w:t>
+        <w:t>#ip nat inside</w:t>
       </w:r>
     </w:p>
     <w:p>
@@ -9072,15 +7844,7 @@
         <w:t xml:space="preserve"> </w:t>
       </w:r>
       <w:r>
-        <w:t xml:space="preserve">#ip </w:t>
-      </w:r>
-      <w:proofErr w:type="spellStart"/>
-      <w:r>
-        <w:t>nat</w:t>
-      </w:r>
-      <w:proofErr w:type="spellEnd"/>
-      <w:r>
-        <w:t xml:space="preserve"> outside</w:t>
+        <w:t>#ip nat outside</w:t>
       </w:r>
     </w:p>
     <w:p>
@@ -9101,13 +7865,149 @@
     </w:p>
     <w:p>
       <w:r>
+        <w:t>R1 #show cdp</w:t>
+      </w:r>
+    </w:p>
+    <w:p>
+      <w:r>
+        <w:t>R1 #</w:t>
+      </w:r>
+      <w:r>
+        <w:t>show cdp neighbors</w:t>
+      </w:r>
+    </w:p>
+    <w:p>
+      <w:r>
+        <w:t>R1 #</w:t>
+      </w:r>
+      <w:r>
+        <w:t>show cdp neighbors</w:t>
+      </w:r>
+      <w:r>
+        <w:t xml:space="preserve"> detail</w:t>
+      </w:r>
+    </w:p>
+    <w:p>
+      <w:r>
+        <w:t>R1 #</w:t>
+      </w:r>
+      <w:r>
+        <w:t>show cdp interface</w:t>
+      </w:r>
+    </w:p>
+    <w:p>
+      <w:pPr>
+        <w:rPr>
+          <w:b/>
+          <w:bCs/>
+          <w:lang w:val="fr-BE"/>
+        </w:rPr>
+      </w:pPr>
+      <w:r>
+        <w:rPr>
+          <w:b/>
+          <w:bCs/>
+          <w:lang w:val="fr-BE"/>
+        </w:rPr>
+        <w:t>Activer ou désactiver le protocole :</w:t>
+      </w:r>
+    </w:p>
+    <w:p>
+      <w:r>
+        <w:t>R</w:t>
+      </w:r>
+      <w:r>
+        <w:t xml:space="preserve">1 </w:t>
+      </w:r>
+      <w:r>
+        <w:t>(config)</w:t>
+      </w:r>
+      <w:r>
+        <w:t xml:space="preserve"> </w:t>
+      </w:r>
+      <w:r>
+        <w:t>#cdp run</w:t>
+      </w:r>
+    </w:p>
+    <w:p>
+      <w:r>
+        <w:t>R1 (config)</w:t>
+      </w:r>
+      <w:r>
+        <w:t xml:space="preserve"> </w:t>
+      </w:r>
+      <w:r>
+        <w:t>#no cdp run</w:t>
+      </w:r>
+    </w:p>
+    <w:p>
+      <w:pPr>
+        <w:rPr>
+          <w:b/>
+          <w:bCs/>
+          <w:lang w:val="fr-BE"/>
+        </w:rPr>
+      </w:pPr>
+      <w:r>
+        <w:rPr>
+          <w:b/>
+          <w:bCs/>
+          <w:lang w:val="fr-BE"/>
+        </w:rPr>
+        <w:t>Activer ou désactiver le protocole sur une interface :</w:t>
+      </w:r>
+    </w:p>
+    <w:p>
+      <w:r>
+        <w:t xml:space="preserve">R1 </w:t>
+      </w:r>
+      <w:r>
+        <w:t>(config-if)</w:t>
+      </w:r>
+      <w:r>
+        <w:t xml:space="preserve"> </w:t>
+      </w:r>
+      <w:r>
+        <w:t>#cdp enable</w:t>
+      </w:r>
+    </w:p>
+    <w:p>
+      <w:r>
+        <w:t xml:space="preserve">R1 </w:t>
+      </w:r>
+      <w:r>
+        <w:t>(config-if)</w:t>
+      </w:r>
+      <w:r>
+        <w:t xml:space="preserve"> </w:t>
+      </w:r>
+      <w:r>
+        <w:t>#</w:t>
+      </w:r>
+      <w:r>
+        <w:t xml:space="preserve">no </w:t>
+      </w:r>
+      <w:r>
+        <w:t>cdp enable</w:t>
+      </w:r>
+    </w:p>
+    <w:p>
+      <w:pPr>
+        <w:pStyle w:val="Titre1"/>
+      </w:pPr>
+      <w:bookmarkStart w:id="31" w:name="_Toc223597196"/>
+      <w:r>
+        <w:t>LLDP Configuration</w:t>
+      </w:r>
+      <w:bookmarkEnd w:id="31"/>
+    </w:p>
+    <w:p>
+      <w:r>
         <w:t xml:space="preserve">R1 #show </w:t>
       </w:r>
-      <w:proofErr w:type="spellStart"/>
-      <w:r>
-        <w:t>cdp</w:t>
-      </w:r>
-      <w:proofErr w:type="spellEnd"/>
+      <w:r>
+        <w:t>lldp</w:t>
+      </w:r>
     </w:p>
     <w:p>
       <w:r>
@@ -9116,19 +8016,12 @@
       <w:r>
         <w:t xml:space="preserve">show </w:t>
       </w:r>
-      <w:proofErr w:type="spellStart"/>
-      <w:r>
-        <w:t>cdp</w:t>
-      </w:r>
-      <w:proofErr w:type="spellEnd"/>
-      <w:r>
-        <w:t xml:space="preserve"> </w:t>
-      </w:r>
-      <w:proofErr w:type="spellStart"/>
-      <w:r>
-        <w:t>neighbors</w:t>
-      </w:r>
-      <w:proofErr w:type="spellEnd"/>
+      <w:r>
+        <w:t>lldp</w:t>
+      </w:r>
+      <w:r>
+        <w:t xml:space="preserve"> neighbors</w:t>
+      </w:r>
     </w:p>
     <w:p>
       <w:r>
@@ -9137,498 +8030,198 @@
       <w:r>
         <w:t xml:space="preserve">show </w:t>
       </w:r>
-      <w:proofErr w:type="spellStart"/>
-      <w:r>
-        <w:t>cdp</w:t>
-      </w:r>
-      <w:proofErr w:type="spellEnd"/>
-      <w:r>
-        <w:t xml:space="preserve"> </w:t>
-      </w:r>
-      <w:proofErr w:type="spellStart"/>
-      <w:proofErr w:type="gramStart"/>
-      <w:r>
-        <w:t>neighbors</w:t>
-      </w:r>
-      <w:proofErr w:type="spellEnd"/>
-      <w:proofErr w:type="gramEnd"/>
+      <w:r>
+        <w:t>lldp</w:t>
+      </w:r>
+      <w:r>
+        <w:t xml:space="preserve"> neighbors</w:t>
+      </w:r>
       <w:r>
         <w:t xml:space="preserve"> detail</w:t>
       </w:r>
     </w:p>
     <w:p>
-      <w:r>
-        <w:t>R1 #</w:t>
-      </w:r>
-      <w:r>
-        <w:t xml:space="preserve">show </w:t>
-      </w:r>
-      <w:proofErr w:type="spellStart"/>
-      <w:r>
-        <w:t>cdp</w:t>
-      </w:r>
-      <w:proofErr w:type="spellEnd"/>
-      <w:r>
-        <w:t xml:space="preserve"> interface</w:t>
-      </w:r>
-    </w:p>
-    <w:p>
-      <w:pPr>
-        <w:rPr>
-          <w:b/>
-          <w:bCs/>
-          <w:lang w:val="fr-BE"/>
-        </w:rPr>
-      </w:pPr>
-      <w:r>
-        <w:rPr>
-          <w:b/>
-          <w:bCs/>
-          <w:lang w:val="fr-BE"/>
+      <w:pPr>
+        <w:rPr>
+          <w:b/>
+          <w:bCs/>
+        </w:rPr>
+      </w:pPr>
+      <w:r>
+        <w:rPr>
+          <w:b/>
+          <w:bCs/>
         </w:rPr>
         <w:t>Activer ou désactiver le protocole :</w:t>
       </w:r>
     </w:p>
     <w:p>
       <w:r>
+        <w:t>R1 (config) #lldp run</w:t>
+      </w:r>
+    </w:p>
+    <w:p>
+      <w:r>
+        <w:t>R1 (config) #no lldp run</w:t>
+      </w:r>
+    </w:p>
+    <w:p>
+      <w:pPr>
+        <w:rPr>
+          <w:b/>
+          <w:bCs/>
+          <w:lang w:val="fr-BE"/>
+        </w:rPr>
+      </w:pPr>
+      <w:r>
+        <w:rPr>
+          <w:b/>
+          <w:bCs/>
+          <w:lang w:val="fr-BE"/>
+        </w:rPr>
+        <w:t>Activer ou désactiver le protocole sur une interface :</w:t>
+      </w:r>
+    </w:p>
+    <w:p>
+      <w:r>
+        <w:t xml:space="preserve">R1 </w:t>
+      </w:r>
+      <w:r>
+        <w:t>(config-if)</w:t>
+      </w:r>
+      <w:r>
+        <w:t xml:space="preserve"> </w:t>
+      </w:r>
+      <w:r>
+        <w:t>#</w:t>
+      </w:r>
+      <w:r>
+        <w:t>lldp transmit</w:t>
+      </w:r>
+    </w:p>
+    <w:p>
+      <w:r>
+        <w:t xml:space="preserve">R1 </w:t>
+      </w:r>
+      <w:r>
+        <w:t>(config-if)</w:t>
+      </w:r>
+      <w:r>
+        <w:t xml:space="preserve"> </w:t>
+      </w:r>
+      <w:r>
+        <w:t>#</w:t>
+      </w:r>
+      <w:r>
+        <w:t>lldp receive</w:t>
+      </w:r>
+    </w:p>
+    <w:p>
+      <w:r>
+        <w:t xml:space="preserve">R1 </w:t>
+      </w:r>
+      <w:r>
+        <w:t>(config-if)</w:t>
+      </w:r>
+      <w:r>
+        <w:t xml:space="preserve"> </w:t>
+      </w:r>
+      <w:r>
+        <w:t>#</w:t>
+      </w:r>
+      <w:r>
+        <w:t>no lldp transmit</w:t>
+      </w:r>
+    </w:p>
+    <w:p>
+      <w:r>
+        <w:t xml:space="preserve">R1 </w:t>
+      </w:r>
+      <w:r>
+        <w:t>(config-if)</w:t>
+      </w:r>
+      <w:r>
+        <w:t xml:space="preserve"> </w:t>
+      </w:r>
+      <w:r>
+        <w:t>#</w:t>
+      </w:r>
+      <w:r>
+        <w:t>no lldp receive</w:t>
+      </w:r>
+    </w:p>
+    <w:p>
+      <w:pPr>
+        <w:pStyle w:val="Titre1"/>
+      </w:pPr>
+      <w:bookmarkStart w:id="32" w:name="_Toc223597197"/>
+      <w:r>
+        <w:t>NTP Configuration</w:t>
+      </w:r>
+      <w:bookmarkEnd w:id="32"/>
+    </w:p>
+    <w:p>
+      <w:r>
         <w:t>R</w:t>
       </w:r>
       <w:r>
         <w:t xml:space="preserve">1 </w:t>
       </w:r>
       <w:r>
+        <w:t>#show clock detail</w:t>
+      </w:r>
+    </w:p>
+    <w:p>
+      <w:r>
+        <w:t>R1</w:t>
+      </w:r>
+      <w:r>
+        <w:t xml:space="preserve"> </w:t>
+      </w:r>
+      <w:r>
+        <w:t>#clock set 16:01:00 sept 25 2020</w:t>
+      </w:r>
+    </w:p>
+    <w:p>
+      <w:r>
+        <w:t>R1</w:t>
+      </w:r>
+      <w:r>
+        <w:t xml:space="preserve"> </w:t>
+      </w:r>
+      <w:r>
         <w:t>(config)</w:t>
       </w:r>
       <w:r>
         <w:t xml:space="preserve"> </w:t>
       </w:r>
       <w:r>
-        <w:t>#cdp run</w:t>
-      </w:r>
-    </w:p>
-    <w:p>
-      <w:r>
-        <w:t>R1 (config)</w:t>
-      </w:r>
-      <w:r>
-        <w:t xml:space="preserve"> </w:t>
-      </w:r>
-      <w:r>
-        <w:t xml:space="preserve">#no </w:t>
-      </w:r>
-      <w:proofErr w:type="spellStart"/>
-      <w:r>
-        <w:t>cdp</w:t>
-      </w:r>
-      <w:proofErr w:type="spellEnd"/>
-      <w:r>
-        <w:t xml:space="preserve"> run</w:t>
-      </w:r>
-    </w:p>
-    <w:p>
-      <w:pPr>
-        <w:rPr>
-          <w:b/>
-          <w:bCs/>
-          <w:lang w:val="fr-BE"/>
-        </w:rPr>
-      </w:pPr>
-      <w:r>
-        <w:rPr>
-          <w:b/>
-          <w:bCs/>
-          <w:lang w:val="fr-BE"/>
-        </w:rPr>
-        <w:t>Activer ou désactiver le protocole sur une interface :</w:t>
-      </w:r>
-    </w:p>
-    <w:p>
-      <w:r>
-        <w:t xml:space="preserve">R1 </w:t>
-      </w:r>
-      <w:r>
-        <w:t>(config-if)</w:t>
-      </w:r>
-      <w:r>
-        <w:t xml:space="preserve"> </w:t>
-      </w:r>
-      <w:r>
-        <w:t>#cdp enable</w:t>
-      </w:r>
-    </w:p>
-    <w:p>
-      <w:r>
-        <w:t xml:space="preserve">R1 </w:t>
-      </w:r>
-      <w:r>
-        <w:t>(config-if)</w:t>
-      </w:r>
-      <w:r>
-        <w:t xml:space="preserve"> </w:t>
-      </w:r>
-      <w:r>
-        <w:t>#</w:t>
-      </w:r>
-      <w:r>
-        <w:t xml:space="preserve">no </w:t>
-      </w:r>
-      <w:proofErr w:type="spellStart"/>
-      <w:r>
-        <w:t>cdp</w:t>
-      </w:r>
-      <w:proofErr w:type="spellEnd"/>
-      <w:r>
-        <w:t xml:space="preserve"> enable</w:t>
-      </w:r>
-    </w:p>
-    <w:p>
-      <w:pPr>
-        <w:pStyle w:val="Titre1"/>
-      </w:pPr>
-      <w:bookmarkStart w:id="31" w:name="_Toc223597196"/>
-      <w:r>
-        <w:t>LLDP Configuration</w:t>
-      </w:r>
-      <w:bookmarkEnd w:id="31"/>
-    </w:p>
-    <w:p>
-      <w:r>
-        <w:t xml:space="preserve">R1 #show </w:t>
-      </w:r>
-      <w:proofErr w:type="spellStart"/>
-      <w:r>
-        <w:t>lldp</w:t>
-      </w:r>
-      <w:proofErr w:type="spellEnd"/>
-    </w:p>
-    <w:p>
-      <w:r>
-        <w:t>R1 #</w:t>
-      </w:r>
-      <w:r>
-        <w:t xml:space="preserve">show </w:t>
-      </w:r>
-      <w:proofErr w:type="spellStart"/>
-      <w:r>
-        <w:t>lldp</w:t>
-      </w:r>
-      <w:proofErr w:type="spellEnd"/>
-      <w:r>
-        <w:t xml:space="preserve"> </w:t>
-      </w:r>
-      <w:proofErr w:type="spellStart"/>
-      <w:r>
-        <w:t>neighbors</w:t>
-      </w:r>
-      <w:proofErr w:type="spellEnd"/>
-    </w:p>
-    <w:p>
-      <w:r>
-        <w:t>R1 #</w:t>
-      </w:r>
-      <w:r>
-        <w:t xml:space="preserve">show </w:t>
-      </w:r>
-      <w:proofErr w:type="spellStart"/>
-      <w:r>
-        <w:t>lldp</w:t>
-      </w:r>
-      <w:proofErr w:type="spellEnd"/>
-      <w:r>
-        <w:t xml:space="preserve"> </w:t>
-      </w:r>
-      <w:proofErr w:type="spellStart"/>
-      <w:proofErr w:type="gramStart"/>
-      <w:r>
-        <w:t>neighbors</w:t>
-      </w:r>
-      <w:proofErr w:type="spellEnd"/>
-      <w:proofErr w:type="gramEnd"/>
-      <w:r>
-        <w:t xml:space="preserve"> detail</w:t>
-      </w:r>
-    </w:p>
-    <w:p>
-      <w:pPr>
-        <w:rPr>
-          <w:b/>
-          <w:bCs/>
-        </w:rPr>
-      </w:pPr>
-      <w:proofErr w:type="spellStart"/>
-      <w:r>
-        <w:rPr>
-          <w:b/>
-          <w:bCs/>
-        </w:rPr>
-        <w:t>Activer</w:t>
-      </w:r>
-      <w:proofErr w:type="spellEnd"/>
-      <w:r>
-        <w:rPr>
-          <w:b/>
-          <w:bCs/>
-        </w:rPr>
-        <w:t xml:space="preserve"> </w:t>
-      </w:r>
-      <w:proofErr w:type="spellStart"/>
-      <w:r>
-        <w:rPr>
-          <w:b/>
-          <w:bCs/>
-        </w:rPr>
-        <w:t>ou</w:t>
-      </w:r>
-      <w:proofErr w:type="spellEnd"/>
-      <w:r>
-        <w:rPr>
-          <w:b/>
-          <w:bCs/>
-        </w:rPr>
-        <w:t xml:space="preserve"> </w:t>
-      </w:r>
-      <w:proofErr w:type="spellStart"/>
-      <w:r>
-        <w:rPr>
-          <w:b/>
-          <w:bCs/>
-        </w:rPr>
-        <w:t>désactiver</w:t>
-      </w:r>
-      <w:proofErr w:type="spellEnd"/>
-      <w:r>
-        <w:rPr>
-          <w:b/>
-          <w:bCs/>
-        </w:rPr>
-        <w:t xml:space="preserve"> le </w:t>
-      </w:r>
-      <w:proofErr w:type="spellStart"/>
-      <w:proofErr w:type="gramStart"/>
-      <w:r>
-        <w:rPr>
-          <w:b/>
-          <w:bCs/>
-        </w:rPr>
-        <w:t>protocole</w:t>
-      </w:r>
-      <w:proofErr w:type="spellEnd"/>
-      <w:r>
-        <w:rPr>
-          <w:b/>
-          <w:bCs/>
-        </w:rPr>
-        <w:t> :</w:t>
-      </w:r>
-      <w:proofErr w:type="gramEnd"/>
-    </w:p>
-    <w:p>
-      <w:r>
-        <w:t>R1 (config) #lldp run</w:t>
-      </w:r>
-    </w:p>
-    <w:p>
-      <w:r>
-        <w:t xml:space="preserve">R1 (config) #no </w:t>
-      </w:r>
-      <w:proofErr w:type="spellStart"/>
-      <w:r>
-        <w:t>lldp</w:t>
-      </w:r>
-      <w:proofErr w:type="spellEnd"/>
-      <w:r>
-        <w:t xml:space="preserve"> run</w:t>
-      </w:r>
-    </w:p>
-    <w:p>
-      <w:pPr>
-        <w:rPr>
-          <w:b/>
-          <w:bCs/>
-          <w:lang w:val="fr-BE"/>
-        </w:rPr>
-      </w:pPr>
-      <w:r>
-        <w:rPr>
-          <w:b/>
-          <w:bCs/>
-          <w:lang w:val="fr-BE"/>
-        </w:rPr>
-        <w:t>Activer ou désactiver le protocole sur une interface :</w:t>
-      </w:r>
-    </w:p>
-    <w:p>
-      <w:r>
-        <w:t xml:space="preserve">R1 </w:t>
-      </w:r>
-      <w:r>
-        <w:t>(config-if)</w:t>
-      </w:r>
-      <w:r>
-        <w:t xml:space="preserve"> </w:t>
-      </w:r>
-      <w:r>
-        <w:t>#</w:t>
-      </w:r>
-      <w:r>
-        <w:t>lldp transmit</w:t>
-      </w:r>
-    </w:p>
-    <w:p>
-      <w:r>
-        <w:t xml:space="preserve">R1 </w:t>
-      </w:r>
-      <w:r>
-        <w:t>(config-if)</w:t>
-      </w:r>
-      <w:r>
-        <w:t xml:space="preserve"> </w:t>
-      </w:r>
-      <w:r>
-        <w:t>#</w:t>
-      </w:r>
-      <w:r>
-        <w:t>lldp receive</w:t>
-      </w:r>
-    </w:p>
-    <w:p>
-      <w:r>
-        <w:t xml:space="preserve">R1 </w:t>
-      </w:r>
-      <w:r>
-        <w:t>(config-if)</w:t>
-      </w:r>
-      <w:r>
-        <w:t xml:space="preserve"> </w:t>
-      </w:r>
-      <w:r>
-        <w:t>#</w:t>
-      </w:r>
-      <w:r>
-        <w:t xml:space="preserve">no </w:t>
-      </w:r>
-      <w:proofErr w:type="spellStart"/>
-      <w:r>
-        <w:t>lldp</w:t>
-      </w:r>
-      <w:proofErr w:type="spellEnd"/>
-      <w:r>
-        <w:t xml:space="preserve"> transmit</w:t>
-      </w:r>
-    </w:p>
-    <w:p>
-      <w:r>
-        <w:t xml:space="preserve">R1 </w:t>
-      </w:r>
-      <w:r>
-        <w:t>(config-if)</w:t>
-      </w:r>
-      <w:r>
-        <w:t xml:space="preserve"> </w:t>
-      </w:r>
-      <w:r>
-        <w:t>#</w:t>
-      </w:r>
-      <w:r>
-        <w:t xml:space="preserve">no </w:t>
-      </w:r>
-      <w:proofErr w:type="spellStart"/>
-      <w:r>
-        <w:t>lldp</w:t>
-      </w:r>
-      <w:proofErr w:type="spellEnd"/>
-      <w:r>
-        <w:t xml:space="preserve"> receive</w:t>
-      </w:r>
-    </w:p>
-    <w:p>
-      <w:pPr>
-        <w:pStyle w:val="Titre1"/>
-      </w:pPr>
-      <w:bookmarkStart w:id="32" w:name="_Toc223597197"/>
-      <w:r>
-        <w:t>NTP Configuration</w:t>
-      </w:r>
-      <w:bookmarkEnd w:id="32"/>
+        <w:t>#ntp server 209.165.200.225</w:t>
+      </w:r>
+    </w:p>
+    <w:p>
+      <w:r>
+        <w:t>R1</w:t>
+      </w:r>
+      <w:r>
+        <w:t xml:space="preserve"> </w:t>
+      </w:r>
+      <w:r>
+        <w:t xml:space="preserve">#show ntp associations </w:t>
+      </w:r>
     </w:p>
     <w:p>
       <w:r>
         <w:t>R</w:t>
       </w:r>
       <w:r>
-        <w:t xml:space="preserve">1 </w:t>
-      </w:r>
-      <w:r>
-        <w:t>#show clock detail</w:t>
-      </w:r>
-    </w:p>
-    <w:p>
-      <w:r>
-        <w:t>R1</w:t>
-      </w:r>
-      <w:r>
-        <w:t xml:space="preserve"> </w:t>
-      </w:r>
-      <w:r>
-        <w:t>#clock set 16:01:00 sept 25 2020</w:t>
-      </w:r>
-    </w:p>
-    <w:p>
-      <w:r>
-        <w:t>R1</w:t>
-      </w:r>
-      <w:r>
-        <w:t xml:space="preserve"> </w:t>
-      </w:r>
-      <w:r>
-        <w:t>(config)</w:t>
-      </w:r>
-      <w:r>
-        <w:t xml:space="preserve"> </w:t>
-      </w:r>
-      <w:r>
-        <w:t>#ntp server 209.165.200.225</w:t>
-      </w:r>
-    </w:p>
-    <w:p>
-      <w:r>
-        <w:t>R1</w:t>
-      </w:r>
-      <w:r>
-        <w:t xml:space="preserve"> </w:t>
-      </w:r>
-      <w:r>
-        <w:t xml:space="preserve">#show </w:t>
-      </w:r>
-      <w:proofErr w:type="spellStart"/>
-      <w:r>
-        <w:t>ntp</w:t>
-      </w:r>
-      <w:proofErr w:type="spellEnd"/>
-      <w:r>
-        <w:t xml:space="preserve"> associations </w:t>
-      </w:r>
-    </w:p>
-    <w:p>
-      <w:r>
-        <w:t>R</w:t>
-      </w:r>
-      <w:r>
         <w:t>1</w:t>
       </w:r>
       <w:r>
         <w:t xml:space="preserve"> </w:t>
       </w:r>
       <w:r>
-        <w:t xml:space="preserve">#show </w:t>
-      </w:r>
-      <w:proofErr w:type="spellStart"/>
-      <w:r>
-        <w:t>ntp</w:t>
-      </w:r>
-      <w:proofErr w:type="spellEnd"/>
-      <w:r>
-        <w:t xml:space="preserve"> status</w:t>
+        <w:t>#show ntp status</w:t>
       </w:r>
     </w:p>
     <w:p>
@@ -9647,54 +8240,17 @@
         <w:t>R1 #show running-config | sect</w:t>
       </w:r>
       <w:r>
-        <w:t xml:space="preserve">ion </w:t>
-      </w:r>
-      <w:proofErr w:type="spellStart"/>
-      <w:r>
-        <w:t>dhcp</w:t>
-      </w:r>
-      <w:proofErr w:type="spellEnd"/>
-    </w:p>
-    <w:p>
-      <w:r>
-        <w:t xml:space="preserve">R1 #show </w:t>
-      </w:r>
-      <w:proofErr w:type="spellStart"/>
-      <w:r>
-        <w:t>ip</w:t>
-      </w:r>
-      <w:proofErr w:type="spellEnd"/>
-      <w:r>
-        <w:t xml:space="preserve"> </w:t>
-      </w:r>
-      <w:proofErr w:type="spellStart"/>
-      <w:r>
-        <w:t>dhcp</w:t>
-      </w:r>
-      <w:proofErr w:type="spellEnd"/>
-      <w:r>
-        <w:t xml:space="preserve"> binding</w:t>
-      </w:r>
-    </w:p>
-    <w:p>
-      <w:r>
-        <w:t xml:space="preserve">R1 #show </w:t>
-      </w:r>
-      <w:proofErr w:type="spellStart"/>
-      <w:r>
-        <w:t>ip</w:t>
-      </w:r>
-      <w:proofErr w:type="spellEnd"/>
-      <w:r>
-        <w:t xml:space="preserve"> </w:t>
-      </w:r>
-      <w:proofErr w:type="spellStart"/>
-      <w:r>
-        <w:t>dhcp</w:t>
-      </w:r>
-      <w:proofErr w:type="spellEnd"/>
-      <w:r>
-        <w:t xml:space="preserve"> s</w:t>
+        <w:t>ion dhcp</w:t>
+      </w:r>
+    </w:p>
+    <w:p>
+      <w:r>
+        <w:t>R1 #show ip dhcp binding</w:t>
+      </w:r>
+    </w:p>
+    <w:p>
+      <w:r>
+        <w:t>R1 #show ip dhcp s</w:t>
       </w:r>
       <w:r>
         <w:t>erver statistics</w:t>
@@ -9767,35 +8323,7 @@
         <w:rPr>
           <w:lang w:val="fr-BE"/>
         </w:rPr>
-        <w:t xml:space="preserve">#ip </w:t>
-      </w:r>
-      <w:proofErr w:type="spellStart"/>
-      <w:r>
-        <w:rPr>
-          <w:lang w:val="fr-BE"/>
-        </w:rPr>
-        <w:t>dhcp</w:t>
-      </w:r>
-      <w:proofErr w:type="spellEnd"/>
-      <w:r>
-        <w:rPr>
-          <w:lang w:val="fr-BE"/>
-        </w:rPr>
-        <w:t xml:space="preserve"> </w:t>
-      </w:r>
-      <w:proofErr w:type="spellStart"/>
-      <w:r>
-        <w:rPr>
-          <w:lang w:val="fr-BE"/>
-        </w:rPr>
-        <w:t>excluded-address</w:t>
-      </w:r>
-      <w:proofErr w:type="spellEnd"/>
-      <w:r>
-        <w:rPr>
-          <w:lang w:val="fr-BE"/>
-        </w:rPr>
-        <w:t xml:space="preserve"> 192.168.20.201 192.168.20.254</w:t>
+        <w:t>#ip dhcp excluded-address 192.168.20.201 192.168.20.254</w:t>
       </w:r>
     </w:p>
     <w:p>
@@ -9837,15 +8365,7 @@
         <w:t xml:space="preserve"> </w:t>
       </w:r>
       <w:r>
-        <w:t xml:space="preserve">#ip </w:t>
-      </w:r>
-      <w:proofErr w:type="spellStart"/>
-      <w:r>
-        <w:t>dhcp</w:t>
-      </w:r>
-      <w:proofErr w:type="spellEnd"/>
-      <w:r>
-        <w:t xml:space="preserve"> pool </w:t>
+        <w:t xml:space="preserve">#ip dhcp pool </w:t>
       </w:r>
       <w:r>
         <w:t>NAME</w:t>
@@ -9863,17 +8383,8 @@
           <w:b/>
           <w:bCs/>
         </w:rPr>
-        <w:t>Configuration du pool DCHPv</w:t>
-      </w:r>
-      <w:proofErr w:type="gramStart"/>
-      <w:r>
-        <w:rPr>
-          <w:b/>
-          <w:bCs/>
-        </w:rPr>
-        <w:t>4 :</w:t>
-      </w:r>
-      <w:proofErr w:type="gramEnd"/>
+        <w:t>Configuration du pool DCHPv4 :</w:t>
+      </w:r>
     </w:p>
     <w:p>
       <w:r>
@@ -9883,15 +8394,7 @@
         <w:t xml:space="preserve"> </w:t>
       </w:r>
       <w:r>
-        <w:t>(</w:t>
-      </w:r>
-      <w:proofErr w:type="spellStart"/>
-      <w:r>
-        <w:t>dhcp</w:t>
-      </w:r>
-      <w:proofErr w:type="spellEnd"/>
-      <w:r>
-        <w:t>-config) #network 192.168.20.0 255.255.255.0</w:t>
+        <w:t>(dhcp-config) #network 192.168.20.0 255.255.255.0</w:t>
       </w:r>
     </w:p>
     <w:p>
@@ -9902,15 +8405,7 @@
         <w:t xml:space="preserve"> </w:t>
       </w:r>
       <w:r>
-        <w:t>(</w:t>
-      </w:r>
-      <w:proofErr w:type="spellStart"/>
-      <w:r>
-        <w:t>dhcp</w:t>
-      </w:r>
-      <w:proofErr w:type="spellEnd"/>
-      <w:r>
-        <w:t>-config) #default-router 192.168.20.254</w:t>
+        <w:t>(dhcp-config) #default-router 192.168.20.254</w:t>
       </w:r>
     </w:p>
     <w:p>
@@ -9921,28 +8416,12 @@
         <w:t xml:space="preserve"> </w:t>
       </w:r>
       <w:r>
-        <w:t>(</w:t>
-      </w:r>
-      <w:proofErr w:type="spellStart"/>
-      <w:r>
-        <w:t>dhcp</w:t>
-      </w:r>
-      <w:proofErr w:type="spellEnd"/>
-      <w:r>
-        <w:t>-config) #dns-server 10.10.10.10</w:t>
-      </w:r>
-    </w:p>
-    <w:p>
-      <w:r>
-        <w:t>R1 (</w:t>
-      </w:r>
-      <w:proofErr w:type="spellStart"/>
-      <w:r>
-        <w:t>dhcp</w:t>
-      </w:r>
-      <w:proofErr w:type="spellEnd"/>
-      <w:r>
-        <w:t>-config</w:t>
+        <w:t>(dhcp-config) #dns-server 10.10.10.10</w:t>
+      </w:r>
+    </w:p>
+    <w:p>
+      <w:r>
+        <w:t>R1 (dhcp-config</w:t>
       </w:r>
       <w:r>
         <w:t>)</w:t>
@@ -9956,15 +8435,7 @@
     </w:p>
     <w:p>
       <w:r>
-        <w:t>R1 (</w:t>
-      </w:r>
-      <w:proofErr w:type="spellStart"/>
-      <w:r>
-        <w:t>dhcp</w:t>
-      </w:r>
-      <w:proofErr w:type="spellEnd"/>
-      <w:r>
-        <w:t>-config) #lease {days [hours [minutes]] | infinite}</w:t>
+        <w:t>R1 (dhcp-config) #lease {days [hours [minutes]] | infinite}</w:t>
       </w:r>
     </w:p>
     <w:p>
@@ -10014,13 +8485,8 @@
         <w:t xml:space="preserve"> </w:t>
       </w:r>
       <w:r>
-        <w:t xml:space="preserve">#service </w:t>
-      </w:r>
-      <w:proofErr w:type="spellStart"/>
-      <w:r>
-        <w:t>dhcp</w:t>
-      </w:r>
-      <w:proofErr w:type="spellEnd"/>
+        <w:t>#service dhcp</w:t>
+      </w:r>
     </w:p>
     <w:p>
       <w:r>
@@ -10036,13 +8502,8 @@
         <w:t xml:space="preserve"> </w:t>
       </w:r>
       <w:r>
-        <w:t xml:space="preserve">#no service </w:t>
-      </w:r>
-      <w:proofErr w:type="spellStart"/>
-      <w:r>
-        <w:t>dhcp</w:t>
-      </w:r>
-      <w:proofErr w:type="spellEnd"/>
+        <w:t>#no service dhcp</w:t>
+      </w:r>
     </w:p>
     <w:p>
       <w:pPr>
@@ -10074,25 +8535,7 @@
           <w:bCs/>
           <w:lang w:val="fr-BE"/>
         </w:rPr>
-        <w:t xml:space="preserve"> </w:t>
-      </w:r>
-      <w:proofErr w:type="gramStart"/>
-      <w:r>
-        <w:rPr>
-          <w:b/>
-          <w:bCs/>
-          <w:lang w:val="fr-BE"/>
-        </w:rPr>
-        <w:t>si il</w:t>
-      </w:r>
-      <w:proofErr w:type="gramEnd"/>
-      <w:r>
-        <w:rPr>
-          <w:b/>
-          <w:bCs/>
-          <w:lang w:val="fr-BE"/>
-        </w:rPr>
-        <w:t xml:space="preserve"> n’est pas sur le même réseau :</w:t>
+        <w:t xml:space="preserve"> si il n’est pas sur le même réseau :</w:t>
       </w:r>
     </w:p>
     <w:p>
@@ -10165,13 +8608,8 @@
     </w:p>
     <w:p>
       <w:r>
-        <w:t xml:space="preserve">R1 (config-if) #ip address </w:t>
-      </w:r>
-      <w:proofErr w:type="spellStart"/>
-      <w:r>
-        <w:t>dhcp</w:t>
-      </w:r>
-      <w:proofErr w:type="spellEnd"/>
+        <w:t>R1 (config-if) #ip address dhcp</w:t>
+      </w:r>
     </w:p>
     <w:p>
       <w:r>
@@ -10212,15 +8650,7 @@
     </w:p>
     <w:p>
       <w:r>
-        <w:t xml:space="preserve">R1 #show ipv6 </w:t>
-      </w:r>
-      <w:proofErr w:type="spellStart"/>
-      <w:r>
-        <w:t>dhcp</w:t>
-      </w:r>
-      <w:proofErr w:type="spellEnd"/>
-      <w:r>
-        <w:t xml:space="preserve"> in</w:t>
+        <w:t>R1 #show ipv6 dhcp in</w:t>
       </w:r>
       <w:r>
         <w:t>terface</w:t>
@@ -10228,15 +8658,7 @@
     </w:p>
     <w:p>
       <w:r>
-        <w:t xml:space="preserve">R1 #show ipv6 </w:t>
-      </w:r>
-      <w:proofErr w:type="spellStart"/>
-      <w:r>
-        <w:t>dhcp</w:t>
-      </w:r>
-      <w:proofErr w:type="spellEnd"/>
-      <w:r>
-        <w:t xml:space="preserve"> po</w:t>
+        <w:t>R1 #show ipv6 dhcp po</w:t>
       </w:r>
       <w:r>
         <w:t>ol</w:t>
@@ -10244,15 +8666,7 @@
     </w:p>
     <w:p>
       <w:r>
-        <w:t xml:space="preserve">R1 #show ipv6 </w:t>
-      </w:r>
-      <w:proofErr w:type="spellStart"/>
-      <w:r>
-        <w:t>dhcp</w:t>
-      </w:r>
-      <w:proofErr w:type="spellEnd"/>
-      <w:r>
-        <w:t xml:space="preserve"> bi</w:t>
+        <w:t>R1 #show ipv6 dhcp bi</w:t>
       </w:r>
       <w:r>
         <w:t>nding</w:t>
@@ -10297,16 +8711,8 @@
         <w:rPr>
           <w:lang w:val="fr-BE"/>
         </w:rPr>
-        <w:t>unicast-</w:t>
-      </w:r>
-      <w:proofErr w:type="spellStart"/>
-      <w:r>
-        <w:rPr>
-          <w:lang w:val="fr-BE"/>
-        </w:rPr>
-        <w:t>routing</w:t>
-      </w:r>
-      <w:proofErr w:type="spellEnd"/>
+        <w:t>unicast-routing</w:t>
+      </w:r>
     </w:p>
     <w:p>
       <w:pPr>
@@ -10327,15 +8733,7 @@
     </w:p>
     <w:p>
       <w:r>
-        <w:t xml:space="preserve">R1 (config) #ipv6 </w:t>
-      </w:r>
-      <w:proofErr w:type="spellStart"/>
-      <w:r>
-        <w:t>dhcp</w:t>
-      </w:r>
-      <w:proofErr w:type="spellEnd"/>
-      <w:r>
-        <w:t xml:space="preserve"> pool </w:t>
+        <w:t xml:space="preserve">R1 (config) #ipv6 dhcp pool </w:t>
       </w:r>
       <w:r>
         <w:t>POOL</w:t>
@@ -10365,56 +8763,12 @@
       </w:r>
     </w:p>
     <w:p>
-      <w:pPr>
-        <w:rPr>
-          <w:lang w:val="fr-BE"/>
-        </w:rPr>
-      </w:pPr>
-      <w:r>
-        <w:rPr>
-          <w:lang w:val="fr-BE"/>
-        </w:rPr>
-        <w:t xml:space="preserve">R1 (config-dhcpv6) #dns-server </w:t>
-      </w:r>
-      <w:proofErr w:type="gramStart"/>
-      <w:r>
-        <w:rPr>
-          <w:lang w:val="fr-BE"/>
-        </w:rPr>
-        <w:t>2001:</w:t>
-      </w:r>
-      <w:proofErr w:type="gramEnd"/>
-      <w:r>
-        <w:rPr>
-          <w:lang w:val="fr-BE"/>
-        </w:rPr>
-        <w:t>db</w:t>
-      </w:r>
-      <w:proofErr w:type="gramStart"/>
-      <w:r>
-        <w:rPr>
-          <w:lang w:val="fr-BE"/>
-        </w:rPr>
-        <w:t>8:acad</w:t>
-      </w:r>
-      <w:proofErr w:type="gramEnd"/>
-      <w:r>
-        <w:rPr>
-          <w:lang w:val="fr-BE"/>
-        </w:rPr>
-        <w:t>:1::254</w:t>
-      </w:r>
-    </w:p>
-    <w:p>
-      <w:pPr>
-        <w:rPr>
-          <w:lang w:val="fr-BE"/>
-        </w:rPr>
-      </w:pPr>
-      <w:r>
-        <w:rPr>
-          <w:lang w:val="fr-BE"/>
-        </w:rPr>
+      <w:r>
+        <w:t>R1 (config-dhcpv6) #dns-server 2001:db8:acad:1::254</w:t>
+      </w:r>
+    </w:p>
+    <w:p>
+      <w:r>
         <w:t>R1 (config-dhcpv6) #domain-name example.com</w:t>
       </w:r>
     </w:p>
@@ -10453,63 +8807,31 @@
     </w:p>
     <w:p>
       <w:r>
-        <w:t>R1 (config-if) #ipv6 address 2001:db</w:t>
-      </w:r>
-      <w:proofErr w:type="gramStart"/>
-      <w:r>
-        <w:t>8:acad</w:t>
-      </w:r>
-      <w:proofErr w:type="gramEnd"/>
-      <w:r>
-        <w:t>:1::1/64</w:t>
-      </w:r>
-    </w:p>
-    <w:p>
-      <w:r>
-        <w:t xml:space="preserve">R1 (config-if) #ipv6 </w:t>
-      </w:r>
-      <w:proofErr w:type="spellStart"/>
-      <w:r>
-        <w:t>nd</w:t>
-      </w:r>
-      <w:proofErr w:type="spellEnd"/>
-      <w:r>
-        <w:t xml:space="preserve"> other-config-flag</w:t>
-      </w:r>
-    </w:p>
-    <w:p>
-      <w:r>
-        <w:t xml:space="preserve">R1 (config-if) #ipv6 </w:t>
-      </w:r>
-      <w:proofErr w:type="spellStart"/>
-      <w:r>
-        <w:t>dhcp</w:t>
-      </w:r>
-      <w:proofErr w:type="spellEnd"/>
-      <w:r>
-        <w:t xml:space="preserve"> server POOLNAME</w:t>
-      </w:r>
-    </w:p>
-    <w:p>
-      <w:pPr>
-        <w:rPr>
-          <w:lang w:val="fr-BE"/>
-        </w:rPr>
-      </w:pPr>
-      <w:r>
-        <w:rPr>
-          <w:lang w:val="fr-BE"/>
-        </w:rPr>
-        <w:t xml:space="preserve">R1 (config-if) #no </w:t>
-      </w:r>
-      <w:proofErr w:type="spellStart"/>
-      <w:r>
-        <w:rPr>
-          <w:lang w:val="fr-BE"/>
-        </w:rPr>
-        <w:t>shut</w:t>
-      </w:r>
-      <w:proofErr w:type="spellEnd"/>
+        <w:t>R1 (config-if) #ipv6 address 2001:db8:acad:1::1/64</w:t>
+      </w:r>
+    </w:p>
+    <w:p>
+      <w:r>
+        <w:t>R1 (config-if) #ipv6 nd other-config-flag</w:t>
+      </w:r>
+    </w:p>
+    <w:p>
+      <w:r>
+        <w:t>R1 (config-if) #ipv6 dhcp server POOLNAME</w:t>
+      </w:r>
+    </w:p>
+    <w:p>
+      <w:pPr>
+        <w:rPr>
+          <w:lang w:val="fr-BE"/>
+        </w:rPr>
+      </w:pPr>
+      <w:r>
+        <w:rPr>
+          <w:lang w:val="fr-BE"/>
+        </w:rPr>
+        <w:t>R1 (config-if) #no shut</w:t>
+      </w:r>
     </w:p>
     <w:p>
       <w:pPr>
@@ -10541,25 +8863,7 @@
           <w:bCs/>
           <w:lang w:val="fr-BE"/>
         </w:rPr>
-        <w:t xml:space="preserve"> </w:t>
-      </w:r>
-      <w:proofErr w:type="gramStart"/>
-      <w:r>
-        <w:rPr>
-          <w:b/>
-          <w:bCs/>
-          <w:lang w:val="fr-BE"/>
-        </w:rPr>
-        <w:t>si il</w:t>
-      </w:r>
-      <w:proofErr w:type="gramEnd"/>
-      <w:r>
-        <w:rPr>
-          <w:b/>
-          <w:bCs/>
-          <w:lang w:val="fr-BE"/>
-        </w:rPr>
-        <w:t xml:space="preserve"> n’est pas sur le même réseau :</w:t>
+        <w:t xml:space="preserve"> si il n’est pas sur le même réseau :</w:t>
       </w:r>
     </w:p>
     <w:p>
@@ -10569,29 +8873,13 @@
     </w:p>
     <w:p>
       <w:r>
-        <w:t xml:space="preserve">R1 (config-if) #ipv6 </w:t>
-      </w:r>
-      <w:proofErr w:type="spellStart"/>
-      <w:r>
-        <w:t>d</w:t>
-      </w:r>
-      <w:r>
-        <w:t>hcp</w:t>
-      </w:r>
-      <w:proofErr w:type="spellEnd"/>
-      <w:r>
-        <w:t xml:space="preserve"> relay destination </w:t>
-      </w:r>
-      <w:r>
-        <w:t>2001:db</w:t>
-      </w:r>
-      <w:proofErr w:type="gramStart"/>
-      <w:r>
-        <w:t>8:acad</w:t>
-      </w:r>
-      <w:proofErr w:type="gramEnd"/>
-      <w:r>
-        <w:t>:1::2 G0/0/0</w:t>
+        <w:t>R1 (config-if) #ipv6 d</w:t>
+      </w:r>
+      <w:r>
+        <w:t xml:space="preserve">hcp relay destination </w:t>
+      </w:r>
+      <w:r>
+        <w:t>2001:db8:acad:1::2 G0/0/0</w:t>
       </w:r>
     </w:p>
     <w:p>
@@ -10637,13 +8925,8 @@
     </w:p>
     <w:p>
       <w:r>
-        <w:t xml:space="preserve">R1 (config) #ipv6 </w:t>
-      </w:r>
-      <w:proofErr w:type="gramStart"/>
-      <w:r>
-        <w:t>unicast-routing</w:t>
-      </w:r>
-      <w:proofErr w:type="gramEnd"/>
+        <w:t>R1 (config) #ipv6 unicast-routing</w:t>
+      </w:r>
     </w:p>
     <w:p>
       <w:r>
@@ -10657,13 +8940,8 @@
     </w:p>
     <w:p>
       <w:r>
-        <w:t xml:space="preserve">R1(config-if) #ipv6 address </w:t>
-      </w:r>
-      <w:proofErr w:type="spellStart"/>
-      <w:r>
-        <w:t>autoconfig</w:t>
-      </w:r>
-      <w:proofErr w:type="spellEnd"/>
+        <w:t>R1(config-if) #ipv6 address autoconfig</w:t>
+      </w:r>
     </w:p>
     <w:p>
       <w:r>
@@ -10677,14 +8955,9 @@
       <w:bookmarkStart w:id="36" w:name="_Toc223597201"/>
       <w:r>
         <w:lastRenderedPageBreak/>
-        <w:t xml:space="preserve">DHCPv6 </w:t>
-      </w:r>
-      <w:proofErr w:type="spellStart"/>
-      <w:r>
-        <w:t>Statefull</w:t>
+        <w:t>DHCPv6 Statefull</w:t>
       </w:r>
       <w:bookmarkEnd w:id="36"/>
-      <w:proofErr w:type="spellEnd"/>
     </w:p>
     <w:p>
       <w:r>
@@ -10702,15 +8975,7 @@
         </w:rPr>
       </w:pPr>
       <w:r>
-        <w:t xml:space="preserve">R1 #show ipv6 </w:t>
-      </w:r>
-      <w:proofErr w:type="spellStart"/>
-      <w:r>
-        <w:t>dhcp</w:t>
-      </w:r>
-      <w:proofErr w:type="spellEnd"/>
-      <w:r>
-        <w:t xml:space="preserve"> in</w:t>
+        <w:t>R1 #show ipv6 dhcp in</w:t>
       </w:r>
       <w:r>
         <w:t xml:space="preserve">terface </w:t>
@@ -10725,440 +8990,289 @@
     </w:p>
     <w:p>
       <w:r>
-        <w:t xml:space="preserve">R1 #show ipv6 </w:t>
-      </w:r>
-      <w:proofErr w:type="spellStart"/>
+        <w:t>R1 #show ipv6 dhcp po</w:t>
+      </w:r>
+      <w:r>
+        <w:t>ol</w:t>
+      </w:r>
+    </w:p>
+    <w:p>
+      <w:r>
+        <w:t>R1 #show ipv6 dhcp bi</w:t>
+      </w:r>
+      <w:r>
+        <w:t>nding</w:t>
+      </w:r>
+    </w:p>
+    <w:p>
+      <w:pPr>
+        <w:rPr>
+          <w:b/>
+          <w:bCs/>
+          <w:lang w:val="fr-BE"/>
+        </w:rPr>
+      </w:pPr>
+      <w:r>
+        <w:rPr>
+          <w:b/>
+          <w:bCs/>
+          <w:lang w:val="fr-BE"/>
+        </w:rPr>
+        <w:t xml:space="preserve">Activation du routage IPv6 : </w:t>
+      </w:r>
+    </w:p>
+    <w:p>
+      <w:pPr>
+        <w:rPr>
+          <w:lang w:val="fr-BE"/>
+        </w:rPr>
+      </w:pPr>
+      <w:r>
+        <w:rPr>
+          <w:lang w:val="fr-BE"/>
+        </w:rPr>
+        <w:t>R1 (config) #ipv6 unicast-routing</w:t>
+      </w:r>
+    </w:p>
+    <w:p>
+      <w:pPr>
+        <w:rPr>
+          <w:b/>
+          <w:bCs/>
+          <w:lang w:val="fr-BE"/>
+        </w:rPr>
+      </w:pPr>
+      <w:r>
+        <w:rPr>
+          <w:b/>
+          <w:bCs/>
+          <w:lang w:val="fr-BE"/>
+        </w:rPr>
+        <w:t>Définition d’un nom de pool DHCPv6 :</w:t>
+      </w:r>
+    </w:p>
+    <w:p>
+      <w:r>
+        <w:t xml:space="preserve">R1 (config) #ipv6 dhcp pool </w:t>
+      </w:r>
+      <w:r>
+        <w:t>POOL</w:t>
+      </w:r>
+      <w:r>
+        <w:t>N</w:t>
+      </w:r>
+      <w:r>
+        <w:t>AME</w:t>
+      </w:r>
+    </w:p>
+    <w:p>
+      <w:pPr>
+        <w:rPr>
+          <w:b/>
+          <w:bCs/>
+        </w:rPr>
+      </w:pPr>
+      <w:r>
+        <w:rPr>
+          <w:b/>
+          <w:bCs/>
+        </w:rPr>
+        <w:t>Configuration du pool DHCPv6 :</w:t>
+      </w:r>
+    </w:p>
+    <w:p>
+      <w:r>
+        <w:t>R1 (config-dhcpv6) #address p</w:t>
+      </w:r>
+      <w:r>
+        <w:t>refix 2001:db8:acad:1::/64</w:t>
+      </w:r>
+    </w:p>
+    <w:p>
+      <w:r>
+        <w:t>R1 (config-dhcpv6) #dns-server 2001:db8:acad:1::254</w:t>
+      </w:r>
+    </w:p>
+    <w:p>
+      <w:r>
+        <w:t>R1 (config-dhcpv6) #domain-name example.com</w:t>
+      </w:r>
+    </w:p>
+    <w:p>
+      <w:pPr>
+        <w:rPr>
+          <w:b/>
+          <w:bCs/>
+          <w:lang w:val="fr-BE"/>
+        </w:rPr>
+      </w:pPr>
+      <w:r>
+        <w:rPr>
+          <w:b/>
+          <w:bCs/>
+          <w:lang w:val="fr-BE"/>
+        </w:rPr>
+        <w:t>Liaison du pool DHCPv6 à une interface :</w:t>
+      </w:r>
+    </w:p>
+    <w:p>
+      <w:r>
+        <w:t>R1 (config) #interface GigabitEthernet0/0/1</w:t>
+      </w:r>
+    </w:p>
+    <w:p>
+      <w:r>
+        <w:t>R1 (config-if) #ipv6 address fe80::1 link-local</w:t>
+      </w:r>
+    </w:p>
+    <w:p>
+      <w:r>
+        <w:t>R1 (config-if) #ipv6 address 2001:db8:acad:1::1/64</w:t>
+      </w:r>
+    </w:p>
+    <w:p>
+      <w:r>
+        <w:t xml:space="preserve">R1 (config-if) #ipv6 nd </w:t>
+      </w:r>
+      <w:r>
+        <w:t>managed</w:t>
+      </w:r>
+      <w:r>
+        <w:t>-config-flag</w:t>
+      </w:r>
+    </w:p>
+    <w:p>
+      <w:r>
+        <w:t>R1 (config-if) #ipv6 nd prefix default no-autoconfig</w:t>
+      </w:r>
+    </w:p>
+    <w:p>
+      <w:r>
+        <w:t>R1 (config-if) #ipv6 dhcp server POOLNAME</w:t>
+      </w:r>
+    </w:p>
+    <w:p>
+      <w:pPr>
+        <w:rPr>
+          <w:lang w:val="fr-BE"/>
+        </w:rPr>
+      </w:pPr>
+      <w:r>
+        <w:rPr>
+          <w:lang w:val="fr-BE"/>
+        </w:rPr>
+        <w:t>R1 (config-if) #no shut</w:t>
+      </w:r>
+    </w:p>
+    <w:p>
+      <w:pPr>
+        <w:rPr>
+          <w:b/>
+          <w:bCs/>
+          <w:lang w:val="fr-BE"/>
+        </w:rPr>
+      </w:pPr>
+      <w:r>
+        <w:rPr>
+          <w:b/>
+          <w:bCs/>
+          <w:lang w:val="fr-BE"/>
+        </w:rPr>
+        <w:t>Indiquer l’adresse du serveur DHCP</w:t>
+      </w:r>
+      <w:r>
+        <w:rPr>
+          <w:b/>
+          <w:bCs/>
+          <w:lang w:val="fr-BE"/>
+        </w:rPr>
+        <w:t>v6</w:t>
+      </w:r>
+      <w:r>
+        <w:rPr>
+          <w:b/>
+          <w:bCs/>
+          <w:lang w:val="fr-BE"/>
+        </w:rPr>
+        <w:t xml:space="preserve"> si il n’est pas sur le même réseau :</w:t>
+      </w:r>
+    </w:p>
+    <w:p>
+      <w:r>
+        <w:t>R1 (config) #interface g0/0/0</w:t>
+      </w:r>
+    </w:p>
+    <w:p>
+      <w:r>
+        <w:t>R1 (config-if) #ipv6 d</w:t>
+      </w:r>
+      <w:r>
+        <w:t>hcp relay destination 2001:db8:acad:1::2 G0/0/0</w:t>
+      </w:r>
+    </w:p>
+    <w:p>
+      <w:pPr>
+        <w:rPr>
+          <w:b/>
+          <w:bCs/>
+          <w:lang w:val="fr-BE"/>
+        </w:rPr>
+      </w:pPr>
+      <w:r>
+        <w:rPr>
+          <w:b/>
+          <w:bCs/>
+          <w:lang w:val="fr-BE"/>
+        </w:rPr>
+        <w:t>Configu</w:t>
+      </w:r>
+      <w:r>
+        <w:rPr>
+          <w:b/>
+          <w:bCs/>
+          <w:lang w:val="fr-BE"/>
+        </w:rPr>
+        <w:t xml:space="preserve">rer </w:t>
+      </w:r>
+      <w:r>
+        <w:rPr>
+          <w:b/>
+          <w:bCs/>
+          <w:lang w:val="fr-BE"/>
+        </w:rPr>
+        <w:t>un client DHCPv6 sans</w:t>
+      </w:r>
+      <w:r>
+        <w:rPr>
+          <w:b/>
+          <w:bCs/>
+          <w:lang w:val="fr-BE"/>
+        </w:rPr>
+        <w:t xml:space="preserve"> état</w:t>
+      </w:r>
+    </w:p>
+    <w:p>
+      <w:r>
+        <w:t>R1 (config) #ipv6 unicast-routing</w:t>
+      </w:r>
+    </w:p>
+    <w:p>
+      <w:r>
+        <w:t>R1 (config) #interface g0/0/1</w:t>
+      </w:r>
+    </w:p>
+    <w:p>
+      <w:r>
+        <w:t>R1 (config-if) #ipv6 enable</w:t>
+      </w:r>
+    </w:p>
+    <w:p>
+      <w:r>
+        <w:t xml:space="preserve">R1(config-if) #ipv6 address </w:t>
+      </w:r>
       <w:r>
         <w:t>dhcp</w:t>
       </w:r>
-      <w:proofErr w:type="spellEnd"/>
-      <w:r>
-        <w:t xml:space="preserve"> po</w:t>
-      </w:r>
-      <w:r>
-        <w:t>ol</w:t>
-      </w:r>
-    </w:p>
-    <w:p>
-      <w:r>
-        <w:t xml:space="preserve">R1 #show ipv6 </w:t>
-      </w:r>
-      <w:proofErr w:type="spellStart"/>
-      <w:r>
-        <w:t>dhcp</w:t>
-      </w:r>
-      <w:proofErr w:type="spellEnd"/>
-      <w:r>
-        <w:t xml:space="preserve"> bi</w:t>
-      </w:r>
-      <w:r>
-        <w:t>nding</w:t>
-      </w:r>
-    </w:p>
-    <w:p>
-      <w:pPr>
-        <w:rPr>
-          <w:b/>
-          <w:bCs/>
-          <w:lang w:val="fr-BE"/>
-        </w:rPr>
-      </w:pPr>
-      <w:r>
-        <w:rPr>
-          <w:b/>
-          <w:bCs/>
-          <w:lang w:val="fr-BE"/>
-        </w:rPr>
-        <w:t xml:space="preserve">Activation du routage IPv6 : </w:t>
-      </w:r>
-    </w:p>
-    <w:p>
-      <w:pPr>
-        <w:rPr>
-          <w:lang w:val="fr-BE"/>
-        </w:rPr>
-      </w:pPr>
-      <w:r>
-        <w:rPr>
-          <w:lang w:val="fr-BE"/>
-        </w:rPr>
-        <w:t>R1 (config) #ipv6 unicast-</w:t>
-      </w:r>
-      <w:proofErr w:type="spellStart"/>
-      <w:r>
-        <w:rPr>
-          <w:lang w:val="fr-BE"/>
-        </w:rPr>
-        <w:t>routing</w:t>
-      </w:r>
-      <w:proofErr w:type="spellEnd"/>
-    </w:p>
-    <w:p>
-      <w:pPr>
-        <w:rPr>
-          <w:b/>
-          <w:bCs/>
-          <w:lang w:val="fr-BE"/>
-        </w:rPr>
-      </w:pPr>
-      <w:r>
-        <w:rPr>
-          <w:b/>
-          <w:bCs/>
-          <w:lang w:val="fr-BE"/>
-        </w:rPr>
-        <w:t>Définition d’un nom de pool DHCPv6 :</w:t>
-      </w:r>
-    </w:p>
-    <w:p>
-      <w:r>
-        <w:t xml:space="preserve">R1 (config) #ipv6 </w:t>
-      </w:r>
-      <w:proofErr w:type="spellStart"/>
-      <w:r>
-        <w:t>dhcp</w:t>
-      </w:r>
-      <w:proofErr w:type="spellEnd"/>
-      <w:r>
-        <w:t xml:space="preserve"> pool </w:t>
-      </w:r>
-      <w:r>
-        <w:t>POOL</w:t>
-      </w:r>
-      <w:r>
-        <w:t>N</w:t>
-      </w:r>
-      <w:r>
-        <w:t>AME</w:t>
-      </w:r>
-    </w:p>
-    <w:p>
-      <w:pPr>
-        <w:rPr>
-          <w:b/>
-          <w:bCs/>
-        </w:rPr>
-      </w:pPr>
-      <w:r>
-        <w:rPr>
-          <w:b/>
-          <w:bCs/>
-        </w:rPr>
-        <w:t>Configuration du pool DHCPv</w:t>
-      </w:r>
-      <w:proofErr w:type="gramStart"/>
-      <w:r>
-        <w:rPr>
-          <w:b/>
-          <w:bCs/>
-        </w:rPr>
-        <w:t>6 :</w:t>
-      </w:r>
-      <w:proofErr w:type="gramEnd"/>
-    </w:p>
-    <w:p>
-      <w:r>
-        <w:t>R1 (config-dhcpv6) #address p</w:t>
-      </w:r>
-      <w:r>
-        <w:t>refix 2001:db</w:t>
-      </w:r>
-      <w:proofErr w:type="gramStart"/>
-      <w:r>
-        <w:t>8:acad</w:t>
-      </w:r>
-      <w:proofErr w:type="gramEnd"/>
-      <w:r>
-        <w:t>:</w:t>
-      </w:r>
-      <w:proofErr w:type="gramStart"/>
-      <w:r>
-        <w:t>1::/</w:t>
-      </w:r>
-      <w:proofErr w:type="gramEnd"/>
-      <w:r>
-        <w:t>64</w:t>
-      </w:r>
-    </w:p>
-    <w:p>
-      <w:r>
-        <w:t>R1 (config-dhcpv6) #dns-server 2001:db</w:t>
-      </w:r>
-      <w:proofErr w:type="gramStart"/>
-      <w:r>
-        <w:t>8:acad</w:t>
-      </w:r>
-      <w:proofErr w:type="gramEnd"/>
-      <w:r>
-        <w:t>:1::254</w:t>
-      </w:r>
-    </w:p>
-    <w:p>
-      <w:r>
-        <w:t>R1 (config-dhcpv6) #domain-name example.com</w:t>
-      </w:r>
-    </w:p>
-    <w:p>
-      <w:pPr>
-        <w:rPr>
-          <w:b/>
-          <w:bCs/>
-          <w:lang w:val="fr-BE"/>
-        </w:rPr>
-      </w:pPr>
-      <w:r>
-        <w:rPr>
-          <w:b/>
-          <w:bCs/>
-          <w:lang w:val="fr-BE"/>
-        </w:rPr>
-        <w:t>Liaison du pool DHCPv6 à une interface :</w:t>
-      </w:r>
-    </w:p>
-    <w:p>
-      <w:r>
-        <w:t>R1 (config) #interface GigabitEthernet0/0/1</w:t>
-      </w:r>
-    </w:p>
-    <w:p>
-      <w:r>
-        <w:t>R1 (config-if) #ipv6 address fe80::1 link-local</w:t>
-      </w:r>
-    </w:p>
-    <w:p>
-      <w:r>
-        <w:t>R1 (config-if) #ipv6 address 2001:db</w:t>
-      </w:r>
-      <w:proofErr w:type="gramStart"/>
-      <w:r>
-        <w:t>8:acad</w:t>
-      </w:r>
-      <w:proofErr w:type="gramEnd"/>
-      <w:r>
-        <w:t>:1::1/64</w:t>
-      </w:r>
-    </w:p>
-    <w:p>
-      <w:r>
-        <w:t xml:space="preserve">R1 (config-if) #ipv6 </w:t>
-      </w:r>
-      <w:proofErr w:type="spellStart"/>
-      <w:r>
-        <w:t>nd</w:t>
-      </w:r>
-      <w:proofErr w:type="spellEnd"/>
-      <w:r>
-        <w:t xml:space="preserve"> </w:t>
-      </w:r>
-      <w:r>
-        <w:t>managed</w:t>
-      </w:r>
-      <w:r>
-        <w:t>-config-flag</w:t>
-      </w:r>
-    </w:p>
-    <w:p>
-      <w:r>
-        <w:t xml:space="preserve">R1 (config-if) #ipv6 </w:t>
-      </w:r>
-      <w:proofErr w:type="spellStart"/>
-      <w:r>
-        <w:t>nd</w:t>
-      </w:r>
-      <w:proofErr w:type="spellEnd"/>
-      <w:r>
-        <w:t xml:space="preserve"> prefix default no-</w:t>
-      </w:r>
-      <w:proofErr w:type="spellStart"/>
-      <w:r>
-        <w:t>autoconfig</w:t>
-      </w:r>
-      <w:proofErr w:type="spellEnd"/>
-    </w:p>
-    <w:p>
-      <w:r>
-        <w:t xml:space="preserve">R1 (config-if) #ipv6 </w:t>
-      </w:r>
-      <w:proofErr w:type="spellStart"/>
-      <w:r>
-        <w:t>dhcp</w:t>
-      </w:r>
-      <w:proofErr w:type="spellEnd"/>
-      <w:r>
-        <w:t xml:space="preserve"> server POOLNAME</w:t>
-      </w:r>
-    </w:p>
-    <w:p>
-      <w:pPr>
-        <w:rPr>
-          <w:lang w:val="fr-BE"/>
-        </w:rPr>
-      </w:pPr>
-      <w:r>
-        <w:rPr>
-          <w:lang w:val="fr-BE"/>
-        </w:rPr>
-        <w:t xml:space="preserve">R1 (config-if) #no </w:t>
-      </w:r>
-      <w:proofErr w:type="spellStart"/>
-      <w:r>
-        <w:rPr>
-          <w:lang w:val="fr-BE"/>
-        </w:rPr>
-        <w:t>shut</w:t>
-      </w:r>
-      <w:proofErr w:type="spellEnd"/>
-    </w:p>
-    <w:p>
-      <w:pPr>
-        <w:rPr>
-          <w:b/>
-          <w:bCs/>
-          <w:lang w:val="fr-BE"/>
-        </w:rPr>
-      </w:pPr>
-      <w:r>
-        <w:rPr>
-          <w:b/>
-          <w:bCs/>
-          <w:lang w:val="fr-BE"/>
-        </w:rPr>
-        <w:t>Indiquer l’adresse du serveur DHCP</w:t>
-      </w:r>
-      <w:r>
-        <w:rPr>
-          <w:b/>
-          <w:bCs/>
-          <w:lang w:val="fr-BE"/>
-        </w:rPr>
-        <w:t>v6</w:t>
-      </w:r>
-      <w:r>
-        <w:rPr>
-          <w:b/>
-          <w:bCs/>
-          <w:lang w:val="fr-BE"/>
-        </w:rPr>
-        <w:t xml:space="preserve"> </w:t>
-      </w:r>
-      <w:proofErr w:type="gramStart"/>
-      <w:r>
-        <w:rPr>
-          <w:b/>
-          <w:bCs/>
-          <w:lang w:val="fr-BE"/>
-        </w:rPr>
-        <w:t>si il</w:t>
-      </w:r>
-      <w:proofErr w:type="gramEnd"/>
-      <w:r>
-        <w:rPr>
-          <w:b/>
-          <w:bCs/>
-          <w:lang w:val="fr-BE"/>
-        </w:rPr>
-        <w:t xml:space="preserve"> n’est pas sur le même réseau :</w:t>
-      </w:r>
-    </w:p>
-    <w:p>
-      <w:r>
-        <w:t>R1 (config) #interface g0/0/0</w:t>
-      </w:r>
-    </w:p>
-    <w:p>
-      <w:r>
-        <w:t xml:space="preserve">R1 (config-if) #ipv6 </w:t>
-      </w:r>
-      <w:proofErr w:type="spellStart"/>
-      <w:r>
-        <w:t>d</w:t>
-      </w:r>
-      <w:r>
-        <w:t>hcp</w:t>
-      </w:r>
-      <w:proofErr w:type="spellEnd"/>
-      <w:r>
-        <w:t xml:space="preserve"> relay destination 2001:db</w:t>
-      </w:r>
-      <w:proofErr w:type="gramStart"/>
-      <w:r>
-        <w:t>8:acad</w:t>
-      </w:r>
-      <w:proofErr w:type="gramEnd"/>
-      <w:r>
-        <w:t>:1::2 G0/0/0</w:t>
-      </w:r>
-    </w:p>
-    <w:p>
-      <w:pPr>
-        <w:rPr>
-          <w:b/>
-          <w:bCs/>
-          <w:lang w:val="fr-BE"/>
-        </w:rPr>
-      </w:pPr>
-      <w:r>
-        <w:rPr>
-          <w:b/>
-          <w:bCs/>
-          <w:lang w:val="fr-BE"/>
-        </w:rPr>
-        <w:t>Configu</w:t>
-      </w:r>
-      <w:r>
-        <w:rPr>
-          <w:b/>
-          <w:bCs/>
-          <w:lang w:val="fr-BE"/>
-        </w:rPr>
-        <w:t xml:space="preserve">rer </w:t>
-      </w:r>
-      <w:r>
-        <w:rPr>
-          <w:b/>
-          <w:bCs/>
-          <w:lang w:val="fr-BE"/>
-        </w:rPr>
-        <w:t>un client DHCPv6 sans</w:t>
-      </w:r>
-      <w:r>
-        <w:rPr>
-          <w:b/>
-          <w:bCs/>
-          <w:lang w:val="fr-BE"/>
-        </w:rPr>
-        <w:t xml:space="preserve"> état</w:t>
-      </w:r>
-    </w:p>
-    <w:p>
-      <w:r>
-        <w:t xml:space="preserve">R1 (config) #ipv6 </w:t>
-      </w:r>
-      <w:proofErr w:type="gramStart"/>
-      <w:r>
-        <w:t>unicast-routing</w:t>
-      </w:r>
-      <w:proofErr w:type="gramEnd"/>
-    </w:p>
-    <w:p>
-      <w:r>
-        <w:t>R1 (config) #interface g0/0/1</w:t>
-      </w:r>
-    </w:p>
-    <w:p>
-      <w:r>
-        <w:t>R1 (config-if) #ipv6 enable</w:t>
-      </w:r>
-    </w:p>
-    <w:p>
-      <w:r>
-        <w:t xml:space="preserve">R1(config-if) #ipv6 address </w:t>
-      </w:r>
-      <w:proofErr w:type="spellStart"/>
-      <w:r>
-        <w:t>dhcp</w:t>
-      </w:r>
-      <w:proofErr w:type="spellEnd"/>
     </w:p>
     <w:sectPr>
       <w:footerReference w:type="default" r:id="rId6"/>
@@ -11752,7 +9866,7 @@
   <w:style w:type="paragraph" w:default="1" w:styleId="Normal">
     <w:name w:val="Normal"/>
     <w:qFormat/>
-    <w:rsid w:val="00BD616E"/>
+    <w:rsid w:val="008B6C5D"/>
     <w:rPr>
       <w:lang w:val="en-GB"/>
     </w:rPr>
@@ -11957,7 +10071,6 @@
   <w:style w:type="character" w:default="1" w:styleId="Policepardfaut">
     <w:name w:val="Default Paragraph Font"/>
     <w:uiPriority w:val="1"/>
-    <w:semiHidden/>
     <w:unhideWhenUsed/>
   </w:style>
   <w:style w:type="table" w:default="1" w:styleId="TableauNormal">

--- a/cisco-commands.docx
+++ b/cisco-commands.docx
@@ -62,7 +62,7 @@
           <w:r>
             <w:fldChar w:fldCharType="separate"/>
           </w:r>
-          <w:hyperlink w:anchor="_Toc223597166" w:history="1">
+          <w:hyperlink w:anchor="_Toc223795628" w:history="1">
             <w:r>
               <w:rPr>
                 <w:rStyle w:val="Lienhypertexte"/>
@@ -89,7 +89,7 @@
                 <w:noProof/>
                 <w:webHidden/>
               </w:rPr>
-              <w:instrText xml:space="preserve"> PAGEREF _Toc223597166 \h </w:instrText>
+              <w:instrText xml:space="preserve"> PAGEREF _Toc223795628 \h </w:instrText>
             </w:r>
             <w:r>
               <w:rPr>
@@ -136,7 +136,7 @@
               <w14:ligatures w14:val="standardContextual"/>
             </w:rPr>
           </w:pPr>
-          <w:hyperlink w:anchor="_Toc223597167" w:history="1">
+          <w:hyperlink w:anchor="_Toc223795629" w:history="1">
             <w:r>
               <w:rPr>
                 <w:rStyle w:val="Lienhypertexte"/>
@@ -163,7 +163,7 @@
                 <w:noProof/>
                 <w:webHidden/>
               </w:rPr>
-              <w:instrText xml:space="preserve"> PAGEREF _Toc223597167 \h </w:instrText>
+              <w:instrText xml:space="preserve"> PAGEREF _Toc223795629 \h </w:instrText>
             </w:r>
             <w:r>
               <w:rPr>
@@ -210,7 +210,7 @@
               <w14:ligatures w14:val="standardContextual"/>
             </w:rPr>
           </w:pPr>
-          <w:hyperlink w:anchor="_Toc223597168" w:history="1">
+          <w:hyperlink w:anchor="_Toc223795630" w:history="1">
             <w:r>
               <w:rPr>
                 <w:rStyle w:val="Lienhypertexte"/>
@@ -237,7 +237,7 @@
                 <w:noProof/>
                 <w:webHidden/>
               </w:rPr>
-              <w:instrText xml:space="preserve"> PAGEREF _Toc223597168 \h </w:instrText>
+              <w:instrText xml:space="preserve"> PAGEREF _Toc223795630 \h </w:instrText>
             </w:r>
             <w:r>
               <w:rPr>
@@ -284,7 +284,7 @@
               <w14:ligatures w14:val="standardContextual"/>
             </w:rPr>
           </w:pPr>
-          <w:hyperlink w:anchor="_Toc223597169" w:history="1">
+          <w:hyperlink w:anchor="_Toc223795631" w:history="1">
             <w:r>
               <w:rPr>
                 <w:rStyle w:val="Lienhypertexte"/>
@@ -311,7 +311,7 @@
                 <w:noProof/>
                 <w:webHidden/>
               </w:rPr>
-              <w:instrText xml:space="preserve"> PAGEREF _Toc223597169 \h </w:instrText>
+              <w:instrText xml:space="preserve"> PAGEREF _Toc223795631 \h </w:instrText>
             </w:r>
             <w:r>
               <w:rPr>
@@ -358,7 +358,7 @@
               <w14:ligatures w14:val="standardContextual"/>
             </w:rPr>
           </w:pPr>
-          <w:hyperlink w:anchor="_Toc223597170" w:history="1">
+          <w:hyperlink w:anchor="_Toc223795632" w:history="1">
             <w:r>
               <w:rPr>
                 <w:rStyle w:val="Lienhypertexte"/>
@@ -385,7 +385,7 @@
                 <w:noProof/>
                 <w:webHidden/>
               </w:rPr>
-              <w:instrText xml:space="preserve"> PAGEREF _Toc223597170 \h </w:instrText>
+              <w:instrText xml:space="preserve"> PAGEREF _Toc223795632 \h </w:instrText>
             </w:r>
             <w:r>
               <w:rPr>
@@ -432,7 +432,7 @@
               <w14:ligatures w14:val="standardContextual"/>
             </w:rPr>
           </w:pPr>
-          <w:hyperlink w:anchor="_Toc223597171" w:history="1">
+          <w:hyperlink w:anchor="_Toc223795633" w:history="1">
             <w:r>
               <w:rPr>
                 <w:rStyle w:val="Lienhypertexte"/>
@@ -459,7 +459,7 @@
                 <w:noProof/>
                 <w:webHidden/>
               </w:rPr>
-              <w:instrText xml:space="preserve"> PAGEREF _Toc223597171 \h </w:instrText>
+              <w:instrText xml:space="preserve"> PAGEREF _Toc223795633 \h </w:instrText>
             </w:r>
             <w:r>
               <w:rPr>
@@ -506,7 +506,7 @@
               <w14:ligatures w14:val="standardContextual"/>
             </w:rPr>
           </w:pPr>
-          <w:hyperlink w:anchor="_Toc223597172" w:history="1">
+          <w:hyperlink w:anchor="_Toc223795634" w:history="1">
             <w:r>
               <w:rPr>
                 <w:rStyle w:val="Lienhypertexte"/>
@@ -533,7 +533,7 @@
                 <w:noProof/>
                 <w:webHidden/>
               </w:rPr>
-              <w:instrText xml:space="preserve"> PAGEREF _Toc223597172 \h </w:instrText>
+              <w:instrText xml:space="preserve"> PAGEREF _Toc223795634 \h </w:instrText>
             </w:r>
             <w:r>
               <w:rPr>
@@ -580,7 +580,7 @@
               <w14:ligatures w14:val="standardContextual"/>
             </w:rPr>
           </w:pPr>
-          <w:hyperlink w:anchor="_Toc223597173" w:history="1">
+          <w:hyperlink w:anchor="_Toc223795635" w:history="1">
             <w:r>
               <w:rPr>
                 <w:rStyle w:val="Lienhypertexte"/>
@@ -607,7 +607,7 @@
                 <w:noProof/>
                 <w:webHidden/>
               </w:rPr>
-              <w:instrText xml:space="preserve"> PAGEREF _Toc223597173 \h </w:instrText>
+              <w:instrText xml:space="preserve"> PAGEREF _Toc223795635 \h </w:instrText>
             </w:r>
             <w:r>
               <w:rPr>
@@ -654,7 +654,7 @@
               <w14:ligatures w14:val="standardContextual"/>
             </w:rPr>
           </w:pPr>
-          <w:hyperlink w:anchor="_Toc223597174" w:history="1">
+          <w:hyperlink w:anchor="_Toc223795636" w:history="1">
             <w:r>
               <w:rPr>
                 <w:rStyle w:val="Lienhypertexte"/>
@@ -681,7 +681,7 @@
                 <w:noProof/>
                 <w:webHidden/>
               </w:rPr>
-              <w:instrText xml:space="preserve"> PAGEREF _Toc223597174 \h </w:instrText>
+              <w:instrText xml:space="preserve"> PAGEREF _Toc223795636 \h </w:instrText>
             </w:r>
             <w:r>
               <w:rPr>
@@ -728,7 +728,7 @@
               <w14:ligatures w14:val="standardContextual"/>
             </w:rPr>
           </w:pPr>
-          <w:hyperlink w:anchor="_Toc223597175" w:history="1">
+          <w:hyperlink w:anchor="_Toc223795637" w:history="1">
             <w:r>
               <w:rPr>
                 <w:rStyle w:val="Lienhypertexte"/>
@@ -756,7 +756,7 @@
                 <w:noProof/>
                 <w:webHidden/>
               </w:rPr>
-              <w:instrText xml:space="preserve"> PAGEREF _Toc223597175 \h </w:instrText>
+              <w:instrText xml:space="preserve"> PAGEREF _Toc223795637 \h </w:instrText>
             </w:r>
             <w:r>
               <w:rPr>
@@ -803,7 +803,7 @@
               <w14:ligatures w14:val="standardContextual"/>
             </w:rPr>
           </w:pPr>
-          <w:hyperlink w:anchor="_Toc223597176" w:history="1">
+          <w:hyperlink w:anchor="_Toc223795638" w:history="1">
             <w:r>
               <w:rPr>
                 <w:rStyle w:val="Lienhypertexte"/>
@@ -831,7 +831,7 @@
                 <w:noProof/>
                 <w:webHidden/>
               </w:rPr>
-              <w:instrText xml:space="preserve"> PAGEREF _Toc223597176 \h </w:instrText>
+              <w:instrText xml:space="preserve"> PAGEREF _Toc223795638 \h </w:instrText>
             </w:r>
             <w:r>
               <w:rPr>
@@ -878,7 +878,7 @@
               <w14:ligatures w14:val="standardContextual"/>
             </w:rPr>
           </w:pPr>
-          <w:hyperlink w:anchor="_Toc223597177" w:history="1">
+          <w:hyperlink w:anchor="_Toc223795639" w:history="1">
             <w:r>
               <w:rPr>
                 <w:rStyle w:val="Lienhypertexte"/>
@@ -906,7 +906,7 @@
                 <w:noProof/>
                 <w:webHidden/>
               </w:rPr>
-              <w:instrText xml:space="preserve"> PAGEREF _Toc223597177 \h </w:instrText>
+              <w:instrText xml:space="preserve"> PAGEREF _Toc223795639 \h </w:instrText>
             </w:r>
             <w:r>
               <w:rPr>
@@ -953,7 +953,7 @@
               <w14:ligatures w14:val="standardContextual"/>
             </w:rPr>
           </w:pPr>
-          <w:hyperlink w:anchor="_Toc223597178" w:history="1">
+          <w:hyperlink w:anchor="_Toc223795640" w:history="1">
             <w:r>
               <w:rPr>
                 <w:rStyle w:val="Lienhypertexte"/>
@@ -980,7 +980,7 @@
                 <w:noProof/>
                 <w:webHidden/>
               </w:rPr>
-              <w:instrText xml:space="preserve"> PAGEREF _Toc223597178 \h </w:instrText>
+              <w:instrText xml:space="preserve"> PAGEREF _Toc223795640 \h </w:instrText>
             </w:r>
             <w:r>
               <w:rPr>
@@ -1027,7 +1027,7 @@
               <w14:ligatures w14:val="standardContextual"/>
             </w:rPr>
           </w:pPr>
-          <w:hyperlink w:anchor="_Toc223597179" w:history="1">
+          <w:hyperlink w:anchor="_Toc223795641" w:history="1">
             <w:r>
               <w:rPr>
                 <w:rStyle w:val="Lienhypertexte"/>
@@ -1055,7 +1055,7 @@
                 <w:noProof/>
                 <w:webHidden/>
               </w:rPr>
-              <w:instrText xml:space="preserve"> PAGEREF _Toc223597179 \h </w:instrText>
+              <w:instrText xml:space="preserve"> PAGEREF _Toc223795641 \h </w:instrText>
             </w:r>
             <w:r>
               <w:rPr>
@@ -1102,7 +1102,7 @@
               <w14:ligatures w14:val="standardContextual"/>
             </w:rPr>
           </w:pPr>
-          <w:hyperlink w:anchor="_Toc223597180" w:history="1">
+          <w:hyperlink w:anchor="_Toc223795642" w:history="1">
             <w:r>
               <w:rPr>
                 <w:rStyle w:val="Lienhypertexte"/>
@@ -1129,7 +1129,7 @@
                 <w:noProof/>
                 <w:webHidden/>
               </w:rPr>
-              <w:instrText xml:space="preserve"> PAGEREF _Toc223597180 \h </w:instrText>
+              <w:instrText xml:space="preserve"> PAGEREF _Toc223795642 \h </w:instrText>
             </w:r>
             <w:r>
               <w:rPr>
@@ -1176,7 +1176,7 @@
               <w14:ligatures w14:val="standardContextual"/>
             </w:rPr>
           </w:pPr>
-          <w:hyperlink w:anchor="_Toc223597181" w:history="1">
+          <w:hyperlink w:anchor="_Toc223795643" w:history="1">
             <w:r>
               <w:rPr>
                 <w:rStyle w:val="Lienhypertexte"/>
@@ -1203,7 +1203,7 @@
                 <w:noProof/>
                 <w:webHidden/>
               </w:rPr>
-              <w:instrText xml:space="preserve"> PAGEREF _Toc223597181 \h </w:instrText>
+              <w:instrText xml:space="preserve"> PAGEREF _Toc223795643 \h </w:instrText>
             </w:r>
             <w:r>
               <w:rPr>
@@ -1250,7 +1250,7 @@
               <w14:ligatures w14:val="standardContextual"/>
             </w:rPr>
           </w:pPr>
-          <w:hyperlink w:anchor="_Toc223597182" w:history="1">
+          <w:hyperlink w:anchor="_Toc223795644" w:history="1">
             <w:r>
               <w:rPr>
                 <w:rStyle w:val="Lienhypertexte"/>
@@ -1278,7 +1278,7 @@
                 <w:noProof/>
                 <w:webHidden/>
               </w:rPr>
-              <w:instrText xml:space="preserve"> PAGEREF _Toc223597182 \h </w:instrText>
+              <w:instrText xml:space="preserve"> PAGEREF _Toc223795644 \h </w:instrText>
             </w:r>
             <w:r>
               <w:rPr>
@@ -1299,6 +1299,538 @@
                 <w:webHidden/>
               </w:rPr>
               <w:t>7</w:t>
+            </w:r>
+            <w:r>
+              <w:rPr>
+                <w:noProof/>
+                <w:webHidden/>
+              </w:rPr>
+              <w:fldChar w:fldCharType="end"/>
+            </w:r>
+          </w:hyperlink>
+        </w:p>
+        <w:p>
+          <w:pPr>
+            <w:pStyle w:val="TM2"/>
+            <w:tabs>
+              <w:tab w:val="right" w:leader="dot" w:pos="9062"/>
+            </w:tabs>
+            <w:rPr>
+              <w:rFonts w:eastAsiaTheme="minorEastAsia"/>
+              <w:noProof/>
+              <w:kern w:val="2"/>
+              <w:sz w:val="24"/>
+              <w:szCs w:val="24"/>
+              <w:lang w:val="fr-BE" w:eastAsia="fr-BE"/>
+              <w14:ligatures w14:val="standardContextual"/>
+            </w:rPr>
+          </w:pPr>
+          <w:hyperlink w:anchor="_Toc223795645" w:history="1">
+            <w:r>
+              <w:rPr>
+                <w:rStyle w:val="Lienhypertexte"/>
+                <w:noProof/>
+              </w:rPr>
+              <w:t>Summarize on ABR</w:t>
+            </w:r>
+            <w:r>
+              <w:rPr>
+                <w:noProof/>
+                <w:webHidden/>
+              </w:rPr>
+              <w:tab/>
+            </w:r>
+            <w:r>
+              <w:rPr>
+                <w:noProof/>
+                <w:webHidden/>
+              </w:rPr>
+              <w:fldChar w:fldCharType="begin"/>
+            </w:r>
+            <w:r>
+              <w:rPr>
+                <w:noProof/>
+                <w:webHidden/>
+              </w:rPr>
+              <w:instrText xml:space="preserve"> PAGEREF _Toc223795645 \h </w:instrText>
+            </w:r>
+            <w:r>
+              <w:rPr>
+                <w:noProof/>
+                <w:webHidden/>
+              </w:rPr>
+            </w:r>
+            <w:r>
+              <w:rPr>
+                <w:noProof/>
+                <w:webHidden/>
+              </w:rPr>
+              <w:fldChar w:fldCharType="separate"/>
+            </w:r>
+            <w:r>
+              <w:rPr>
+                <w:noProof/>
+                <w:webHidden/>
+              </w:rPr>
+              <w:t>7</w:t>
+            </w:r>
+            <w:r>
+              <w:rPr>
+                <w:noProof/>
+                <w:webHidden/>
+              </w:rPr>
+              <w:fldChar w:fldCharType="end"/>
+            </w:r>
+          </w:hyperlink>
+        </w:p>
+        <w:p>
+          <w:pPr>
+            <w:pStyle w:val="TM2"/>
+            <w:tabs>
+              <w:tab w:val="right" w:leader="dot" w:pos="9062"/>
+            </w:tabs>
+            <w:rPr>
+              <w:rFonts w:eastAsiaTheme="minorEastAsia"/>
+              <w:noProof/>
+              <w:kern w:val="2"/>
+              <w:sz w:val="24"/>
+              <w:szCs w:val="24"/>
+              <w:lang w:val="fr-BE" w:eastAsia="fr-BE"/>
+              <w14:ligatures w14:val="standardContextual"/>
+            </w:rPr>
+          </w:pPr>
+          <w:hyperlink w:anchor="_Toc223795646" w:history="1">
+            <w:r>
+              <w:rPr>
+                <w:rStyle w:val="Lienhypertexte"/>
+                <w:noProof/>
+              </w:rPr>
+              <w:t>Summarize on ASBR</w:t>
+            </w:r>
+            <w:r>
+              <w:rPr>
+                <w:noProof/>
+                <w:webHidden/>
+              </w:rPr>
+              <w:tab/>
+            </w:r>
+            <w:r>
+              <w:rPr>
+                <w:noProof/>
+                <w:webHidden/>
+              </w:rPr>
+              <w:fldChar w:fldCharType="begin"/>
+            </w:r>
+            <w:r>
+              <w:rPr>
+                <w:noProof/>
+                <w:webHidden/>
+              </w:rPr>
+              <w:instrText xml:space="preserve"> PAGEREF _Toc223795646 \h </w:instrText>
+            </w:r>
+            <w:r>
+              <w:rPr>
+                <w:noProof/>
+                <w:webHidden/>
+              </w:rPr>
+            </w:r>
+            <w:r>
+              <w:rPr>
+                <w:noProof/>
+                <w:webHidden/>
+              </w:rPr>
+              <w:fldChar w:fldCharType="separate"/>
+            </w:r>
+            <w:r>
+              <w:rPr>
+                <w:noProof/>
+                <w:webHidden/>
+              </w:rPr>
+              <w:t>7</w:t>
+            </w:r>
+            <w:r>
+              <w:rPr>
+                <w:noProof/>
+                <w:webHidden/>
+              </w:rPr>
+              <w:fldChar w:fldCharType="end"/>
+            </w:r>
+          </w:hyperlink>
+        </w:p>
+        <w:p>
+          <w:pPr>
+            <w:pStyle w:val="TM2"/>
+            <w:tabs>
+              <w:tab w:val="right" w:leader="dot" w:pos="9062"/>
+            </w:tabs>
+            <w:rPr>
+              <w:rFonts w:eastAsiaTheme="minorEastAsia"/>
+              <w:noProof/>
+              <w:kern w:val="2"/>
+              <w:sz w:val="24"/>
+              <w:szCs w:val="24"/>
+              <w:lang w:val="fr-BE" w:eastAsia="fr-BE"/>
+              <w14:ligatures w14:val="standardContextual"/>
+            </w:rPr>
+          </w:pPr>
+          <w:hyperlink w:anchor="_Toc223795647" w:history="1">
+            <w:r>
+              <w:rPr>
+                <w:rStyle w:val="Lienhypertexte"/>
+                <w:noProof/>
+              </w:rPr>
+              <w:t>Virtual link</w:t>
+            </w:r>
+            <w:r>
+              <w:rPr>
+                <w:noProof/>
+                <w:webHidden/>
+              </w:rPr>
+              <w:tab/>
+            </w:r>
+            <w:r>
+              <w:rPr>
+                <w:noProof/>
+                <w:webHidden/>
+              </w:rPr>
+              <w:fldChar w:fldCharType="begin"/>
+            </w:r>
+            <w:r>
+              <w:rPr>
+                <w:noProof/>
+                <w:webHidden/>
+              </w:rPr>
+              <w:instrText xml:space="preserve"> PAGEREF _Toc223795647 \h </w:instrText>
+            </w:r>
+            <w:r>
+              <w:rPr>
+                <w:noProof/>
+                <w:webHidden/>
+              </w:rPr>
+            </w:r>
+            <w:r>
+              <w:rPr>
+                <w:noProof/>
+                <w:webHidden/>
+              </w:rPr>
+              <w:fldChar w:fldCharType="separate"/>
+            </w:r>
+            <w:r>
+              <w:rPr>
+                <w:noProof/>
+                <w:webHidden/>
+              </w:rPr>
+              <w:t>8</w:t>
+            </w:r>
+            <w:r>
+              <w:rPr>
+                <w:noProof/>
+                <w:webHidden/>
+              </w:rPr>
+              <w:fldChar w:fldCharType="end"/>
+            </w:r>
+          </w:hyperlink>
+        </w:p>
+        <w:p>
+          <w:pPr>
+            <w:pStyle w:val="TM2"/>
+            <w:tabs>
+              <w:tab w:val="right" w:leader="dot" w:pos="9062"/>
+            </w:tabs>
+            <w:rPr>
+              <w:rFonts w:eastAsiaTheme="minorEastAsia"/>
+              <w:noProof/>
+              <w:kern w:val="2"/>
+              <w:sz w:val="24"/>
+              <w:szCs w:val="24"/>
+              <w:lang w:val="fr-BE" w:eastAsia="fr-BE"/>
+              <w14:ligatures w14:val="standardContextual"/>
+            </w:rPr>
+          </w:pPr>
+          <w:hyperlink w:anchor="_Toc223795648" w:history="1">
+            <w:r>
+              <w:rPr>
+                <w:rStyle w:val="Lienhypertexte"/>
+                <w:noProof/>
+              </w:rPr>
+              <w:t>Stub area</w:t>
+            </w:r>
+            <w:r>
+              <w:rPr>
+                <w:noProof/>
+                <w:webHidden/>
+              </w:rPr>
+              <w:tab/>
+            </w:r>
+            <w:r>
+              <w:rPr>
+                <w:noProof/>
+                <w:webHidden/>
+              </w:rPr>
+              <w:fldChar w:fldCharType="begin"/>
+            </w:r>
+            <w:r>
+              <w:rPr>
+                <w:noProof/>
+                <w:webHidden/>
+              </w:rPr>
+              <w:instrText xml:space="preserve"> PAGEREF _Toc223795648 \h </w:instrText>
+            </w:r>
+            <w:r>
+              <w:rPr>
+                <w:noProof/>
+                <w:webHidden/>
+              </w:rPr>
+            </w:r>
+            <w:r>
+              <w:rPr>
+                <w:noProof/>
+                <w:webHidden/>
+              </w:rPr>
+              <w:fldChar w:fldCharType="separate"/>
+            </w:r>
+            <w:r>
+              <w:rPr>
+                <w:noProof/>
+                <w:webHidden/>
+              </w:rPr>
+              <w:t>8</w:t>
+            </w:r>
+            <w:r>
+              <w:rPr>
+                <w:noProof/>
+                <w:webHidden/>
+              </w:rPr>
+              <w:fldChar w:fldCharType="end"/>
+            </w:r>
+          </w:hyperlink>
+        </w:p>
+        <w:p>
+          <w:pPr>
+            <w:pStyle w:val="TM2"/>
+            <w:tabs>
+              <w:tab w:val="right" w:leader="dot" w:pos="9062"/>
+            </w:tabs>
+            <w:rPr>
+              <w:rFonts w:eastAsiaTheme="minorEastAsia"/>
+              <w:noProof/>
+              <w:kern w:val="2"/>
+              <w:sz w:val="24"/>
+              <w:szCs w:val="24"/>
+              <w:lang w:val="fr-BE" w:eastAsia="fr-BE"/>
+              <w14:ligatures w14:val="standardContextual"/>
+            </w:rPr>
+          </w:pPr>
+          <w:hyperlink w:anchor="_Toc223795649" w:history="1">
+            <w:r>
+              <w:rPr>
+                <w:rStyle w:val="Lienhypertexte"/>
+                <w:noProof/>
+              </w:rPr>
+              <w:t>Totally stubby area</w:t>
+            </w:r>
+            <w:r>
+              <w:rPr>
+                <w:noProof/>
+                <w:webHidden/>
+              </w:rPr>
+              <w:tab/>
+            </w:r>
+            <w:r>
+              <w:rPr>
+                <w:noProof/>
+                <w:webHidden/>
+              </w:rPr>
+              <w:fldChar w:fldCharType="begin"/>
+            </w:r>
+            <w:r>
+              <w:rPr>
+                <w:noProof/>
+                <w:webHidden/>
+              </w:rPr>
+              <w:instrText xml:space="preserve"> PAGEREF _Toc223795649 \h </w:instrText>
+            </w:r>
+            <w:r>
+              <w:rPr>
+                <w:noProof/>
+                <w:webHidden/>
+              </w:rPr>
+            </w:r>
+            <w:r>
+              <w:rPr>
+                <w:noProof/>
+                <w:webHidden/>
+              </w:rPr>
+              <w:fldChar w:fldCharType="separate"/>
+            </w:r>
+            <w:r>
+              <w:rPr>
+                <w:noProof/>
+                <w:webHidden/>
+              </w:rPr>
+              <w:t>8</w:t>
+            </w:r>
+            <w:r>
+              <w:rPr>
+                <w:noProof/>
+                <w:webHidden/>
+              </w:rPr>
+              <w:fldChar w:fldCharType="end"/>
+            </w:r>
+          </w:hyperlink>
+        </w:p>
+        <w:p>
+          <w:pPr>
+            <w:pStyle w:val="TM2"/>
+            <w:tabs>
+              <w:tab w:val="right" w:leader="dot" w:pos="9062"/>
+            </w:tabs>
+            <w:rPr>
+              <w:rFonts w:eastAsiaTheme="minorEastAsia"/>
+              <w:noProof/>
+              <w:kern w:val="2"/>
+              <w:sz w:val="24"/>
+              <w:szCs w:val="24"/>
+              <w:lang w:val="fr-BE" w:eastAsia="fr-BE"/>
+              <w14:ligatures w14:val="standardContextual"/>
+            </w:rPr>
+          </w:pPr>
+          <w:hyperlink w:anchor="_Toc223795650" w:history="1">
+            <w:r>
+              <w:rPr>
+                <w:rStyle w:val="Lienhypertexte"/>
+                <w:noProof/>
+              </w:rPr>
+              <w:t>NS</w:t>
+            </w:r>
+            <w:r>
+              <w:rPr>
+                <w:rStyle w:val="Lienhypertexte"/>
+                <w:noProof/>
+              </w:rPr>
+              <w:t>S</w:t>
+            </w:r>
+            <w:r>
+              <w:rPr>
+                <w:rStyle w:val="Lienhypertexte"/>
+                <w:noProof/>
+              </w:rPr>
+              <w:t>A area</w:t>
+            </w:r>
+            <w:r>
+              <w:rPr>
+                <w:noProof/>
+                <w:webHidden/>
+              </w:rPr>
+              <w:tab/>
+            </w:r>
+            <w:r>
+              <w:rPr>
+                <w:noProof/>
+                <w:webHidden/>
+              </w:rPr>
+              <w:fldChar w:fldCharType="begin"/>
+            </w:r>
+            <w:r>
+              <w:rPr>
+                <w:noProof/>
+                <w:webHidden/>
+              </w:rPr>
+              <w:instrText xml:space="preserve"> PAGEREF _Toc223795650 \h </w:instrText>
+            </w:r>
+            <w:r>
+              <w:rPr>
+                <w:noProof/>
+                <w:webHidden/>
+              </w:rPr>
+            </w:r>
+            <w:r>
+              <w:rPr>
+                <w:noProof/>
+                <w:webHidden/>
+              </w:rPr>
+              <w:fldChar w:fldCharType="separate"/>
+            </w:r>
+            <w:r>
+              <w:rPr>
+                <w:noProof/>
+                <w:webHidden/>
+              </w:rPr>
+              <w:t>8</w:t>
+            </w:r>
+            <w:r>
+              <w:rPr>
+                <w:noProof/>
+                <w:webHidden/>
+              </w:rPr>
+              <w:fldChar w:fldCharType="end"/>
+            </w:r>
+          </w:hyperlink>
+        </w:p>
+        <w:p>
+          <w:pPr>
+            <w:pStyle w:val="TM2"/>
+            <w:tabs>
+              <w:tab w:val="right" w:leader="dot" w:pos="9062"/>
+            </w:tabs>
+            <w:rPr>
+              <w:rFonts w:eastAsiaTheme="minorEastAsia"/>
+              <w:noProof/>
+              <w:kern w:val="2"/>
+              <w:sz w:val="24"/>
+              <w:szCs w:val="24"/>
+              <w:lang w:val="fr-BE" w:eastAsia="fr-BE"/>
+              <w14:ligatures w14:val="standardContextual"/>
+            </w:rPr>
+          </w:pPr>
+          <w:hyperlink w:anchor="_Toc223795651" w:history="1">
+            <w:r>
+              <w:rPr>
+                <w:rStyle w:val="Lienhypertexte"/>
+                <w:noProof/>
+              </w:rPr>
+              <w:t>Totally NSSA area</w:t>
+            </w:r>
+            <w:r>
+              <w:rPr>
+                <w:noProof/>
+                <w:webHidden/>
+              </w:rPr>
+              <w:tab/>
+            </w:r>
+            <w:r>
+              <w:rPr>
+                <w:noProof/>
+                <w:webHidden/>
+              </w:rPr>
+              <w:fldChar w:fldCharType="begin"/>
+            </w:r>
+            <w:r>
+              <w:rPr>
+                <w:noProof/>
+                <w:webHidden/>
+              </w:rPr>
+              <w:instrText xml:space="preserve"> PAGEREF _Toc223795651 \h </w:instrText>
+            </w:r>
+            <w:r>
+              <w:rPr>
+                <w:noProof/>
+                <w:webHidden/>
+              </w:rPr>
+            </w:r>
+            <w:r>
+              <w:rPr>
+                <w:noProof/>
+                <w:webHidden/>
+              </w:rPr>
+              <w:fldChar w:fldCharType="separate"/>
+            </w:r>
+            <w:r>
+              <w:rPr>
+                <w:noProof/>
+                <w:webHidden/>
+              </w:rPr>
+              <w:t>8</w:t>
             </w:r>
             <w:r>
               <w:rPr>
@@ -1325,7 +1857,7 @@
               <w14:ligatures w14:val="standardContextual"/>
             </w:rPr>
           </w:pPr>
-          <w:hyperlink w:anchor="_Toc223597183" w:history="1">
+          <w:hyperlink w:anchor="_Toc223795652" w:history="1">
             <w:r>
               <w:rPr>
                 <w:rStyle w:val="Lienhypertexte"/>
@@ -1352,7 +1884,7 @@
                 <w:noProof/>
                 <w:webHidden/>
               </w:rPr>
-              <w:instrText xml:space="preserve"> PAGEREF _Toc223597183 \h </w:instrText>
+              <w:instrText xml:space="preserve"> PAGEREF _Toc223795652 \h </w:instrText>
             </w:r>
             <w:r>
               <w:rPr>
@@ -1372,7 +1904,7 @@
                 <w:noProof/>
                 <w:webHidden/>
               </w:rPr>
-              <w:t>8</w:t>
+              <w:t>10</w:t>
             </w:r>
             <w:r>
               <w:rPr>
@@ -1399,7 +1931,7 @@
               <w14:ligatures w14:val="standardContextual"/>
             </w:rPr>
           </w:pPr>
-          <w:hyperlink w:anchor="_Toc223597184" w:history="1">
+          <w:hyperlink w:anchor="_Toc223795653" w:history="1">
             <w:r>
               <w:rPr>
                 <w:rStyle w:val="Lienhypertexte"/>
@@ -1426,7 +1958,7 @@
                 <w:noProof/>
                 <w:webHidden/>
               </w:rPr>
-              <w:instrText xml:space="preserve"> PAGEREF _Toc223597184 \h </w:instrText>
+              <w:instrText xml:space="preserve"> PAGEREF _Toc223795653 \h </w:instrText>
             </w:r>
             <w:r>
               <w:rPr>
@@ -1446,7 +1978,7 @@
                 <w:noProof/>
                 <w:webHidden/>
               </w:rPr>
-              <w:t>8</w:t>
+              <w:t>10</w:t>
             </w:r>
             <w:r>
               <w:rPr>
@@ -1473,7 +2005,7 @@
               <w14:ligatures w14:val="standardContextual"/>
             </w:rPr>
           </w:pPr>
-          <w:hyperlink w:anchor="_Toc223597185" w:history="1">
+          <w:hyperlink w:anchor="_Toc223795654" w:history="1">
             <w:r>
               <w:rPr>
                 <w:rStyle w:val="Lienhypertexte"/>
@@ -1501,7 +2033,7 @@
                 <w:noProof/>
                 <w:webHidden/>
               </w:rPr>
-              <w:instrText xml:space="preserve"> PAGEREF _Toc223597185 \h </w:instrText>
+              <w:instrText xml:space="preserve"> PAGEREF _Toc223795654 \h </w:instrText>
             </w:r>
             <w:r>
               <w:rPr>
@@ -1521,7 +2053,7 @@
                 <w:noProof/>
                 <w:webHidden/>
               </w:rPr>
-              <w:t>8</w:t>
+              <w:t>10</w:t>
             </w:r>
             <w:r>
               <w:rPr>
@@ -1548,7 +2080,7 @@
               <w14:ligatures w14:val="standardContextual"/>
             </w:rPr>
           </w:pPr>
-          <w:hyperlink w:anchor="_Toc223597186" w:history="1">
+          <w:hyperlink w:anchor="_Toc223795655" w:history="1">
             <w:r>
               <w:rPr>
                 <w:rStyle w:val="Lienhypertexte"/>
@@ -1575,7 +2107,7 @@
                 <w:noProof/>
                 <w:webHidden/>
               </w:rPr>
-              <w:instrText xml:space="preserve"> PAGEREF _Toc223597186 \h </w:instrText>
+              <w:instrText xml:space="preserve"> PAGEREF _Toc223795655 \h </w:instrText>
             </w:r>
             <w:r>
               <w:rPr>
@@ -1595,7 +2127,7 @@
                 <w:noProof/>
                 <w:webHidden/>
               </w:rPr>
-              <w:t>9</w:t>
+              <w:t>11</w:t>
             </w:r>
             <w:r>
               <w:rPr>
@@ -1622,7 +2154,7 @@
               <w14:ligatures w14:val="standardContextual"/>
             </w:rPr>
           </w:pPr>
-          <w:hyperlink w:anchor="_Toc223597187" w:history="1">
+          <w:hyperlink w:anchor="_Toc223795656" w:history="1">
             <w:r>
               <w:rPr>
                 <w:rStyle w:val="Lienhypertexte"/>
@@ -1649,7 +2181,7 @@
                 <w:noProof/>
                 <w:webHidden/>
               </w:rPr>
-              <w:instrText xml:space="preserve"> PAGEREF _Toc223597187 \h </w:instrText>
+              <w:instrText xml:space="preserve"> PAGEREF _Toc223795656 \h </w:instrText>
             </w:r>
             <w:r>
               <w:rPr>
@@ -1669,7 +2201,7 @@
                 <w:noProof/>
                 <w:webHidden/>
               </w:rPr>
-              <w:t>10</w:t>
+              <w:t>12</w:t>
             </w:r>
             <w:r>
               <w:rPr>
@@ -1696,7 +2228,7 @@
               <w14:ligatures w14:val="standardContextual"/>
             </w:rPr>
           </w:pPr>
-          <w:hyperlink w:anchor="_Toc223597188" w:history="1">
+          <w:hyperlink w:anchor="_Toc223795657" w:history="1">
             <w:r>
               <w:rPr>
                 <w:rStyle w:val="Lienhypertexte"/>
@@ -1724,7 +2256,7 @@
                 <w:noProof/>
                 <w:webHidden/>
               </w:rPr>
-              <w:instrText xml:space="preserve"> PAGEREF _Toc223597188 \h </w:instrText>
+              <w:instrText xml:space="preserve"> PAGEREF _Toc223795657 \h </w:instrText>
             </w:r>
             <w:r>
               <w:rPr>
@@ -1744,7 +2276,7 @@
                 <w:noProof/>
                 <w:webHidden/>
               </w:rPr>
-              <w:t>12</w:t>
+              <w:t>14</w:t>
             </w:r>
             <w:r>
               <w:rPr>
@@ -1771,7 +2303,7 @@
               <w14:ligatures w14:val="standardContextual"/>
             </w:rPr>
           </w:pPr>
-          <w:hyperlink w:anchor="_Toc223597189" w:history="1">
+          <w:hyperlink w:anchor="_Toc223795658" w:history="1">
             <w:r>
               <w:rPr>
                 <w:rStyle w:val="Lienhypertexte"/>
@@ -1798,7 +2330,7 @@
                 <w:noProof/>
                 <w:webHidden/>
               </w:rPr>
-              <w:instrText xml:space="preserve"> PAGEREF _Toc223597189 \h </w:instrText>
+              <w:instrText xml:space="preserve"> PAGEREF _Toc223795658 \h </w:instrText>
             </w:r>
             <w:r>
               <w:rPr>
@@ -1818,7 +2350,7 @@
                 <w:noProof/>
                 <w:webHidden/>
               </w:rPr>
-              <w:t>12</w:t>
+              <w:t>14</w:t>
             </w:r>
             <w:r>
               <w:rPr>
@@ -1845,7 +2377,7 @@
               <w14:ligatures w14:val="standardContextual"/>
             </w:rPr>
           </w:pPr>
-          <w:hyperlink w:anchor="_Toc223597190" w:history="1">
+          <w:hyperlink w:anchor="_Toc223795659" w:history="1">
             <w:r>
               <w:rPr>
                 <w:rStyle w:val="Lienhypertexte"/>
@@ -1872,7 +2404,7 @@
                 <w:noProof/>
                 <w:webHidden/>
               </w:rPr>
-              <w:instrText xml:space="preserve"> PAGEREF _Toc223597190 \h </w:instrText>
+              <w:instrText xml:space="preserve"> PAGEREF _Toc223795659 \h </w:instrText>
             </w:r>
             <w:r>
               <w:rPr>
@@ -1892,7 +2424,7 @@
                 <w:noProof/>
                 <w:webHidden/>
               </w:rPr>
-              <w:t>12</w:t>
+              <w:t>14</w:t>
             </w:r>
             <w:r>
               <w:rPr>
@@ -1919,7 +2451,7 @@
               <w14:ligatures w14:val="standardContextual"/>
             </w:rPr>
           </w:pPr>
-          <w:hyperlink w:anchor="_Toc223597191" w:history="1">
+          <w:hyperlink w:anchor="_Toc223795660" w:history="1">
             <w:r>
               <w:rPr>
                 <w:rStyle w:val="Lienhypertexte"/>
@@ -1947,7 +2479,7 @@
                 <w:noProof/>
                 <w:webHidden/>
               </w:rPr>
-              <w:instrText xml:space="preserve"> PAGEREF _Toc223597191 \h </w:instrText>
+              <w:instrText xml:space="preserve"> PAGEREF _Toc223795660 \h </w:instrText>
             </w:r>
             <w:r>
               <w:rPr>
@@ -1967,7 +2499,7 @@
                 <w:noProof/>
                 <w:webHidden/>
               </w:rPr>
-              <w:t>13</w:t>
+              <w:t>15</w:t>
             </w:r>
             <w:r>
               <w:rPr>
@@ -1994,7 +2526,7 @@
               <w14:ligatures w14:val="standardContextual"/>
             </w:rPr>
           </w:pPr>
-          <w:hyperlink w:anchor="_Toc223597192" w:history="1">
+          <w:hyperlink w:anchor="_Toc223795661" w:history="1">
             <w:r>
               <w:rPr>
                 <w:rStyle w:val="Lienhypertexte"/>
@@ -2022,7 +2554,7 @@
                 <w:noProof/>
                 <w:webHidden/>
               </w:rPr>
-              <w:instrText xml:space="preserve"> PAGEREF _Toc223597192 \h </w:instrText>
+              <w:instrText xml:space="preserve"> PAGEREF _Toc223795661 \h </w:instrText>
             </w:r>
             <w:r>
               <w:rPr>
@@ -2042,7 +2574,7 @@
                 <w:noProof/>
                 <w:webHidden/>
               </w:rPr>
-              <w:t>13</w:t>
+              <w:t>15</w:t>
             </w:r>
             <w:r>
               <w:rPr>
@@ -2069,7 +2601,7 @@
               <w14:ligatures w14:val="standardContextual"/>
             </w:rPr>
           </w:pPr>
-          <w:hyperlink w:anchor="_Toc223597193" w:history="1">
+          <w:hyperlink w:anchor="_Toc223795662" w:history="1">
             <w:r>
               <w:rPr>
                 <w:rStyle w:val="Lienhypertexte"/>
@@ -2097,7 +2629,7 @@
                 <w:noProof/>
                 <w:webHidden/>
               </w:rPr>
-              <w:instrText xml:space="preserve"> PAGEREF _Toc223597193 \h </w:instrText>
+              <w:instrText xml:space="preserve"> PAGEREF _Toc223795662 \h </w:instrText>
             </w:r>
             <w:r>
               <w:rPr>
@@ -2117,7 +2649,7 @@
                 <w:noProof/>
                 <w:webHidden/>
               </w:rPr>
-              <w:t>13</w:t>
+              <w:t>15</w:t>
             </w:r>
             <w:r>
               <w:rPr>
@@ -2144,7 +2676,7 @@
               <w14:ligatures w14:val="standardContextual"/>
             </w:rPr>
           </w:pPr>
-          <w:hyperlink w:anchor="_Toc223597194" w:history="1">
+          <w:hyperlink w:anchor="_Toc223795663" w:history="1">
             <w:r>
               <w:rPr>
                 <w:rStyle w:val="Lienhypertexte"/>
@@ -2172,7 +2704,7 @@
                 <w:noProof/>
                 <w:webHidden/>
               </w:rPr>
-              <w:instrText xml:space="preserve"> PAGEREF _Toc223597194 \h </w:instrText>
+              <w:instrText xml:space="preserve"> PAGEREF _Toc223795663 \h </w:instrText>
             </w:r>
             <w:r>
               <w:rPr>
@@ -2192,7 +2724,7 @@
                 <w:noProof/>
                 <w:webHidden/>
               </w:rPr>
-              <w:t>14</w:t>
+              <w:t>16</w:t>
             </w:r>
             <w:r>
               <w:rPr>
@@ -2219,7 +2751,7 @@
               <w14:ligatures w14:val="standardContextual"/>
             </w:rPr>
           </w:pPr>
-          <w:hyperlink w:anchor="_Toc223597195" w:history="1">
+          <w:hyperlink w:anchor="_Toc223795664" w:history="1">
             <w:r>
               <w:rPr>
                 <w:rStyle w:val="Lienhypertexte"/>
@@ -2246,7 +2778,7 @@
                 <w:noProof/>
                 <w:webHidden/>
               </w:rPr>
-              <w:instrText xml:space="preserve"> PAGEREF _Toc223597195 \h </w:instrText>
+              <w:instrText xml:space="preserve"> PAGEREF _Toc223795664 \h </w:instrText>
             </w:r>
             <w:r>
               <w:rPr>
@@ -2266,7 +2798,7 @@
                 <w:noProof/>
                 <w:webHidden/>
               </w:rPr>
-              <w:t>15</w:t>
+              <w:t>17</w:t>
             </w:r>
             <w:r>
               <w:rPr>
@@ -2293,7 +2825,7 @@
               <w14:ligatures w14:val="standardContextual"/>
             </w:rPr>
           </w:pPr>
-          <w:hyperlink w:anchor="_Toc223597196" w:history="1">
+          <w:hyperlink w:anchor="_Toc223795665" w:history="1">
             <w:r>
               <w:rPr>
                 <w:rStyle w:val="Lienhypertexte"/>
@@ -2320,7 +2852,7 @@
                 <w:noProof/>
                 <w:webHidden/>
               </w:rPr>
-              <w:instrText xml:space="preserve"> PAGEREF _Toc223597196 \h </w:instrText>
+              <w:instrText xml:space="preserve"> PAGEREF _Toc223795665 \h </w:instrText>
             </w:r>
             <w:r>
               <w:rPr>
@@ -2340,7 +2872,7 @@
                 <w:noProof/>
                 <w:webHidden/>
               </w:rPr>
-              <w:t>15</w:t>
+              <w:t>17</w:t>
             </w:r>
             <w:r>
               <w:rPr>
@@ -2367,7 +2899,7 @@
               <w14:ligatures w14:val="standardContextual"/>
             </w:rPr>
           </w:pPr>
-          <w:hyperlink w:anchor="_Toc223597197" w:history="1">
+          <w:hyperlink w:anchor="_Toc223795666" w:history="1">
             <w:r>
               <w:rPr>
                 <w:rStyle w:val="Lienhypertexte"/>
@@ -2394,7 +2926,7 @@
                 <w:noProof/>
                 <w:webHidden/>
               </w:rPr>
-              <w:instrText xml:space="preserve"> PAGEREF _Toc223597197 \h </w:instrText>
+              <w:instrText xml:space="preserve"> PAGEREF _Toc223795666 \h </w:instrText>
             </w:r>
             <w:r>
               <w:rPr>
@@ -2414,7 +2946,7 @@
                 <w:noProof/>
                 <w:webHidden/>
               </w:rPr>
-              <w:t>15</w:t>
+              <w:t>17</w:t>
             </w:r>
             <w:r>
               <w:rPr>
@@ -2441,7 +2973,7 @@
               <w14:ligatures w14:val="standardContextual"/>
             </w:rPr>
           </w:pPr>
-          <w:hyperlink w:anchor="_Toc223597198" w:history="1">
+          <w:hyperlink w:anchor="_Toc223795667" w:history="1">
             <w:r>
               <w:rPr>
                 <w:rStyle w:val="Lienhypertexte"/>
@@ -2468,7 +3000,7 @@
                 <w:noProof/>
                 <w:webHidden/>
               </w:rPr>
-              <w:instrText xml:space="preserve"> PAGEREF _Toc223597198 \h </w:instrText>
+              <w:instrText xml:space="preserve"> PAGEREF _Toc223795667 \h </w:instrText>
             </w:r>
             <w:r>
               <w:rPr>
@@ -2488,7 +3020,7 @@
                 <w:noProof/>
                 <w:webHidden/>
               </w:rPr>
-              <w:t>16</w:t>
+              <w:t>18</w:t>
             </w:r>
             <w:r>
               <w:rPr>
@@ -2515,7 +3047,7 @@
               <w14:ligatures w14:val="standardContextual"/>
             </w:rPr>
           </w:pPr>
-          <w:hyperlink w:anchor="_Toc223597199" w:history="1">
+          <w:hyperlink w:anchor="_Toc223795668" w:history="1">
             <w:r>
               <w:rPr>
                 <w:rStyle w:val="Lienhypertexte"/>
@@ -2543,7 +3075,7 @@
                 <w:noProof/>
                 <w:webHidden/>
               </w:rPr>
-              <w:instrText xml:space="preserve"> PAGEREF _Toc223597199 \h </w:instrText>
+              <w:instrText xml:space="preserve"> PAGEREF _Toc223795668 \h </w:instrText>
             </w:r>
             <w:r>
               <w:rPr>
@@ -2563,7 +3095,7 @@
                 <w:noProof/>
                 <w:webHidden/>
               </w:rPr>
-              <w:t>16</w:t>
+              <w:t>18</w:t>
             </w:r>
             <w:r>
               <w:rPr>
@@ -2590,7 +3122,7 @@
               <w14:ligatures w14:val="standardContextual"/>
             </w:rPr>
           </w:pPr>
-          <w:hyperlink w:anchor="_Toc223597200" w:history="1">
+          <w:hyperlink w:anchor="_Toc223795669" w:history="1">
             <w:r>
               <w:rPr>
                 <w:rStyle w:val="Lienhypertexte"/>
@@ -2617,7 +3149,7 @@
                 <w:noProof/>
                 <w:webHidden/>
               </w:rPr>
-              <w:instrText xml:space="preserve"> PAGEREF _Toc223597200 \h </w:instrText>
+              <w:instrText xml:space="preserve"> PAGEREF _Toc223795669 \h </w:instrText>
             </w:r>
             <w:r>
               <w:rPr>
@@ -2637,7 +3169,7 @@
                 <w:noProof/>
                 <w:webHidden/>
               </w:rPr>
-              <w:t>17</w:t>
+              <w:t>19</w:t>
             </w:r>
             <w:r>
               <w:rPr>
@@ -2664,7 +3196,7 @@
               <w14:ligatures w14:val="standardContextual"/>
             </w:rPr>
           </w:pPr>
-          <w:hyperlink w:anchor="_Toc223597201" w:history="1">
+          <w:hyperlink w:anchor="_Toc223795670" w:history="1">
             <w:r>
               <w:rPr>
                 <w:rStyle w:val="Lienhypertexte"/>
@@ -2691,7 +3223,7 @@
                 <w:noProof/>
                 <w:webHidden/>
               </w:rPr>
-              <w:instrText xml:space="preserve"> PAGEREF _Toc223597201 \h </w:instrText>
+              <w:instrText xml:space="preserve"> PAGEREF _Toc223795670 \h </w:instrText>
             </w:r>
             <w:r>
               <w:rPr>
@@ -2711,7 +3243,7 @@
                 <w:noProof/>
                 <w:webHidden/>
               </w:rPr>
-              <w:t>18</w:t>
+              <w:t>20</w:t>
             </w:r>
             <w:r>
               <w:rPr>
@@ -2749,7 +3281,7 @@
       <w:pPr>
         <w:pStyle w:val="Titre1"/>
       </w:pPr>
-      <w:bookmarkStart w:id="0" w:name="_Toc223597166"/>
+      <w:bookmarkStart w:id="0" w:name="_Toc223795628"/>
       <w:r>
         <w:lastRenderedPageBreak/>
         <w:t>Basic Configurations</w:t>
@@ -2760,7 +3292,7 @@
       <w:pPr>
         <w:pStyle w:val="Titre2"/>
       </w:pPr>
-      <w:bookmarkStart w:id="1" w:name="_Toc223597167"/>
+      <w:bookmarkStart w:id="1" w:name="_Toc223795629"/>
       <w:r>
         <w:t>Hostname &amp; Security</w:t>
       </w:r>
@@ -2771,28 +3303,18 @@
         <w:rPr>
           <w:b/>
           <w:bCs/>
-          <w:lang w:val="fr-BE"/>
-        </w:rPr>
-      </w:pPr>
-      <w:r>
-        <w:rPr>
-          <w:b/>
-          <w:bCs/>
-          <w:lang w:val="fr-BE"/>
+        </w:rPr>
+      </w:pPr>
+      <w:r>
+        <w:rPr>
+          <w:b/>
+          <w:bCs/>
         </w:rPr>
         <w:t>Modifier le nom d’hôte :</w:t>
       </w:r>
     </w:p>
     <w:p>
-      <w:pPr>
-        <w:rPr>
-          <w:lang w:val="fr-BE"/>
-        </w:rPr>
-      </w:pPr>
-      <w:r>
-        <w:rPr>
-          <w:lang w:val="fr-BE"/>
-        </w:rPr>
+      <w:r>
         <w:t>Hostname (config) #hostname NAME</w:t>
       </w:r>
     </w:p>
@@ -2865,7 +3387,7 @@
       <w:pPr>
         <w:pStyle w:val="Titre2"/>
       </w:pPr>
-      <w:bookmarkStart w:id="2" w:name="_Toc223597168"/>
+      <w:bookmarkStart w:id="2" w:name="_Toc223795630"/>
       <w:r>
         <w:t>Save</w:t>
       </w:r>
@@ -2894,7 +3416,7 @@
       <w:pPr>
         <w:pStyle w:val="Titre2"/>
       </w:pPr>
-      <w:bookmarkStart w:id="3" w:name="_Toc223597169"/>
+      <w:bookmarkStart w:id="3" w:name="_Toc223795631"/>
       <w:r>
         <w:t>Switch Reset</w:t>
       </w:r>
@@ -2919,7 +3441,7 @@
       <w:pPr>
         <w:pStyle w:val="Titre2"/>
       </w:pPr>
-      <w:bookmarkStart w:id="4" w:name="_Toc223597170"/>
+      <w:bookmarkStart w:id="4" w:name="_Toc223795632"/>
       <w:r>
         <w:t>Router Reset</w:t>
       </w:r>
@@ -2939,7 +3461,7 @@
       <w:pPr>
         <w:pStyle w:val="Titre2"/>
       </w:pPr>
-      <w:bookmarkStart w:id="5" w:name="_Toc223597171"/>
+      <w:bookmarkStart w:id="5" w:name="_Toc223795633"/>
       <w:r>
         <w:t>Aliases</w:t>
       </w:r>
@@ -2954,7 +3476,7 @@
       <w:pPr>
         <w:pStyle w:val="Titre2"/>
       </w:pPr>
-      <w:bookmarkStart w:id="6" w:name="_Toc223597172"/>
+      <w:bookmarkStart w:id="6" w:name="_Toc223795634"/>
       <w:r>
         <w:t>Static &amp; Default Routes</w:t>
       </w:r>
@@ -2984,7 +3506,7 @@
       <w:pPr>
         <w:pStyle w:val="Titre2"/>
       </w:pPr>
-      <w:bookmarkStart w:id="7" w:name="_Toc223597173"/>
+      <w:bookmarkStart w:id="7" w:name="_Toc223795635"/>
       <w:r>
         <w:t>Loopback Interface</w:t>
       </w:r>
@@ -3033,7 +3555,7 @@
       <w:pPr>
         <w:pStyle w:val="Titre1"/>
       </w:pPr>
-      <w:bookmarkStart w:id="8" w:name="_Toc223597174"/>
+      <w:bookmarkStart w:id="8" w:name="_Toc223795636"/>
       <w:r>
         <w:lastRenderedPageBreak/>
         <w:t>IPv6 Configuration</w:t>
@@ -3275,7 +3797,7 @@
           <w:lang w:val="fr-BE"/>
         </w:rPr>
       </w:pPr>
-      <w:bookmarkStart w:id="9" w:name="_Toc223597175"/>
+      <w:bookmarkStart w:id="9" w:name="_Toc223795637"/>
       <w:r>
         <w:rPr>
           <w:lang w:val="fr-BE"/>
@@ -3292,7 +3814,7 @@
           <w:lang w:val="fr-BE"/>
         </w:rPr>
       </w:pPr>
-      <w:bookmarkStart w:id="10" w:name="_Toc223597176"/>
+      <w:bookmarkStart w:id="10" w:name="_Toc223795638"/>
       <w:r>
         <w:rPr>
           <w:lang w:val="fr-BE"/>
@@ -3362,7 +3884,7 @@
           <w:lang w:val="fr-BE"/>
         </w:rPr>
       </w:pPr>
-      <w:bookmarkStart w:id="11" w:name="_Toc223597177"/>
+      <w:bookmarkStart w:id="11" w:name="_Toc223795639"/>
       <w:r>
         <w:rPr>
           <w:lang w:val="fr-BE"/>
@@ -3565,7 +4087,7 @@
       <w:pPr>
         <w:pStyle w:val="Titre1"/>
       </w:pPr>
-      <w:bookmarkStart w:id="12" w:name="_Toc223597178"/>
+      <w:bookmarkStart w:id="12" w:name="_Toc223795640"/>
       <w:r>
         <w:lastRenderedPageBreak/>
         <w:t>VLAN</w:t>
@@ -3579,7 +4101,7 @@
           <w:lang w:val="fr-BE"/>
         </w:rPr>
       </w:pPr>
-      <w:bookmarkStart w:id="13" w:name="_Toc223597179"/>
+      <w:bookmarkStart w:id="13" w:name="_Toc223795641"/>
       <w:r>
         <w:rPr>
           <w:lang w:val="fr-BE"/>
@@ -3763,7 +4285,7 @@
       <w:pPr>
         <w:pStyle w:val="Titre2"/>
       </w:pPr>
-      <w:bookmarkStart w:id="14" w:name="_Toc223597180"/>
+      <w:bookmarkStart w:id="14" w:name="_Toc223795642"/>
       <w:r>
         <w:t>Trunk Configuration</w:t>
       </w:r>
@@ -3862,7 +4384,7 @@
       <w:pPr>
         <w:pStyle w:val="Titre3"/>
       </w:pPr>
-      <w:bookmarkStart w:id="15" w:name="_Toc223597181"/>
+      <w:bookmarkStart w:id="15" w:name="_Toc223795643"/>
       <w:r>
         <w:t>Sub-Interface</w:t>
       </w:r>
@@ -3920,7 +4442,7 @@
           <w:lang w:val="fr-BE"/>
         </w:rPr>
       </w:pPr>
-      <w:bookmarkStart w:id="16" w:name="_Toc223597182"/>
+      <w:bookmarkStart w:id="16" w:name="_Toc223795644"/>
       <w:r>
         <w:rPr>
           <w:lang w:val="fr-BE"/>
@@ -4121,9 +4643,104 @@
       <w:pPr>
         <w:pStyle w:val="Titre2"/>
       </w:pPr>
-      <w:r>
+      <w:bookmarkStart w:id="17" w:name="_Toc223795645"/>
+      <w:r>
+        <w:t>Summarize on ABR</w:t>
+      </w:r>
+      <w:bookmarkEnd w:id="17"/>
+    </w:p>
+    <w:p>
+      <w:r>
+        <w:t>R1 (config) #</w:t>
+      </w:r>
+      <w:r>
+        <w:t>router ospf 1</w:t>
+      </w:r>
+      <w:r>
+        <w:br/>
+      </w:r>
+      <w:r>
+        <w:t>R1 (config-router) #</w:t>
+      </w:r>
+      <w:r>
+        <w:t>area 1 range 165.162.0.0 255.255.252.0</w:t>
+      </w:r>
+    </w:p>
+    <w:p>
+      <w:pPr>
+        <w:pStyle w:val="Titre2"/>
+      </w:pPr>
+      <w:bookmarkStart w:id="18" w:name="_Toc223795646"/>
+      <w:r>
+        <w:t>Summarize on ASBR</w:t>
+      </w:r>
+      <w:bookmarkEnd w:id="18"/>
+    </w:p>
+    <w:p>
+      <w:r>
+        <w:t>R1 (config) #</w:t>
+      </w:r>
+      <w:r>
+        <w:t>router ospf 1</w:t>
+      </w:r>
+    </w:p>
+    <w:p>
+      <w:r>
+        <w:t>R1 (config) #</w:t>
+      </w:r>
+      <w:r>
+        <w:t>router ospf 1</w:t>
+      </w:r>
+    </w:p>
+    <w:p>
+      <w:r>
+        <w:t>R1 (config</w:t>
+      </w:r>
+      <w:r>
+        <w:t>-router</w:t>
+      </w:r>
+      <w:r>
+        <w:t>) #</w:t>
+      </w:r>
+      <w:r>
+        <w:t>summary-address 165.167.0.0 255.255.252.0</w:t>
+      </w:r>
+    </w:p>
+    <w:p>
+      <w:pPr>
+        <w:rPr>
+          <w:rFonts w:asciiTheme="majorHAnsi" w:eastAsiaTheme="majorEastAsia" w:hAnsiTheme="majorHAnsi" w:cstheme="majorBidi"/>
+          <w:color w:val="0F4761" w:themeColor="accent1" w:themeShade="BF"/>
+          <w:sz w:val="32"/>
+          <w:szCs w:val="32"/>
+        </w:rPr>
+      </w:pPr>
+      <w:r>
+        <w:t>R1 (config</w:t>
+      </w:r>
+      <w:r>
+        <w:t>-router</w:t>
+      </w:r>
+      <w:r>
+        <w:t>) #</w:t>
+      </w:r>
+      <w:r>
+        <w:t>summary-address 165.167.4.0 255.255.255.0</w:t>
+      </w:r>
+      <w:r>
+        <w:br w:type="page"/>
+      </w:r>
+    </w:p>
+    <w:p>
+      <w:pPr>
+        <w:pStyle w:val="Titre2"/>
+      </w:pPr>
+      <w:bookmarkStart w:id="19" w:name="_Toc223795647"/>
+      <w:r>
+        <w:lastRenderedPageBreak/>
         <w:t>Virtual link</w:t>
       </w:r>
+      <w:bookmarkEnd w:id="19"/>
     </w:p>
     <w:p>
       <w:r>
@@ -4219,47 +4836,102 @@
       <w:pPr>
         <w:pStyle w:val="Titre2"/>
       </w:pPr>
+      <w:bookmarkStart w:id="20" w:name="_Toc223795648"/>
       <w:r>
         <w:t>Stub a</w:t>
       </w:r>
       <w:r>
         <w:t>rea</w:t>
       </w:r>
-    </w:p>
-    <w:p>
-      <w:pPr>
-        <w:rPr>
-          <w:lang w:val="fr-BE"/>
-        </w:rPr>
-      </w:pPr>
-      <w:r>
-        <w:rPr>
-          <w:lang w:val="fr-BE"/>
-        </w:rPr>
+      <w:bookmarkEnd w:id="20"/>
+    </w:p>
+    <w:p>
+      <w:r>
+        <w:t>R1 (config) #router ospf 1</w:t>
+      </w:r>
+    </w:p>
+    <w:p>
+      <w:pPr>
+        <w:rPr>
+          <w:b/>
+          <w:bCs/>
+          <w:lang w:val="fr-BE"/>
+        </w:rPr>
+      </w:pPr>
+      <w:r>
+        <w:rPr>
+          <w:b/>
+          <w:bCs/>
+          <w:lang w:val="fr-BE"/>
+        </w:rPr>
+        <w:t>Sur tous les routeurs de la zone :</w:t>
+      </w:r>
+    </w:p>
+    <w:p>
+      <w:pPr>
+        <w:rPr>
+          <w:lang w:val="fr-BE"/>
+        </w:rPr>
+      </w:pPr>
+      <w:r>
+        <w:rPr>
+          <w:lang w:val="fr-BE"/>
+        </w:rPr>
+        <w:t>R1 (config-router) #area 4 stub</w:t>
+      </w:r>
+    </w:p>
+    <w:p>
+      <w:pPr>
+        <w:rPr>
+          <w:b/>
+          <w:bCs/>
+          <w:lang w:val="fr-BE"/>
+        </w:rPr>
+      </w:pPr>
+      <w:r>
+        <w:rPr>
+          <w:b/>
+          <w:bCs/>
+          <w:lang w:val="fr-BE"/>
+        </w:rPr>
+        <w:t>Assigner le réseau à la zone :</w:t>
+      </w:r>
+    </w:p>
+    <w:p>
+      <w:r>
+        <w:t>R1(config-router)</w:t>
+      </w:r>
+      <w:r>
+        <w:t xml:space="preserve"> </w:t>
+      </w:r>
+      <w:r>
+        <w:t>#network 165.164.0.0 0.0.0.255 area 4</w:t>
+      </w:r>
+    </w:p>
+    <w:p>
+      <w:pPr>
+        <w:pStyle w:val="Titre2"/>
+      </w:pPr>
+      <w:bookmarkStart w:id="21" w:name="_Toc223795649"/>
+      <w:r>
+        <w:t>Totally stubby area</w:t>
+      </w:r>
+      <w:bookmarkEnd w:id="21"/>
+    </w:p>
+    <w:p>
+      <w:r>
         <w:t>R1</w:t>
       </w:r>
       <w:r>
-        <w:rPr>
-          <w:lang w:val="fr-BE"/>
-        </w:rPr>
-        <w:t xml:space="preserve"> </w:t>
-      </w:r>
-      <w:r>
-        <w:rPr>
-          <w:lang w:val="fr-BE"/>
-        </w:rPr>
+        <w:t xml:space="preserve"> </w:t>
+      </w:r>
+      <w:r>
         <w:t>(config)</w:t>
       </w:r>
       <w:r>
-        <w:rPr>
-          <w:lang w:val="fr-BE"/>
-        </w:rPr>
-        <w:t xml:space="preserve"> </w:t>
-      </w:r>
-      <w:r>
-        <w:rPr>
-          <w:lang w:val="fr-BE"/>
-        </w:rPr>
+        <w:t xml:space="preserve"> </w:t>
+      </w:r>
+      <w:r>
         <w:t>#router ospf 1</w:t>
       </w:r>
     </w:p>
@@ -4277,10 +4949,167 @@
           <w:bCs/>
           <w:lang w:val="fr-BE"/>
         </w:rPr>
+        <w:t>Sur le routeur ABR :</w:t>
+      </w:r>
+    </w:p>
+    <w:p>
+      <w:pPr>
+        <w:rPr>
+          <w:lang w:val="fr-BE"/>
+        </w:rPr>
+      </w:pPr>
+      <w:r>
+        <w:rPr>
+          <w:lang w:val="fr-BE"/>
+        </w:rPr>
+        <w:t>R1 (config-router) #area 3 stub no-summary</w:t>
+      </w:r>
+    </w:p>
+    <w:p>
+      <w:pPr>
+        <w:rPr>
+          <w:b/>
+          <w:bCs/>
+          <w:lang w:val="fr-BE"/>
+        </w:rPr>
+      </w:pPr>
+      <w:r>
+        <w:rPr>
+          <w:b/>
+          <w:bCs/>
+          <w:lang w:val="fr-BE"/>
+        </w:rPr>
+        <w:t>Sur les autres :</w:t>
+      </w:r>
+    </w:p>
+    <w:p>
+      <w:pPr>
+        <w:rPr>
+          <w:lang w:val="fr-BE"/>
+        </w:rPr>
+      </w:pPr>
+      <w:r>
+        <w:rPr>
+          <w:lang w:val="fr-BE"/>
+        </w:rPr>
+        <w:t>R1 (config-router) #area 3 stub</w:t>
+      </w:r>
+    </w:p>
+    <w:p>
+      <w:pPr>
+        <w:rPr>
+          <w:b/>
+          <w:bCs/>
+          <w:lang w:val="fr-BE"/>
+        </w:rPr>
+      </w:pPr>
+      <w:r>
+        <w:rPr>
+          <w:b/>
+          <w:bCs/>
+          <w:lang w:val="fr-BE"/>
+        </w:rPr>
+        <w:t>Assigner le réseau à la zone :</w:t>
+      </w:r>
+    </w:p>
+    <w:p>
+      <w:r>
+        <w:t>R1</w:t>
+      </w:r>
+      <w:r>
+        <w:t xml:space="preserve"> </w:t>
+      </w:r>
+      <w:r>
+        <w:t>(config-router)</w:t>
+      </w:r>
+      <w:r>
+        <w:t xml:space="preserve"> </w:t>
+      </w:r>
+      <w:r>
+        <w:t xml:space="preserve">#network 165.164.0.0 0.0.0.255 area </w:t>
+      </w:r>
+      <w:r>
+        <w:t>3</w:t>
+      </w:r>
+    </w:p>
+    <w:p>
+      <w:pPr>
+        <w:pStyle w:val="Titre2"/>
+      </w:pPr>
+      <w:bookmarkStart w:id="22" w:name="_Toc223795650"/>
+      <w:r>
+        <w:t>NSSA</w:t>
+      </w:r>
+      <w:r>
+        <w:t xml:space="preserve"> area</w:t>
+      </w:r>
+      <w:bookmarkEnd w:id="22"/>
+    </w:p>
+    <w:p>
+      <w:r>
+        <w:t>R1</w:t>
+      </w:r>
+      <w:r>
+        <w:t xml:space="preserve"> </w:t>
+      </w:r>
+      <w:r>
+        <w:t>(config)</w:t>
+      </w:r>
+      <w:r>
+        <w:t xml:space="preserve"> </w:t>
+      </w:r>
+      <w:r>
+        <w:t>#router ospf 1</w:t>
+      </w:r>
+    </w:p>
+    <w:p>
+      <w:pPr>
+        <w:rPr>
+          <w:b/>
+          <w:bCs/>
+          <w:lang w:val="fr-BE"/>
+        </w:rPr>
+      </w:pPr>
+      <w:r>
+        <w:rPr>
+          <w:b/>
+          <w:bCs/>
+          <w:lang w:val="fr-BE"/>
+        </w:rPr>
         <w:t>Sur tous les routeurs de la zone :</w:t>
       </w:r>
     </w:p>
     <w:p>
+      <w:pPr>
+        <w:rPr>
+          <w:lang w:val="fr-BE"/>
+        </w:rPr>
+      </w:pPr>
+      <w:r>
+        <w:rPr>
+          <w:lang w:val="fr-BE"/>
+        </w:rPr>
+        <w:t>R1 (config-router) #area 4 nssa</w:t>
+      </w:r>
+    </w:p>
+    <w:p>
+      <w:pPr>
+        <w:rPr>
+          <w:b/>
+          <w:bCs/>
+          <w:lang w:val="fr-BE"/>
+        </w:rPr>
+      </w:pPr>
+      <w:r>
+        <w:rPr>
+          <w:b/>
+          <w:bCs/>
+          <w:lang w:val="fr-BE"/>
+        </w:rPr>
+        <w:t>Assigner le réseau à la zone :</w:t>
+      </w:r>
+    </w:p>
+    <w:p>
       <w:r>
         <w:t>R1</w:t>
       </w:r>
@@ -4294,13 +5123,204 @@
         <w:t xml:space="preserve"> </w:t>
       </w:r>
       <w:r>
-        <w:t xml:space="preserve">#area 4 </w:t>
-      </w:r>
-      <w:r>
-        <w:t>st</w:t>
-      </w:r>
-      <w:r>
-        <w:t>ub</w:t>
+        <w:t>#network 165.164.0.0 0.0.0.255 area 4</w:t>
+      </w:r>
+    </w:p>
+    <w:p>
+      <w:pPr>
+        <w:rPr>
+          <w:b/>
+          <w:bCs/>
+        </w:rPr>
+      </w:pPr>
+      <w:r>
+        <w:rPr>
+          <w:b/>
+          <w:bCs/>
+        </w:rPr>
+        <w:t>Sur le ASBR :</w:t>
+      </w:r>
+    </w:p>
+    <w:p>
+      <w:r>
+        <w:t xml:space="preserve">R1 (config-router) #redistribute </w:t>
+      </w:r>
+      <w:r>
+        <w:t>(</w:t>
+      </w:r>
+      <w:r>
+        <w:t>eigrp 50</w:t>
+      </w:r>
+      <w:r>
+        <w:t>/rip subnets)</w:t>
+      </w:r>
+      <w:r>
+        <w:t xml:space="preserve"> metric … metric-type (1/2)</w:t>
+      </w:r>
+    </w:p>
+    <w:p>
+      <w:pPr>
+        <w:rPr>
+          <w:i/>
+          <w:iCs/>
+          <w:lang w:val="fr-BE"/>
+        </w:rPr>
+      </w:pPr>
+      <w:r>
+        <w:rPr>
+          <w:i/>
+          <w:iCs/>
+          <w:lang w:val="fr-BE"/>
+        </w:rPr>
+        <w:t xml:space="preserve">Comment : faire la même chose sur l’autre protocole donc par exemple dans le routeur eigrp mettre </w:t>
+      </w:r>
+      <w:r>
+        <w:rPr>
+          <w:i/>
+          <w:iCs/>
+          <w:lang w:val="fr-BE"/>
+        </w:rPr>
+        <w:t>« </w:t>
+      </w:r>
+      <w:r>
+        <w:rPr>
+          <w:i/>
+          <w:iCs/>
+          <w:lang w:val="fr-BE"/>
+        </w:rPr>
+        <w:t>redistribute ospf 1 metric 10000 100 255 1 1500</w:t>
+      </w:r>
+      <w:r>
+        <w:rPr>
+          <w:i/>
+          <w:iCs/>
+          <w:lang w:val="fr-BE"/>
+        </w:rPr>
+        <w:t> »</w:t>
+      </w:r>
+    </w:p>
+    <w:p>
+      <w:pPr>
+        <w:pStyle w:val="Titre2"/>
+      </w:pPr>
+      <w:bookmarkStart w:id="23" w:name="_Toc223795651"/>
+      <w:r>
+        <w:t>Totally NSSA area</w:t>
+      </w:r>
+      <w:bookmarkEnd w:id="23"/>
+    </w:p>
+    <w:p>
+      <w:r>
+        <w:t>R1</w:t>
+      </w:r>
+      <w:r>
+        <w:t xml:space="preserve"> </w:t>
+      </w:r>
+      <w:r>
+        <w:t>(config)</w:t>
+      </w:r>
+      <w:r>
+        <w:t xml:space="preserve"> </w:t>
+      </w:r>
+      <w:r>
+        <w:t>#router ospf 1</w:t>
+      </w:r>
+    </w:p>
+    <w:p>
+      <w:pPr>
+        <w:rPr>
+          <w:b/>
+          <w:bCs/>
+          <w:lang w:val="fr-BE"/>
+        </w:rPr>
+      </w:pPr>
+      <w:r>
+        <w:rPr>
+          <w:b/>
+          <w:bCs/>
+          <w:lang w:val="fr-BE"/>
+        </w:rPr>
+        <w:t>Sur le routeur ABR :</w:t>
+      </w:r>
+    </w:p>
+    <w:p>
+      <w:pPr>
+        <w:rPr>
+          <w:lang w:val="fr-BE"/>
+        </w:rPr>
+      </w:pPr>
+      <w:r>
+        <w:rPr>
+          <w:lang w:val="fr-BE"/>
+        </w:rPr>
+        <w:lastRenderedPageBreak/>
+        <w:t>R1 (config-router) #area 5 nssa no-summary</w:t>
+      </w:r>
+    </w:p>
+    <w:p>
+      <w:pPr>
+        <w:rPr>
+          <w:b/>
+          <w:bCs/>
+          <w:lang w:val="fr-BE"/>
+        </w:rPr>
+      </w:pPr>
+      <w:r>
+        <w:rPr>
+          <w:b/>
+          <w:bCs/>
+          <w:lang w:val="fr-BE"/>
+        </w:rPr>
+        <w:t>Sur les autres :</w:t>
+      </w:r>
+    </w:p>
+    <w:p>
+      <w:pPr>
+        <w:rPr>
+          <w:lang w:val="fr-BE"/>
+        </w:rPr>
+      </w:pPr>
+      <w:r>
+        <w:rPr>
+          <w:lang w:val="fr-BE"/>
+        </w:rPr>
+        <w:t>R1</w:t>
+      </w:r>
+      <w:r>
+        <w:rPr>
+          <w:lang w:val="fr-BE"/>
+        </w:rPr>
+        <w:t xml:space="preserve"> </w:t>
+      </w:r>
+      <w:r>
+        <w:rPr>
+          <w:lang w:val="fr-BE"/>
+        </w:rPr>
+        <w:t>(config-router)</w:t>
+      </w:r>
+      <w:r>
+        <w:rPr>
+          <w:lang w:val="fr-BE"/>
+        </w:rPr>
+        <w:t xml:space="preserve"> </w:t>
+      </w:r>
+      <w:r>
+        <w:rPr>
+          <w:lang w:val="fr-BE"/>
+        </w:rPr>
+        <w:t xml:space="preserve">#area </w:t>
+      </w:r>
+      <w:r>
+        <w:rPr>
+          <w:lang w:val="fr-BE"/>
+        </w:rPr>
+        <w:t>5</w:t>
+      </w:r>
+      <w:r>
+        <w:rPr>
+          <w:lang w:val="fr-BE"/>
+        </w:rPr>
+        <w:t xml:space="preserve"> nssa</w:t>
       </w:r>
     </w:p>
     <w:p>
@@ -4322,244 +5342,16 @@
     </w:p>
     <w:p>
       <w:r>
-        <w:lastRenderedPageBreak/>
         <w:t>R1(config-router)</w:t>
       </w:r>
       <w:r>
         <w:t xml:space="preserve"> </w:t>
       </w:r>
       <w:r>
-        <w:t>#network 165.164.0.0 0.0.0.255 area 4</w:t>
-      </w:r>
-    </w:p>
-    <w:p>
-      <w:pPr>
-        <w:pStyle w:val="Titre2"/>
-      </w:pPr>
-      <w:r>
-        <w:t>Totally stubby area</w:t>
-      </w:r>
-    </w:p>
-    <w:p>
-      <w:r>
-        <w:t>R1</w:t>
-      </w:r>
-      <w:r>
-        <w:t xml:space="preserve"> </w:t>
-      </w:r>
-      <w:r>
-        <w:t>(config)</w:t>
-      </w:r>
-      <w:r>
-        <w:t xml:space="preserve"> </w:t>
-      </w:r>
-      <w:r>
-        <w:t>#router ospf 1</w:t>
-      </w:r>
-    </w:p>
-    <w:p>
-      <w:pPr>
-        <w:rPr>
-          <w:b/>
-          <w:bCs/>
-        </w:rPr>
-      </w:pPr>
-      <w:r>
-        <w:rPr>
-          <w:b/>
-          <w:bCs/>
-        </w:rPr>
-        <w:t>Sur le routeur ABR :</w:t>
-      </w:r>
-    </w:p>
-    <w:p>
-      <w:r>
-        <w:t xml:space="preserve">R1 (config-router) #area </w:t>
-      </w:r>
-      <w:r>
-        <w:t>3</w:t>
-      </w:r>
-      <w:r>
-        <w:t xml:space="preserve"> </w:t>
-      </w:r>
-      <w:r>
-        <w:t>stub no-summary</w:t>
-      </w:r>
-    </w:p>
-    <w:p>
-      <w:pPr>
-        <w:rPr>
-          <w:b/>
-          <w:bCs/>
-        </w:rPr>
-      </w:pPr>
-      <w:r>
-        <w:rPr>
-          <w:b/>
-          <w:bCs/>
-        </w:rPr>
-        <w:t>Sur le</w:t>
-      </w:r>
-      <w:r>
-        <w:rPr>
-          <w:b/>
-          <w:bCs/>
-        </w:rPr>
-        <w:t>s autres</w:t>
-      </w:r>
-      <w:r>
-        <w:rPr>
-          <w:b/>
-          <w:bCs/>
-        </w:rPr>
-        <w:t xml:space="preserve"> :</w:t>
-      </w:r>
-    </w:p>
-    <w:p>
-      <w:r>
-        <w:t xml:space="preserve">R1 (config-router) #area </w:t>
-      </w:r>
-      <w:r>
-        <w:t>3</w:t>
-      </w:r>
-      <w:r>
-        <w:t xml:space="preserve"> </w:t>
-      </w:r>
-      <w:r>
-        <w:t>stub</w:t>
-      </w:r>
-    </w:p>
-    <w:p>
-      <w:pPr>
-        <w:rPr>
-          <w:b/>
-          <w:bCs/>
-          <w:lang w:val="fr-BE"/>
-        </w:rPr>
-      </w:pPr>
-      <w:r>
-        <w:rPr>
-          <w:b/>
-          <w:bCs/>
-          <w:lang w:val="fr-BE"/>
-        </w:rPr>
-        <w:t>Assigner le réseau à la zone :</w:t>
-      </w:r>
-    </w:p>
-    <w:p>
-      <w:r>
-        <w:t>R1</w:t>
-      </w:r>
-      <w:r>
-        <w:t xml:space="preserve"> </w:t>
-      </w:r>
-      <w:r>
-        <w:t>(config-router)</w:t>
-      </w:r>
-      <w:r>
-        <w:t xml:space="preserve"> </w:t>
-      </w:r>
-      <w:r>
         <w:t xml:space="preserve">#network 165.164.0.0 0.0.0.255 area </w:t>
       </w:r>
       <w:r>
-        <w:t>3</w:t>
-      </w:r>
-    </w:p>
-    <w:p>
-      <w:pPr>
-        <w:pStyle w:val="Titre2"/>
-      </w:pPr>
-      <w:r>
-        <w:t>NSSA</w:t>
-      </w:r>
-      <w:r>
-        <w:t xml:space="preserve"> area</w:t>
-      </w:r>
-    </w:p>
-    <w:p>
-      <w:r>
-        <w:t>R1</w:t>
-      </w:r>
-      <w:r>
-        <w:t xml:space="preserve"> </w:t>
-      </w:r>
-      <w:r>
-        <w:t>(config)</w:t>
-      </w:r>
-      <w:r>
-        <w:t xml:space="preserve"> </w:t>
-      </w:r>
-      <w:r>
-        <w:t>#router ospf 1</w:t>
-      </w:r>
-    </w:p>
-    <w:p>
-      <w:pPr>
-        <w:rPr>
-          <w:b/>
-          <w:bCs/>
-          <w:lang w:val="fr-BE"/>
-        </w:rPr>
-      </w:pPr>
-      <w:r>
-        <w:rPr>
-          <w:b/>
-          <w:bCs/>
-          <w:lang w:val="fr-BE"/>
-        </w:rPr>
-        <w:t>Sur tous les routeurs de la zone :</w:t>
-      </w:r>
-    </w:p>
-    <w:p>
-      <w:r>
-        <w:t>R1</w:t>
-      </w:r>
-      <w:r>
-        <w:t xml:space="preserve"> </w:t>
-      </w:r>
-      <w:r>
-        <w:t>(config-router)</w:t>
-      </w:r>
-      <w:r>
-        <w:t xml:space="preserve"> </w:t>
-      </w:r>
-      <w:r>
-        <w:t>#area 4 nssa</w:t>
-      </w:r>
-    </w:p>
-    <w:p>
-      <w:pPr>
-        <w:rPr>
-          <w:b/>
-          <w:bCs/>
-          <w:lang w:val="fr-BE"/>
-        </w:rPr>
-      </w:pPr>
-      <w:r>
-        <w:rPr>
-          <w:b/>
-          <w:bCs/>
-          <w:lang w:val="fr-BE"/>
-        </w:rPr>
-        <w:t>Assigner le réseau à la zone :</w:t>
-      </w:r>
-    </w:p>
-    <w:p>
-      <w:r>
-        <w:t>R1</w:t>
-      </w:r>
-      <w:r>
-        <w:t xml:space="preserve"> </w:t>
-      </w:r>
-      <w:r>
-        <w:t>(config-router)</w:t>
-      </w:r>
-      <w:r>
-        <w:t xml:space="preserve"> </w:t>
-      </w:r>
-      <w:r>
-        <w:t>#network 165.164.0.0 0.0.0.255 area 4</w:t>
+        <w:t>5</w:t>
       </w:r>
     </w:p>
     <w:p>
@@ -4579,214 +5371,67 @@
     </w:p>
     <w:p>
       <w:r>
-        <w:t xml:space="preserve">R1 (config-router) #redistribute </w:t>
-      </w:r>
-      <w:r>
-        <w:t>(</w:t>
-      </w:r>
-      <w:r>
-        <w:t>eigrp 50</w:t>
-      </w:r>
-      <w:r>
-        <w:t>/rip subnets)</w:t>
-      </w:r>
-      <w:r>
-        <w:t xml:space="preserve"> metric … metric-type (1/2)</w:t>
-      </w:r>
-    </w:p>
-    <w:p>
-      <w:pPr>
-        <w:pStyle w:val="Titre2"/>
-      </w:pPr>
-      <w:r>
-        <w:t xml:space="preserve">Totally </w:t>
-      </w:r>
-      <w:r>
-        <w:t>NSSA area</w:t>
-      </w:r>
-    </w:p>
-    <w:p>
-      <w:r>
-        <w:t>R1</w:t>
-      </w:r>
-      <w:r>
-        <w:t xml:space="preserve"> </w:t>
-      </w:r>
-      <w:r>
-        <w:t>(config)</w:t>
-      </w:r>
-      <w:r>
-        <w:t xml:space="preserve"> </w:t>
-      </w:r>
-      <w:r>
-        <w:t>#router ospf 1</w:t>
-      </w:r>
-    </w:p>
-    <w:p>
-      <w:pPr>
-        <w:rPr>
-          <w:b/>
-          <w:bCs/>
-          <w:lang w:val="fr-BE"/>
-        </w:rPr>
-      </w:pPr>
-      <w:r>
-        <w:rPr>
-          <w:b/>
-          <w:bCs/>
-          <w:lang w:val="fr-BE"/>
-        </w:rPr>
-        <w:t>Sur le routeur ABR :</w:t>
-      </w:r>
-    </w:p>
-    <w:p>
-      <w:r>
-        <w:t>R1</w:t>
-      </w:r>
-      <w:r>
-        <w:t xml:space="preserve"> </w:t>
-      </w:r>
-      <w:r>
-        <w:t>(config-router)</w:t>
-      </w:r>
-      <w:r>
-        <w:t xml:space="preserve"> </w:t>
-      </w:r>
-      <w:r>
-        <w:t xml:space="preserve">#area </w:t>
-      </w:r>
-      <w:r>
-        <w:t>5</w:t>
-      </w:r>
-      <w:r>
-        <w:t xml:space="preserve"> </w:t>
-      </w:r>
-      <w:r>
-        <w:t>nssa</w:t>
-      </w:r>
-      <w:r>
-        <w:t xml:space="preserve"> no-summary</w:t>
-      </w:r>
-    </w:p>
-    <w:p>
-      <w:pPr>
-        <w:rPr>
-          <w:b/>
-          <w:bCs/>
-          <w:lang w:val="fr-BE"/>
-        </w:rPr>
-      </w:pPr>
-      <w:r>
-        <w:rPr>
-          <w:b/>
-          <w:bCs/>
-          <w:lang w:val="fr-BE"/>
-        </w:rPr>
-        <w:t>Sur les autres :</w:t>
-      </w:r>
-    </w:p>
-    <w:p>
-      <w:pPr>
-        <w:rPr>
-          <w:lang w:val="fr-BE"/>
-        </w:rPr>
-      </w:pPr>
-      <w:r>
-        <w:rPr>
-          <w:lang w:val="fr-BE"/>
-        </w:rPr>
-        <w:t>R1</w:t>
-      </w:r>
-      <w:r>
-        <w:rPr>
-          <w:lang w:val="fr-BE"/>
-        </w:rPr>
-        <w:t xml:space="preserve"> </w:t>
-      </w:r>
-      <w:r>
-        <w:rPr>
-          <w:lang w:val="fr-BE"/>
-        </w:rPr>
-        <w:t>(config-router)</w:t>
-      </w:r>
-      <w:r>
-        <w:rPr>
-          <w:lang w:val="fr-BE"/>
-        </w:rPr>
-        <w:t xml:space="preserve"> </w:t>
-      </w:r>
-      <w:r>
-        <w:rPr>
-          <w:lang w:val="fr-BE"/>
-        </w:rPr>
-        <w:t xml:space="preserve">#area </w:t>
-      </w:r>
-      <w:r>
-        <w:rPr>
-          <w:lang w:val="fr-BE"/>
-        </w:rPr>
-        <w:t>5</w:t>
-      </w:r>
-      <w:r>
-        <w:rPr>
-          <w:lang w:val="fr-BE"/>
-        </w:rPr>
-        <w:t xml:space="preserve"> nssa</w:t>
-      </w:r>
-    </w:p>
-    <w:p>
-      <w:pPr>
-        <w:rPr>
-          <w:b/>
-          <w:bCs/>
-          <w:lang w:val="fr-BE"/>
-        </w:rPr>
-      </w:pPr>
-      <w:r>
-        <w:rPr>
-          <w:b/>
-          <w:bCs/>
-          <w:lang w:val="fr-BE"/>
-        </w:rPr>
-        <w:t>Assigner le réseau à la zone :</w:t>
-      </w:r>
-    </w:p>
-    <w:p>
-      <w:r>
-        <w:t>R1(config-router)</w:t>
-      </w:r>
-      <w:r>
-        <w:t xml:space="preserve"> </w:t>
-      </w:r>
-      <w:r>
-        <w:t xml:space="preserve">#network 165.164.0.0 0.0.0.255 area </w:t>
-      </w:r>
-      <w:r>
-        <w:t>5</w:t>
-      </w:r>
-    </w:p>
-    <w:p>
-      <w:pPr>
-        <w:rPr>
-          <w:b/>
-          <w:bCs/>
-        </w:rPr>
-      </w:pPr>
-      <w:r>
-        <w:rPr>
-          <w:b/>
-          <w:bCs/>
-        </w:rPr>
-        <w:t>Sur le ASBR :</w:t>
-      </w:r>
-    </w:p>
-    <w:p>
-      <w:r>
         <w:t>R1 (config-router) #redistribute (eigrp 50/rip subnets) metric … metric-type (1/2)</w:t>
       </w:r>
     </w:p>
     <w:p>
-      <w:r>
+      <w:pPr>
+        <w:rPr>
+          <w:i/>
+          <w:iCs/>
+          <w:lang w:val="fr-BE"/>
+        </w:rPr>
+      </w:pPr>
+      <w:r>
+        <w:rPr>
+          <w:i/>
+          <w:iCs/>
+          <w:lang w:val="fr-BE"/>
+        </w:rPr>
+        <w:t xml:space="preserve">Comment : faire la même chose sur l’autre protocole donc par exemple dans le routeur eigrp mettre </w:t>
+      </w:r>
+      <w:r>
+        <w:rPr>
+          <w:i/>
+          <w:iCs/>
+          <w:lang w:val="fr-BE"/>
+        </w:rPr>
+        <w:t>« </w:t>
+      </w:r>
+      <w:r>
+        <w:rPr>
+          <w:i/>
+          <w:iCs/>
+          <w:lang w:val="fr-BE"/>
+        </w:rPr>
+        <w:t>redistribute ospf 1 metric 10000 100 255 1 1500</w:t>
+      </w:r>
+      <w:r>
+        <w:rPr>
+          <w:i/>
+          <w:iCs/>
+          <w:lang w:val="fr-BE"/>
+        </w:rPr>
+        <w:t> »</w:t>
+      </w:r>
+    </w:p>
+    <w:p>
+      <w:pPr>
+        <w:rPr>
+          <w:lang w:val="fr-BE"/>
+        </w:rPr>
+      </w:pPr>
+    </w:p>
+    <w:p>
+      <w:pPr>
+        <w:rPr>
+          <w:lang w:val="fr-BE"/>
+        </w:rPr>
+      </w:pPr>
+      <w:r>
+        <w:rPr>
+          <w:lang w:val="fr-BE"/>
+        </w:rPr>
         <w:br w:type="page"/>
       </w:r>
     </w:p>
@@ -4794,12 +5439,12 @@
       <w:pPr>
         <w:pStyle w:val="Titre1"/>
       </w:pPr>
-      <w:bookmarkStart w:id="17" w:name="_Toc223597183"/>
+      <w:bookmarkStart w:id="24" w:name="_Toc223795652"/>
       <w:r>
         <w:lastRenderedPageBreak/>
         <w:t>EIGRP Configuration</w:t>
       </w:r>
-      <w:bookmarkEnd w:id="17"/>
+      <w:bookmarkEnd w:id="24"/>
     </w:p>
     <w:p>
       <w:pPr>
@@ -4903,11 +5548,11 @@
       <w:pPr>
         <w:pStyle w:val="Titre2"/>
       </w:pPr>
-      <w:bookmarkStart w:id="18" w:name="_Toc223597184"/>
+      <w:bookmarkStart w:id="25" w:name="_Toc223795653"/>
       <w:r>
         <w:t>Key Configuration</w:t>
       </w:r>
-      <w:bookmarkEnd w:id="18"/>
+      <w:bookmarkEnd w:id="25"/>
     </w:p>
     <w:p>
       <w:r>
@@ -4967,7 +5612,7 @@
           <w:lang w:val="fr-BE"/>
         </w:rPr>
       </w:pPr>
-      <w:bookmarkStart w:id="19" w:name="_Toc223597185"/>
+      <w:bookmarkStart w:id="26" w:name="_Toc223795654"/>
       <w:r>
         <w:rPr>
           <w:lang w:val="fr-BE"/>
@@ -4980,7 +5625,7 @@
         </w:rPr>
         <w:t xml:space="preserve"> Configuration</w:t>
       </w:r>
-      <w:bookmarkEnd w:id="19"/>
+      <w:bookmarkEnd w:id="26"/>
     </w:p>
     <w:p>
       <w:pPr>
@@ -5448,14 +6093,14 @@
       <w:pPr>
         <w:pStyle w:val="Titre2"/>
       </w:pPr>
-      <w:bookmarkStart w:id="20" w:name="_Toc223597186"/>
+      <w:bookmarkStart w:id="27" w:name="_Toc223795655"/>
       <w:r>
         <w:t>IPv6</w:t>
       </w:r>
       <w:r>
         <w:t xml:space="preserve"> Configuration</w:t>
       </w:r>
-      <w:bookmarkEnd w:id="20"/>
+      <w:bookmarkEnd w:id="27"/>
     </w:p>
     <w:p>
       <w:pPr>
@@ -5482,12 +6127,14 @@
         <w:rPr>
           <w:b/>
           <w:bCs/>
-        </w:rPr>
-      </w:pPr>
-      <w:r>
-        <w:rPr>
-          <w:b/>
-          <w:bCs/>
+          <w:lang w:val="fr-BE"/>
+        </w:rPr>
+      </w:pPr>
+      <w:r>
+        <w:rPr>
+          <w:b/>
+          <w:bCs/>
+          <w:lang w:val="fr-BE"/>
         </w:rPr>
         <w:t>Configurer EIGRP :</w:t>
       </w:r>
@@ -5806,12 +6453,12 @@
       <w:pPr>
         <w:pStyle w:val="Titre2"/>
       </w:pPr>
-      <w:bookmarkStart w:id="21" w:name="_Toc223597187"/>
+      <w:bookmarkStart w:id="28" w:name="_Toc223795656"/>
       <w:r>
         <w:lastRenderedPageBreak/>
         <w:t>Named Configuration</w:t>
       </w:r>
-      <w:bookmarkEnd w:id="21"/>
+      <w:bookmarkEnd w:id="28"/>
     </w:p>
     <w:p>
       <w:r>
@@ -6634,7 +7281,7 @@
           <w:lang w:val="fr-BE"/>
         </w:rPr>
       </w:pPr>
-      <w:bookmarkStart w:id="22" w:name="_Toc223597188"/>
+      <w:bookmarkStart w:id="29" w:name="_Toc223795657"/>
       <w:r>
         <w:rPr>
           <w:lang w:val="fr-BE"/>
@@ -6642,7 +7289,7 @@
         <w:lastRenderedPageBreak/>
         <w:t>ACL Configuration</w:t>
       </w:r>
-      <w:bookmarkEnd w:id="22"/>
+      <w:bookmarkEnd w:id="29"/>
     </w:p>
     <w:p>
       <w:pPr>
@@ -6762,7 +7409,7 @@
         </w:rPr>
         <w:t>R1 (config-if) #ip access-group </w:t>
       </w:r>
-      <w:bookmarkStart w:id="23" w:name="_Hlk215728148"/>
+      <w:bookmarkStart w:id="30" w:name="_Hlk215728148"/>
       <w:r>
         <w:rPr>
           <w:lang w:val="en-US"/>
@@ -6797,7 +7444,7 @@
         </w:rPr>
         <w:t xml:space="preserve">} </w:t>
       </w:r>
-      <w:bookmarkEnd w:id="23"/>
+      <w:bookmarkEnd w:id="30"/>
       <w:r>
         <w:rPr>
           <w:lang w:val="en-US"/>
@@ -7022,11 +7669,11 @@
       <w:pPr>
         <w:pStyle w:val="Titre2"/>
       </w:pPr>
-      <w:bookmarkStart w:id="24" w:name="_Toc223597189"/>
+      <w:bookmarkStart w:id="31" w:name="_Toc223795658"/>
       <w:r>
         <w:t>Standard ACL</w:t>
       </w:r>
-      <w:bookmarkEnd w:id="24"/>
+      <w:bookmarkEnd w:id="31"/>
     </w:p>
     <w:p>
       <w:r>
@@ -7134,11 +7781,11 @@
           <w:tab w:val="left" w:pos="3240"/>
         </w:tabs>
       </w:pPr>
-      <w:bookmarkStart w:id="25" w:name="_Toc223597190"/>
+      <w:bookmarkStart w:id="32" w:name="_Toc223795659"/>
       <w:r>
         <w:t>Extended ACL</w:t>
       </w:r>
-      <w:bookmarkEnd w:id="25"/>
+      <w:bookmarkEnd w:id="32"/>
     </w:p>
     <w:p>
       <w:pPr>
@@ -7271,7 +7918,7 @@
           <w:lang w:val="fr-BE"/>
         </w:rPr>
       </w:pPr>
-      <w:bookmarkStart w:id="26" w:name="_Toc223597191"/>
+      <w:bookmarkStart w:id="33" w:name="_Toc223795660"/>
       <w:r>
         <w:rPr>
           <w:lang w:val="fr-BE"/>
@@ -7279,7 +7926,7 @@
         <w:lastRenderedPageBreak/>
         <w:t>NAT / PAT Configuration</w:t>
       </w:r>
-      <w:bookmarkEnd w:id="26"/>
+      <w:bookmarkEnd w:id="33"/>
     </w:p>
     <w:p>
       <w:pPr>
@@ -7338,14 +7985,14 @@
           <w:lang w:val="fr-BE"/>
         </w:rPr>
       </w:pPr>
-      <w:bookmarkStart w:id="27" w:name="_Toc223597192"/>
+      <w:bookmarkStart w:id="34" w:name="_Toc223795661"/>
       <w:r>
         <w:rPr>
           <w:lang w:val="fr-BE"/>
         </w:rPr>
         <w:t>Static NAT</w:t>
       </w:r>
-      <w:bookmarkEnd w:id="27"/>
+      <w:bookmarkEnd w:id="34"/>
     </w:p>
     <w:p>
       <w:pPr>
@@ -7473,14 +8120,14 @@
           <w:lang w:val="fr-BE"/>
         </w:rPr>
       </w:pPr>
-      <w:bookmarkStart w:id="28" w:name="_Toc223597193"/>
+      <w:bookmarkStart w:id="35" w:name="_Toc223795662"/>
       <w:r>
         <w:rPr>
           <w:lang w:val="fr-BE"/>
         </w:rPr>
         <w:t>Dynamic NAT</w:t>
       </w:r>
-      <w:bookmarkEnd w:id="28"/>
+      <w:bookmarkEnd w:id="35"/>
     </w:p>
     <w:p>
       <w:pPr>
@@ -7634,7 +8281,7 @@
           <w:lang w:val="fr-BE"/>
         </w:rPr>
       </w:pPr>
-      <w:bookmarkStart w:id="29" w:name="_Toc223597194"/>
+      <w:bookmarkStart w:id="36" w:name="_Toc223795663"/>
       <w:r>
         <w:rPr>
           <w:lang w:val="fr-BE"/>
@@ -7642,7 +8289,7 @@
         <w:lastRenderedPageBreak/>
         <w:t>PAT</w:t>
       </w:r>
-      <w:bookmarkEnd w:id="29"/>
+      <w:bookmarkEnd w:id="36"/>
     </w:p>
     <w:p>
       <w:pPr>
@@ -7856,12 +8503,12 @@
       <w:pPr>
         <w:pStyle w:val="Titre1"/>
       </w:pPr>
-      <w:bookmarkStart w:id="30" w:name="_Toc223597195"/>
+      <w:bookmarkStart w:id="37" w:name="_Toc223795664"/>
       <w:r>
         <w:lastRenderedPageBreak/>
         <w:t>CDP Configuration</w:t>
       </w:r>
-      <w:bookmarkEnd w:id="30"/>
+      <w:bookmarkEnd w:id="37"/>
     </w:p>
     <w:p>
       <w:r>
@@ -7995,11 +8642,11 @@
       <w:pPr>
         <w:pStyle w:val="Titre1"/>
       </w:pPr>
-      <w:bookmarkStart w:id="31" w:name="_Toc223597196"/>
+      <w:bookmarkStart w:id="38" w:name="_Toc223795665"/>
       <w:r>
         <w:t>LLDP Configuration</w:t>
       </w:r>
-      <w:bookmarkEnd w:id="31"/>
+      <w:bookmarkEnd w:id="38"/>
     </w:p>
     <w:p>
       <w:r>
@@ -8154,11 +8801,11 @@
       <w:pPr>
         <w:pStyle w:val="Titre1"/>
       </w:pPr>
-      <w:bookmarkStart w:id="32" w:name="_Toc223597197"/>
+      <w:bookmarkStart w:id="39" w:name="_Toc223795666"/>
       <w:r>
         <w:t>NTP Configuration</w:t>
       </w:r>
-      <w:bookmarkEnd w:id="32"/>
+      <w:bookmarkEnd w:id="39"/>
     </w:p>
     <w:p>
       <w:r>
@@ -8228,12 +8875,12 @@
       <w:pPr>
         <w:pStyle w:val="Titre1"/>
       </w:pPr>
-      <w:bookmarkStart w:id="33" w:name="_Toc223597198"/>
+      <w:bookmarkStart w:id="40" w:name="_Toc223795667"/>
       <w:r>
         <w:lastRenderedPageBreak/>
         <w:t>DHCP Configuration</w:t>
       </w:r>
-      <w:bookmarkEnd w:id="33"/>
+      <w:bookmarkEnd w:id="40"/>
     </w:p>
     <w:p>
       <w:r>
@@ -8263,14 +8910,14 @@
           <w:lang w:val="fr-BE"/>
         </w:rPr>
       </w:pPr>
-      <w:bookmarkStart w:id="34" w:name="_Toc223597199"/>
+      <w:bookmarkStart w:id="41" w:name="_Toc223795668"/>
       <w:r>
         <w:rPr>
           <w:lang w:val="fr-BE"/>
         </w:rPr>
         <w:t>DCHPv4</w:t>
       </w:r>
-      <w:bookmarkEnd w:id="34"/>
+      <w:bookmarkEnd w:id="41"/>
     </w:p>
     <w:p>
       <w:pPr>
@@ -8633,12 +9280,12 @@
       <w:pPr>
         <w:pStyle w:val="Titre2"/>
       </w:pPr>
-      <w:bookmarkStart w:id="35" w:name="_Toc223597200"/>
+      <w:bookmarkStart w:id="42" w:name="_Toc223795669"/>
       <w:r>
         <w:lastRenderedPageBreak/>
         <w:t>DHCPv6 Stateless</w:t>
       </w:r>
-      <w:bookmarkEnd w:id="35"/>
+      <w:bookmarkEnd w:id="42"/>
     </w:p>
     <w:p>
       <w:r>
@@ -8763,12 +9410,28 @@
       </w:r>
     </w:p>
     <w:p>
-      <w:r>
+      <w:pPr>
+        <w:rPr>
+          <w:lang w:val="fr-BE"/>
+        </w:rPr>
+      </w:pPr>
+      <w:r>
+        <w:rPr>
+          <w:lang w:val="fr-BE"/>
+        </w:rPr>
         <w:t>R1 (config-dhcpv6) #dns-server 2001:db8:acad:1::254</w:t>
       </w:r>
     </w:p>
     <w:p>
-      <w:r>
+      <w:pPr>
+        <w:rPr>
+          <w:lang w:val="fr-BE"/>
+        </w:rPr>
+      </w:pPr>
+      <w:r>
+        <w:rPr>
+          <w:lang w:val="fr-BE"/>
+        </w:rPr>
         <w:t>R1 (config-dhcpv6) #domain-name example.com</w:t>
       </w:r>
     </w:p>
@@ -8952,12 +9615,12 @@
       <w:pPr>
         <w:pStyle w:val="Titre2"/>
       </w:pPr>
-      <w:bookmarkStart w:id="36" w:name="_Toc223597201"/>
+      <w:bookmarkStart w:id="43" w:name="_Toc223795670"/>
       <w:r>
         <w:lastRenderedPageBreak/>
         <w:t>DHCPv6 Statefull</w:t>
       </w:r>
-      <w:bookmarkEnd w:id="36"/>
+      <w:bookmarkEnd w:id="43"/>
     </w:p>
     <w:p>
       <w:r>
@@ -9866,7 +10529,7 @@
   <w:style w:type="paragraph" w:default="1" w:styleId="Normal">
     <w:name w:val="Normal"/>
     <w:qFormat/>
-    <w:rsid w:val="008B6C5D"/>
+    <w:rsid w:val="00880838"/>
     <w:rPr>
       <w:lang w:val="en-GB"/>
     </w:rPr>
